--- a/Fase 2/Evidencias Grupales/INFORME FINAL PROYECTO APT (avance 4).docx
+++ b/Fase 2/Evidencias Grupales/INFORME FINAL PROYECTO APT (avance 4).docx
@@ -10781,6 +10781,84 @@
         <w:t>:</w:t>
       </w:r>
     </w:p>
+    <w:p/>
+    <w:p>
+      <w:r>
+        <w:drawing>
+          <wp:inline distT="0" distB="0" distL="0" distR="0" wp14:anchorId="47A8233F" wp14:editId="7078DC07">
+            <wp:extent cx="5612130" cy="1765300"/>
+            <wp:effectExtent l="152400" t="152400" r="369570" b="539750"/>
+            <wp:docPr id="5" name="Imagen 4" descr="Diagrama&#10;&#10;El contenido generado por IA puede ser incorrecto.">
+              <a:extLst xmlns:a="http://schemas.openxmlformats.org/drawingml/2006/main">
+                <a:ext uri="{FF2B5EF4-FFF2-40B4-BE49-F238E27FC236}">
+                  <a16:creationId xmlns:a16="http://schemas.microsoft.com/office/drawing/2014/main" id="{95B4354C-648A-673B-B0CF-A5148EFAA35B}"/>
+                </a:ext>
+              </a:extLst>
+            </wp:docPr>
+            <wp:cNvGraphicFramePr>
+              <a:graphicFrameLocks xmlns:a="http://schemas.openxmlformats.org/drawingml/2006/main" noChangeAspect="1"/>
+            </wp:cNvGraphicFramePr>
+            <a:graphic xmlns:a="http://schemas.openxmlformats.org/drawingml/2006/main">
+              <a:graphicData uri="http://schemas.openxmlformats.org/drawingml/2006/picture">
+                <pic:pic xmlns:pic="http://schemas.openxmlformats.org/drawingml/2006/picture">
+                  <pic:nvPicPr>
+                    <pic:cNvPr id="5" name="Imagen 4" descr="Diagrama&#10;&#10;El contenido generado por IA puede ser incorrecto.">
+                      <a:extLst>
+                        <a:ext uri="{FF2B5EF4-FFF2-40B4-BE49-F238E27FC236}">
+                          <a16:creationId xmlns:a16="http://schemas.microsoft.com/office/drawing/2014/main" id="{95B4354C-648A-673B-B0CF-A5148EFAA35B}"/>
+                        </a:ext>
+                      </a:extLst>
+                    </pic:cNvPr>
+                    <pic:cNvPicPr>
+                      <a:picLocks noChangeAspect="1"/>
+                    </pic:cNvPicPr>
+                  </pic:nvPicPr>
+                  <pic:blipFill>
+                    <a:blip r:embed="rId7">
+                      <a:extLst>
+                        <a:ext uri="{BEBA8EAE-BF5A-486C-A8C5-ECC9F3942E4B}">
+                          <a14:imgProps xmlns:a14="http://schemas.microsoft.com/office/drawing/2010/main">
+                            <a14:imgLayer r:embed="rId8">
+                              <a14:imgEffect>
+                                <a14:colorTemperature colorTemp="7200"/>
+                              </a14:imgEffect>
+                            </a14:imgLayer>
+                          </a14:imgProps>
+                        </a:ext>
+                      </a:extLst>
+                    </a:blip>
+                    <a:stretch>
+                      <a:fillRect/>
+                    </a:stretch>
+                  </pic:blipFill>
+                  <pic:spPr>
+                    <a:xfrm>
+                      <a:off x="0" y="0"/>
+                      <a:ext cx="5612130" cy="1765300"/>
+                    </a:xfrm>
+                    <a:prstGeom prst="rect">
+                      <a:avLst/>
+                    </a:prstGeom>
+                    <a:ln>
+                      <a:noFill/>
+                    </a:ln>
+                    <a:effectLst>
+                      <a:outerShdw blurRad="292100" dist="139700" dir="2700000" algn="tl" rotWithShape="0">
+                        <a:srgbClr val="333333">
+                          <a:alpha val="65000"/>
+                        </a:srgbClr>
+                      </a:outerShdw>
+                      <a:reflection blurRad="25400" stA="20000" endPos="39000" dir="5400000" sy="-100000" algn="bl" rotWithShape="0"/>
+                    </a:effectLst>
+                  </pic:spPr>
+                </pic:pic>
+              </a:graphicData>
+            </a:graphic>
+          </wp:inline>
+        </w:drawing>
+      </w:r>
+    </w:p>
+    <w:p/>
     <w:p>
       <w:r>
         <w:t xml:space="preserve">- </w:t>
@@ -11135,7 +11213,6 @@
     </w:p>
     <w:p>
       <w:r>
-        <w:lastRenderedPageBreak/>
         <w:t>})</w:t>
       </w:r>
     </w:p>
@@ -11367,6 +11444,7 @@
     </w:p>
     <w:p>
       <w:r>
+        <w:lastRenderedPageBreak/>
         <w:t>- Políticas RLS: Cada usuario solo ve sus datos</w:t>
       </w:r>
     </w:p>
@@ -11519,290 +11597,290 @@
     </w:p>
     <w:p>
       <w:r>
+        <w:t xml:space="preserve">  </w:t>
+      </w:r>
+      <w:proofErr w:type="gramStart"/>
+      <w:r>
+        <w:t>.subscribe</w:t>
+      </w:r>
+      <w:proofErr w:type="gramEnd"/>
+      <w:r>
+        <w:t>()</w:t>
+      </w:r>
+    </w:p>
+    <w:p>
+      <w:r>
+        <w:t>```</w:t>
+      </w:r>
+    </w:p>
+    <w:p/>
+    <w:p>
+      <w:r>
+        <w:t>Módulo Gestión de Metas:</w:t>
+      </w:r>
+    </w:p>
+    <w:p>
+      <w:r>
+        <w:t>- Formulario intuitivo para definición de parámetros deportivos</w:t>
+      </w:r>
+    </w:p>
+    <w:p>
+      <w:r>
+        <w:t>- Validación de coherencia entre tiempos actuales y objetivos</w:t>
+      </w:r>
+    </w:p>
+    <w:p>
+      <w:r>
+        <w:t>- Historial de metas con estados (activa, completada, archivada)</w:t>
+      </w:r>
+    </w:p>
+    <w:p>
+      <w:r>
+        <w:t>- Edición y eliminación con confirmaciones de seguridad</w:t>
+      </w:r>
+    </w:p>
+    <w:p/>
+    <w:p>
+      <w:r>
+        <w:t>Módulo Generación IA:</w:t>
+      </w:r>
+    </w:p>
+    <w:p>
+      <w:r>
+        <w:t xml:space="preserve">- Integración completa con </w:t>
+      </w:r>
+      <w:proofErr w:type="spellStart"/>
+      <w:r>
+        <w:t>Ollama</w:t>
+      </w:r>
+      <w:proofErr w:type="spellEnd"/>
+      <w:r>
+        <w:t xml:space="preserve"> mediante API </w:t>
+      </w:r>
+      <w:proofErr w:type="spellStart"/>
+      <w:r>
+        <w:t>OpenAI</w:t>
+      </w:r>
+      <w:proofErr w:type="spellEnd"/>
+      <w:r>
+        <w:t>-compatible</w:t>
+      </w:r>
+    </w:p>
+    <w:p>
+      <w:r>
+        <w:t xml:space="preserve">- </w:t>
+      </w:r>
+      <w:proofErr w:type="spellStart"/>
+      <w:r>
+        <w:t>Workers</w:t>
+      </w:r>
+      <w:proofErr w:type="spellEnd"/>
+      <w:r>
+        <w:t xml:space="preserve"> asíncronos para procesamiento sin bloqueo</w:t>
+      </w:r>
+    </w:p>
+    <w:p>
+      <w:r>
+        <w:t xml:space="preserve">- Validación robusta con esquemas </w:t>
+      </w:r>
+      <w:proofErr w:type="spellStart"/>
+      <w:r>
+        <w:t>Pydantic</w:t>
+      </w:r>
+      <w:proofErr w:type="spellEnd"/>
+    </w:p>
+    <w:p>
+      <w:r>
+        <w:t>- Seguimiento en tiempo real del estado de generación</w:t>
+      </w:r>
+    </w:p>
+    <w:p>
+      <w:r>
+        <w:t>- Manejo de errores y reintentos automáticos</w:t>
+      </w:r>
+    </w:p>
+    <w:p/>
+    <w:p>
+      <w:r>
         <w:lastRenderedPageBreak/>
-        <w:t xml:space="preserve">  </w:t>
-      </w:r>
-      <w:proofErr w:type="gramStart"/>
-      <w:r>
-        <w:t>.subscribe</w:t>
-      </w:r>
-      <w:proofErr w:type="gramEnd"/>
-      <w:r>
-        <w:t>()</w:t>
-      </w:r>
-    </w:p>
-    <w:p>
-      <w:r>
-        <w:t>```</w:t>
+        <w:t>Módulo Registro de Sesiones:</w:t>
+      </w:r>
+    </w:p>
+    <w:p>
+      <w:r>
+        <w:t>- Formulario completo para métricas de entrenamiento</w:t>
+      </w:r>
+    </w:p>
+    <w:p>
+      <w:r>
+        <w:t>- Almacenamiento local en SQLite para modo offline</w:t>
+      </w:r>
+    </w:p>
+    <w:p>
+      <w:r>
+        <w:t>- Sincronización automática al recuperar conectividad</w:t>
+      </w:r>
+    </w:p>
+    <w:p>
+      <w:r>
+        <w:t>- Validación de campos obligatorios y rangos válidos</w:t>
       </w:r>
     </w:p>
     <w:p/>
     <w:p>
       <w:r>
-        <w:t>Módulo Gestión de Metas:</w:t>
-      </w:r>
-    </w:p>
-    <w:p>
-      <w:r>
-        <w:t>- Formulario intuitivo para definición de parámetros deportivos</w:t>
-      </w:r>
-    </w:p>
-    <w:p>
-      <w:r>
-        <w:t>- Validación de coherencia entre tiempos actuales y objetivos</w:t>
-      </w:r>
-    </w:p>
-    <w:p>
-      <w:r>
-        <w:t>- Historial de metas con estados (activa, completada, archivada)</w:t>
-      </w:r>
-    </w:p>
-    <w:p>
-      <w:r>
-        <w:t>- Edición y eliminación con confirmaciones de seguridad</w:t>
+        <w:t>Módulo Visualización de Progreso:</w:t>
+      </w:r>
+    </w:p>
+    <w:p>
+      <w:r>
+        <w:t xml:space="preserve">- Gráficos interactivos con </w:t>
+      </w:r>
+      <w:proofErr w:type="spellStart"/>
+      <w:r>
+        <w:t>Victory</w:t>
+      </w:r>
+      <w:proofErr w:type="spellEnd"/>
+      <w:r>
+        <w:t xml:space="preserve"> Native</w:t>
+      </w:r>
+    </w:p>
+    <w:p>
+      <w:r>
+        <w:t>- Vistas comparativas (actual vs. objetivo)</w:t>
+      </w:r>
+    </w:p>
+    <w:p>
+      <w:r>
+        <w:t>- Reportes de adherencia y tendencias</w:t>
+      </w:r>
+    </w:p>
+    <w:p>
+      <w:r>
+        <w:t>- Cache local para visualización offline</w:t>
       </w:r>
     </w:p>
     <w:p/>
     <w:p>
       <w:r>
-        <w:t>Módulo Generación IA:</w:t>
-      </w:r>
-    </w:p>
-    <w:p>
-      <w:r>
-        <w:t xml:space="preserve">- Integración completa con </w:t>
+        <w:t xml:space="preserve"> V.- TESTING DEL SOFTWARE</w:t>
+      </w:r>
+    </w:p>
+    <w:p/>
+    <w:p>
+      <w:r>
+        <w:t xml:space="preserve"> 1. Plan de Pruebas y Escenarios de Prueba</w:t>
+      </w:r>
+    </w:p>
+    <w:p/>
+    <w:p>
+      <w:r>
+        <w:t xml:space="preserve">Estrategia de </w:t>
       </w:r>
       <w:proofErr w:type="spellStart"/>
       <w:r>
-        <w:t>Ollama</w:t>
+        <w:t>Testing</w:t>
       </w:r>
       <w:proofErr w:type="spellEnd"/>
       <w:r>
-        <w:t xml:space="preserve"> mediante API </w:t>
+        <w:t xml:space="preserve"> Integral:</w:t>
+      </w:r>
+    </w:p>
+    <w:p>
+      <w:r>
+        <w:t xml:space="preserve">- Unitarias: Funciones individuales </w:t>
       </w:r>
       <w:proofErr w:type="spellStart"/>
       <w:r>
-        <w:t>OpenAI</w:t>
+        <w:t>backend</w:t>
       </w:r>
       <w:proofErr w:type="spellEnd"/>
       <w:r>
-        <w:t>-compatible</w:t>
-      </w:r>
-    </w:p>
-    <w:p>
-      <w:r>
-        <w:t xml:space="preserve">- </w:t>
+        <w:t xml:space="preserve"> y componentes </w:t>
       </w:r>
       <w:proofErr w:type="spellStart"/>
       <w:r>
-        <w:t>Workers</w:t>
+        <w:t>frontend</w:t>
       </w:r>
       <w:proofErr w:type="spellEnd"/>
-      <w:r>
-        <w:t xml:space="preserve"> asíncronos para procesamiento sin bloqueo</w:t>
-      </w:r>
-    </w:p>
-    <w:p>
-      <w:r>
-        <w:t xml:space="preserve">- Validación robusta con esquemas </w:t>
+    </w:p>
+    <w:p>
+      <w:r>
+        <w:t>- Integración: Comunicación entre microservicios y módulos</w:t>
+      </w:r>
+    </w:p>
+    <w:p>
+      <w:r>
+        <w:t>- Sistema: Flujos completos de usuario de extremo a extremo</w:t>
+      </w:r>
+    </w:p>
+    <w:p>
+      <w:r>
+        <w:t>- Aceptación: Validación con usuarios reales de clubes deportivos</w:t>
+      </w:r>
+    </w:p>
+    <w:p>
+      <w:r>
+        <w:t>- Rendimiento: Carga, estrés y latencia del sistema</w:t>
+      </w:r>
+    </w:p>
+    <w:p>
+      <w:r>
+        <w:t xml:space="preserve">- Seguridad: </w:t>
       </w:r>
       <w:proofErr w:type="spellStart"/>
       <w:r>
-        <w:t>Pydantic</w:t>
+        <w:t>Penetration</w:t>
       </w:r>
       <w:proofErr w:type="spellEnd"/>
-    </w:p>
-    <w:p>
-      <w:r>
-        <w:t>- Seguimiento en tiempo real del estado de generación</w:t>
-      </w:r>
-    </w:p>
-    <w:p>
-      <w:r>
-        <w:t>- Manejo de errores y reintentos automáticos</w:t>
+      <w:r>
+        <w:t xml:space="preserve"> </w:t>
+      </w:r>
+      <w:proofErr w:type="spellStart"/>
+      <w:r>
+        <w:t>testing</w:t>
+      </w:r>
+      <w:proofErr w:type="spellEnd"/>
+      <w:r>
+        <w:t xml:space="preserve"> y análisis de vulnerabilidades</w:t>
       </w:r>
     </w:p>
     <w:p/>
     <w:p>
       <w:r>
-        <w:t>Módulo Registro de Sesiones:</w:t>
-      </w:r>
-    </w:p>
-    <w:p>
-      <w:r>
-        <w:t>- Formulario completo para métricas de entrenamiento</w:t>
-      </w:r>
-    </w:p>
-    <w:p>
-      <w:r>
-        <w:t>- Almacenamiento local en SQLite para modo offline</w:t>
-      </w:r>
-    </w:p>
-    <w:p>
-      <w:r>
-        <w:t>- Sincronización automática al recuperar conectividad</w:t>
-      </w:r>
-    </w:p>
-    <w:p>
-      <w:r>
-        <w:t>- Validación de campos obligatorios y rangos válidos</w:t>
+        <w:t>Escenarios de Prueba Principales:</w:t>
       </w:r>
     </w:p>
     <w:p/>
     <w:p>
       <w:r>
-        <w:t>Módulo Visualización de Progreso:</w:t>
-      </w:r>
-    </w:p>
-    <w:p>
-      <w:r>
-        <w:t xml:space="preserve">- Gráficos interactivos con </w:t>
-      </w:r>
-      <w:proofErr w:type="spellStart"/>
-      <w:r>
-        <w:t>Victory</w:t>
-      </w:r>
-      <w:proofErr w:type="spellEnd"/>
-      <w:r>
-        <w:t xml:space="preserve"> Native</w:t>
-      </w:r>
-    </w:p>
-    <w:p>
-      <w:r>
-        <w:t>- Vistas comparativas (actual vs. objetivo)</w:t>
-      </w:r>
-    </w:p>
-    <w:p>
-      <w:r>
-        <w:t>- Reportes de adherencia y tendencias</w:t>
-      </w:r>
-    </w:p>
-    <w:p>
-      <w:r>
         <w:lastRenderedPageBreak/>
-        <w:t>- Cache local para visualización offline</w:t>
+        <w:t>Escenario 1: Registro y Autenticación</w:t>
+      </w:r>
+    </w:p>
+    <w:p>
+      <w:r>
+        <w:t>- Prueba: Registro nuevo usuario con credenciales válidas</w:t>
+      </w:r>
+    </w:p>
+    <w:p>
+      <w:r>
+        <w:t>- Datos: Email único, contraseña segura, nivel principiante</w:t>
+      </w:r>
+    </w:p>
+    <w:p>
+      <w:r>
+        <w:t>- Resultado Esperado: Usuario creado, sesión iniciada automáticamente</w:t>
+      </w:r>
+    </w:p>
+    <w:p>
+      <w:r>
+        <w:t>- Criterio Aceptación: Tokens JWT generados, registro en BD</w:t>
       </w:r>
     </w:p>
     <w:p/>
     <w:p>
       <w:r>
-        <w:t xml:space="preserve"> V.- TESTING DEL SOFTWARE</w:t>
-      </w:r>
-    </w:p>
-    <w:p/>
-    <w:p>
-      <w:r>
-        <w:t xml:space="preserve"> 1. Plan de Pruebas y Escenarios de Prueba</w:t>
-      </w:r>
-    </w:p>
-    <w:p/>
-    <w:p>
-      <w:r>
-        <w:t xml:space="preserve">Estrategia de </w:t>
-      </w:r>
-      <w:proofErr w:type="spellStart"/>
-      <w:r>
-        <w:t>Testing</w:t>
-      </w:r>
-      <w:proofErr w:type="spellEnd"/>
-      <w:r>
-        <w:t xml:space="preserve"> Integral:</w:t>
-      </w:r>
-    </w:p>
-    <w:p>
-      <w:r>
-        <w:t xml:space="preserve">- Unitarias: Funciones individuales </w:t>
-      </w:r>
-      <w:proofErr w:type="spellStart"/>
-      <w:r>
-        <w:t>backend</w:t>
-      </w:r>
-      <w:proofErr w:type="spellEnd"/>
-      <w:r>
-        <w:t xml:space="preserve"> y componentes </w:t>
-      </w:r>
-      <w:proofErr w:type="spellStart"/>
-      <w:r>
-        <w:t>frontend</w:t>
-      </w:r>
-      <w:proofErr w:type="spellEnd"/>
-    </w:p>
-    <w:p>
-      <w:r>
-        <w:t>- Integración: Comunicación entre microservicios y módulos</w:t>
-      </w:r>
-    </w:p>
-    <w:p>
-      <w:r>
-        <w:t>- Sistema: Flujos completos de usuario de extremo a extremo</w:t>
-      </w:r>
-    </w:p>
-    <w:p>
-      <w:r>
-        <w:t>- Aceptación: Validación con usuarios reales de clubes deportivos</w:t>
-      </w:r>
-    </w:p>
-    <w:p>
-      <w:r>
-        <w:t>- Rendimiento: Carga, estrés y latencia del sistema</w:t>
-      </w:r>
-    </w:p>
-    <w:p>
-      <w:r>
-        <w:t xml:space="preserve">- Seguridad: </w:t>
-      </w:r>
-      <w:proofErr w:type="spellStart"/>
-      <w:r>
-        <w:t>Penetration</w:t>
-      </w:r>
-      <w:proofErr w:type="spellEnd"/>
-      <w:r>
-        <w:t xml:space="preserve"> </w:t>
-      </w:r>
-      <w:proofErr w:type="spellStart"/>
-      <w:r>
-        <w:t>testing</w:t>
-      </w:r>
-      <w:proofErr w:type="spellEnd"/>
-      <w:r>
-        <w:t xml:space="preserve"> y análisis de vulnerabilidades</w:t>
-      </w:r>
-    </w:p>
-    <w:p/>
-    <w:p>
-      <w:r>
-        <w:t>Escenarios de Prueba Principales:</w:t>
-      </w:r>
-    </w:p>
-    <w:p/>
-    <w:p>
-      <w:r>
-        <w:t>Escenario 1: Registro y Autenticación</w:t>
-      </w:r>
-    </w:p>
-    <w:p>
-      <w:r>
-        <w:t>- Prueba: Registro nuevo usuario con credenciales válidas</w:t>
-      </w:r>
-    </w:p>
-    <w:p>
-      <w:r>
-        <w:t>- Datos: Email único, contraseña segura, nivel principiante</w:t>
-      </w:r>
-    </w:p>
-    <w:p>
-      <w:r>
-        <w:t>- Resultado Esperado: Usuario creado, sesión iniciada automáticamente</w:t>
-      </w:r>
-    </w:p>
-    <w:p>
-      <w:r>
-        <w:t>- Criterio Aceptación: Tokens JWT generados, registro en BD</w:t>
-      </w:r>
-    </w:p>
-    <w:p/>
-    <w:p>
-      <w:r>
         <w:t>Escenario 2: Generación Plan IA</w:t>
       </w:r>
     </w:p>
@@ -11823,7 +11901,6 @@
     </w:p>
     <w:p>
       <w:r>
-        <w:lastRenderedPageBreak/>
         <w:t>- Criterio Aceptación: JSON válido, asociado a meta, notificación enviada</w:t>
       </w:r>
     </w:p>
@@ -12519,7 +12596,7 @@
                 <w:lang w:eastAsia="es-CL"/>
                 <w14:ligatures w14:val="none"/>
               </w:rPr>
-              <w:t xml:space="preserve"> solicita nombre, correo electrónico, contraseña y nivel de experiencia. 3. El sistema valida los datos ingresados (formato y longitud mínima). 4. Si los datos son correctos, el sistema cifra la contraseña con Argon2. 5. La API crea el registro del usuario y genera un token JWT. 6. El usuario es redirigido a </w:t>
+              <w:t xml:space="preserve"> solicita nombre, correo electrónico, contraseña y </w:t>
             </w:r>
             <w:r>
               <w:rPr>
@@ -12532,7 +12609,7 @@
                 <w14:ligatures w14:val="none"/>
               </w:rPr>
               <w:lastRenderedPageBreak/>
-              <w:t>la pantalla principal con sesión iniciada.</w:t>
+              <w:t>nivel de experiencia. 3. El sistema valida los datos ingresados (formato y longitud mínima). 4. Si los datos son correctos, el sistema cifra la contraseña con Argon2. 5. La API crea el registro del usuario y genera un token JWT. 6. El usuario es redirigido a la pantalla principal con sesión iniciada.</w:t>
             </w:r>
           </w:p>
         </w:tc>
@@ -13468,6 +13545,18 @@
                 <w14:ligatures w14:val="none"/>
               </w:rPr>
               <w:br/>
+            </w:r>
+            <w:r>
+              <w:rPr>
+                <w:rFonts w:ascii="Segoe UI" w:eastAsia="Times New Roman" w:hAnsi="Segoe UI" w:cs="Segoe UI"/>
+                <w:color w:val="0F1115"/>
+                <w:kern w:val="0"/>
+                <w:sz w:val="18"/>
+                <w:szCs w:val="18"/>
+                <w:lang w:eastAsia="es-CL"/>
+                <w14:ligatures w14:val="none"/>
+              </w:rPr>
+              <w:lastRenderedPageBreak/>
               <w:t>4. Token se almacena localmente.</w:t>
             </w:r>
             <w:r>
@@ -13548,6 +13637,7 @@
                 <w:lang w:eastAsia="es-CL"/>
                 <w14:ligatures w14:val="none"/>
               </w:rPr>
+              <w:lastRenderedPageBreak/>
               <w:t>1. Autenticación falla: mensaje error.</w:t>
             </w:r>
             <w:r>
@@ -13856,20 +13946,7 @@
                 <w:lang w:eastAsia="es-CL"/>
                 <w14:ligatures w14:val="none"/>
               </w:rPr>
-              <w:t xml:space="preserve">1. El usuario selecciona "Nueva Meta". 2. Ingresa los parámetros: estilo, distancia, tiempo actual, objetivo y plazo. 3. El </w:t>
-            </w:r>
-            <w:r>
-              <w:rPr>
-                <w:rFonts w:ascii="Segoe UI" w:eastAsia="Times New Roman" w:hAnsi="Segoe UI" w:cs="Segoe UI"/>
-                <w:color w:val="0F1115"/>
-                <w:kern w:val="0"/>
-                <w:sz w:val="18"/>
-                <w:szCs w:val="18"/>
-                <w:lang w:eastAsia="es-CL"/>
-                <w14:ligatures w14:val="none"/>
-              </w:rPr>
-              <w:lastRenderedPageBreak/>
-              <w:t>sistema valida que los datos sean coherentes. 4. La API almacena la meta en la base de datos asociada al usuario. 5. El sistema confirma la creación y muestra la meta activa.</w:t>
+              <w:t>1. El usuario selecciona "Nueva Meta". 2. Ingresa los parámetros: estilo, distancia, tiempo actual, objetivo y plazo. 3. El sistema valida que los datos sean coherentes. 4. La API almacena la meta en la base de datos asociada al usuario. 5. El sistema confirma la creación y muestra la meta activa.</w:t>
             </w:r>
           </w:p>
         </w:tc>
@@ -13910,7 +13987,6 @@
                 <w:lang w:eastAsia="es-CL"/>
                 <w14:ligatures w14:val="none"/>
               </w:rPr>
-              <w:lastRenderedPageBreak/>
               <w:t>- Si falta algún campo obligatorio, el sistema solicita completarlo. - Si ocurre un error de validación, se muestra un mensaje descriptivo.</w:t>
             </w:r>
           </w:p>
@@ -14206,7 +14282,20 @@
                 <w:lang w:eastAsia="es-CL"/>
                 <w14:ligatures w14:val="none"/>
               </w:rPr>
-              <w:t>1. El usuario accede a la lista de metas activas. 2. Selecciona una meta y elige "Editar" o "Eliminar". 3. Si edita, el sistema muestra el formulario con datos previos. 4. Si elimina, se solicita confirmación antes de proceder. 5. La API actualiza o elimina el registro en PostgreSQL.</w:t>
+              <w:t xml:space="preserve">1. El usuario accede a la lista de metas activas. 2. Selecciona una meta y elige "Editar" o "Eliminar". 3. Si edita, el sistema muestra el formulario con datos previos. 4. Si elimina, se </w:t>
+            </w:r>
+            <w:r>
+              <w:rPr>
+                <w:rFonts w:ascii="Segoe UI" w:eastAsia="Times New Roman" w:hAnsi="Segoe UI" w:cs="Segoe UI"/>
+                <w:color w:val="0F1115"/>
+                <w:kern w:val="0"/>
+                <w:sz w:val="18"/>
+                <w:szCs w:val="18"/>
+                <w:lang w:eastAsia="es-CL"/>
+                <w14:ligatures w14:val="none"/>
+              </w:rPr>
+              <w:lastRenderedPageBreak/>
+              <w:t>solicita confirmación antes de proceder. 5. La API actualiza o elimina el registro en PostgreSQL.</w:t>
             </w:r>
           </w:p>
         </w:tc>
@@ -14247,6 +14336,7 @@
                 <w:lang w:eastAsia="es-CL"/>
                 <w14:ligatures w14:val="none"/>
               </w:rPr>
+              <w:lastRenderedPageBreak/>
               <w:t>- Si la meta ya tiene planes generados, se impide eliminarla directamente.</w:t>
             </w:r>
           </w:p>
@@ -14542,20 +14632,7 @@
                 <w:lang w:eastAsia="es-CL"/>
                 <w14:ligatures w14:val="none"/>
               </w:rPr>
-              <w:t xml:space="preserve">1. El usuario selecciona una meta y elige "Generar Plan". 2. La API envía una tarea a Redis con los datos del </w:t>
-            </w:r>
-            <w:r>
-              <w:rPr>
-                <w:rFonts w:ascii="Segoe UI" w:eastAsia="Times New Roman" w:hAnsi="Segoe UI" w:cs="Segoe UI"/>
-                <w:color w:val="0F1115"/>
-                <w:kern w:val="0"/>
-                <w:sz w:val="18"/>
-                <w:szCs w:val="18"/>
-                <w:lang w:eastAsia="es-CL"/>
-                <w14:ligatures w14:val="none"/>
-              </w:rPr>
-              <w:lastRenderedPageBreak/>
-              <w:t xml:space="preserve">usuario y meta. 3. El </w:t>
+              <w:t xml:space="preserve">1. El usuario selecciona una meta y elige "Generar Plan". 2. La API envía una tarea a Redis con los datos del usuario y meta. 3. El </w:t>
             </w:r>
             <w:proofErr w:type="spellStart"/>
             <w:r>
@@ -14726,7 +14803,6 @@
                 <w:lang w:eastAsia="es-CL"/>
                 <w14:ligatures w14:val="none"/>
               </w:rPr>
-              <w:lastRenderedPageBreak/>
               <w:t>- Si la IA no responde, la tarea queda en estado "error" y se puede reintentar.</w:t>
             </w:r>
           </w:p>
@@ -15113,6 +15189,7 @@
                 <w:lang w:eastAsia="es-CL"/>
                 <w14:ligatures w14:val="none"/>
               </w:rPr>
+              <w:lastRenderedPageBreak/>
               <w:t>queued</w:t>
             </w:r>
             <w:proofErr w:type="spellEnd"/>
@@ -15167,6 +15244,7 @@
                 <w:lang w:eastAsia="es-CL"/>
                 <w14:ligatures w14:val="none"/>
               </w:rPr>
+              <w:lastRenderedPageBreak/>
               <w:t>- Si ocurre un error, el sistema permite ejecutar nuevamente la generación.</w:t>
             </w:r>
           </w:p>
@@ -15462,20 +15540,7 @@
                 <w:lang w:eastAsia="es-CL"/>
                 <w14:ligatures w14:val="none"/>
               </w:rPr>
-              <w:t xml:space="preserve">1. El usuario selecciona la opción "Registrar sesión". 2. Completa los datos: fecha, distancia, tiempo, RPE y notas. 3. El </w:t>
-            </w:r>
-            <w:r>
-              <w:rPr>
-                <w:rFonts w:ascii="Segoe UI" w:eastAsia="Times New Roman" w:hAnsi="Segoe UI" w:cs="Segoe UI"/>
-                <w:color w:val="0F1115"/>
-                <w:kern w:val="0"/>
-                <w:sz w:val="18"/>
-                <w:szCs w:val="18"/>
-                <w:lang w:eastAsia="es-CL"/>
-                <w14:ligatures w14:val="none"/>
-              </w:rPr>
-              <w:lastRenderedPageBreak/>
-              <w:t>sistema valida los campos y almacena la sesión. 4. El usuario recibe confirmación de registro.</w:t>
+              <w:t>1. El usuario selecciona la opción "Registrar sesión". 2. Completa los datos: fecha, distancia, tiempo, RPE y notas. 3. El sistema valida los campos y almacena la sesión. 4. El usuario recibe confirmación de registro.</w:t>
             </w:r>
           </w:p>
         </w:tc>
@@ -15516,7 +15581,6 @@
                 <w:lang w:eastAsia="es-CL"/>
                 <w14:ligatures w14:val="none"/>
               </w:rPr>
-              <w:lastRenderedPageBreak/>
               <w:t xml:space="preserve">- Si el usuario no tiene conexión, la </w:t>
             </w:r>
             <w:proofErr w:type="gramStart"/>
@@ -15569,20 +15633,7 @@
                 <w:lang w:eastAsia="es-CL"/>
                 <w14:ligatures w14:val="none"/>
               </w:rPr>
-              <w:t xml:space="preserve"> </w:t>
-            </w:r>
-            <w:r>
-              <w:rPr>
-                <w:rFonts w:ascii="Segoe UI" w:eastAsia="Times New Roman" w:hAnsi="Segoe UI" w:cs="Segoe UI"/>
-                <w:color w:val="0F1115"/>
-                <w:kern w:val="0"/>
-                <w:sz w:val="18"/>
-                <w:szCs w:val="18"/>
-                <w:lang w:eastAsia="es-CL"/>
-                <w14:ligatures w14:val="none"/>
-              </w:rPr>
-              <w:lastRenderedPageBreak/>
-              <w:t>sincroniza con la API.</w:t>
+              <w:t xml:space="preserve"> sincroniza con la API.</w:t>
             </w:r>
           </w:p>
         </w:tc>
@@ -15623,7 +15674,6 @@
                 <w:lang w:eastAsia="es-CL"/>
                 <w14:ligatures w14:val="none"/>
               </w:rPr>
-              <w:lastRenderedPageBreak/>
               <w:t>La sesión queda registrada en la base o pendiente de sincronización.</w:t>
             </w:r>
           </w:p>
@@ -16158,7 +16208,20 @@
                 <w:lang w:eastAsia="es-CL"/>
                 <w14:ligatures w14:val="none"/>
               </w:rPr>
-              <w:t>Mostrar visualmente el progreso del usuario mediante gráficos</w:t>
+              <w:t xml:space="preserve">Mostrar visualmente el progreso del usuario </w:t>
+            </w:r>
+            <w:r>
+              <w:rPr>
+                <w:rFonts w:ascii="Segoe UI" w:eastAsia="Times New Roman" w:hAnsi="Segoe UI" w:cs="Segoe UI"/>
+                <w:color w:val="0F1115"/>
+                <w:kern w:val="0"/>
+                <w:sz w:val="18"/>
+                <w:szCs w:val="18"/>
+                <w:lang w:eastAsia="es-CL"/>
+                <w14:ligatures w14:val="none"/>
+              </w:rPr>
+              <w:lastRenderedPageBreak/>
+              <w:t>mediante gráficos</w:t>
             </w:r>
           </w:p>
         </w:tc>
@@ -16199,6 +16262,7 @@
                 <w:lang w:eastAsia="es-CL"/>
                 <w14:ligatures w14:val="none"/>
               </w:rPr>
+              <w:lastRenderedPageBreak/>
               <w:t>Deben existir datos de progreso registrados.</w:t>
             </w:r>
           </w:p>
@@ -16240,7 +16304,20 @@
                 <w:lang w:eastAsia="es-CL"/>
                 <w14:ligatures w14:val="none"/>
               </w:rPr>
-              <w:t xml:space="preserve">1. El usuario accede a la sección "Progreso". 2. La </w:t>
+              <w:t xml:space="preserve">1. El usuario accede a la sección "Progreso". </w:t>
+            </w:r>
+            <w:r>
+              <w:rPr>
+                <w:rFonts w:ascii="Segoe UI" w:eastAsia="Times New Roman" w:hAnsi="Segoe UI" w:cs="Segoe UI"/>
+                <w:color w:val="0F1115"/>
+                <w:kern w:val="0"/>
+                <w:sz w:val="18"/>
+                <w:szCs w:val="18"/>
+                <w:lang w:eastAsia="es-CL"/>
+                <w14:ligatures w14:val="none"/>
+              </w:rPr>
+              <w:lastRenderedPageBreak/>
+              <w:t xml:space="preserve">2. La </w:t>
             </w:r>
             <w:proofErr w:type="gramStart"/>
             <w:r>
@@ -16359,6 +16436,7 @@
                 <w:lang w:eastAsia="es-CL"/>
                 <w14:ligatures w14:val="none"/>
               </w:rPr>
+              <w:lastRenderedPageBreak/>
               <w:t>- Si no hay conexión, se usan los datos locales almacenados.</w:t>
             </w:r>
           </w:p>
@@ -16400,7 +16478,20 @@
                 <w:lang w:eastAsia="es-CL"/>
                 <w14:ligatures w14:val="none"/>
               </w:rPr>
-              <w:t>El usuario visualiza correctamente la evolución de su desempeño.</w:t>
+              <w:t xml:space="preserve">El usuario visualiza correctamente la evolución </w:t>
+            </w:r>
+            <w:r>
+              <w:rPr>
+                <w:rFonts w:ascii="Segoe UI" w:eastAsia="Times New Roman" w:hAnsi="Segoe UI" w:cs="Segoe UI"/>
+                <w:color w:val="0F1115"/>
+                <w:kern w:val="0"/>
+                <w:sz w:val="18"/>
+                <w:szCs w:val="18"/>
+                <w:lang w:eastAsia="es-CL"/>
+                <w14:ligatures w14:val="none"/>
+              </w:rPr>
+              <w:lastRenderedPageBreak/>
+              <w:t>de su desempeño.</w:t>
             </w:r>
           </w:p>
         </w:tc>
@@ -16449,7 +16540,6 @@
                 <w:lang w:eastAsia="es-CL"/>
                 <w14:ligatures w14:val="none"/>
               </w:rPr>
-              <w:lastRenderedPageBreak/>
               <w:t>CU-11</w:t>
             </w:r>
           </w:p>
@@ -16875,6 +16965,7 @@
     </w:p>
     <w:p>
       <w:r>
+        <w:lastRenderedPageBreak/>
         <w:t>- Cumplimiento de estándares de seguridad y privacidad de datos</w:t>
       </w:r>
     </w:p>
@@ -16914,161 +17005,161 @@
     </w:p>
     <w:p>
       <w:r>
+        <w:t xml:space="preserve">- El enfoque </w:t>
+      </w:r>
+      <w:proofErr w:type="spellStart"/>
+      <w:r>
+        <w:t>on</w:t>
+      </w:r>
+      <w:proofErr w:type="spellEnd"/>
+      <w:r>
+        <w:t>-premise ofrece ventajas competitivas en privacidad, pero desafíos en escalabilidad</w:t>
+      </w:r>
+    </w:p>
+    <w:p/>
+    <w:p>
+      <w:r>
+        <w:t>Trabajo Futuro:</w:t>
+      </w:r>
+    </w:p>
+    <w:p>
+      <w:r>
+        <w:t>- Expansión a otros deportes y mercados latinoamericanos</w:t>
+      </w:r>
+    </w:p>
+    <w:p>
+      <w:r>
+        <w:t xml:space="preserve">- Integración con </w:t>
+      </w:r>
+      <w:proofErr w:type="gramStart"/>
+      <w:r>
+        <w:t>wearables</w:t>
+      </w:r>
+      <w:proofErr w:type="gramEnd"/>
+      <w:r>
+        <w:t xml:space="preserve"> y dispositivos </w:t>
+      </w:r>
+      <w:proofErr w:type="spellStart"/>
+      <w:r>
+        <w:t>IoT</w:t>
+      </w:r>
+      <w:proofErr w:type="spellEnd"/>
+      <w:r>
+        <w:t xml:space="preserve"> deportivos</w:t>
+      </w:r>
+    </w:p>
+    <w:p>
+      <w:r>
+        <w:t>- Desarrollo de modelos de IA especializados en natación</w:t>
+      </w:r>
+    </w:p>
+    <w:p>
+      <w:r>
+        <w:t>- Implementación de programas B2B para clubes y federaciones</w:t>
+      </w:r>
+    </w:p>
+    <w:p/>
+    <w:p>
+      <w:r>
+        <w:t xml:space="preserve"> VII.- BIBLIOGRAFÍA</w:t>
+      </w:r>
+    </w:p>
+    <w:p/>
+    <w:p>
+      <w:r>
+        <w:t xml:space="preserve">1. Documentación oficial </w:t>
+      </w:r>
+      <w:proofErr w:type="spellStart"/>
+      <w:r>
+        <w:t>React</w:t>
+      </w:r>
+      <w:proofErr w:type="spellEnd"/>
+      <w:r>
+        <w:t xml:space="preserve"> Native - https://reactnative.dev/</w:t>
+      </w:r>
+    </w:p>
+    <w:p>
+      <w:r>
+        <w:t xml:space="preserve">2. Documentación </w:t>
+      </w:r>
+      <w:proofErr w:type="spellStart"/>
+      <w:r>
+        <w:t>FastAPI</w:t>
+      </w:r>
+      <w:proofErr w:type="spellEnd"/>
+      <w:r>
+        <w:t xml:space="preserve"> - https://fastapi.tiangolo.com/</w:t>
+      </w:r>
+    </w:p>
+    <w:p>
+      <w:r>
+        <w:t xml:space="preserve">3. PostgreSQL </w:t>
+      </w:r>
+      <w:proofErr w:type="spellStart"/>
+      <w:r>
+        <w:t>Documentation</w:t>
+      </w:r>
+      <w:proofErr w:type="spellEnd"/>
+      <w:r>
+        <w:t xml:space="preserve"> - https://www.postgresql.org/docs/</w:t>
+      </w:r>
+    </w:p>
+    <w:p>
+      <w:r>
+        <w:t xml:space="preserve">4. </w:t>
+      </w:r>
+      <w:proofErr w:type="spellStart"/>
+      <w:r>
+        <w:t>Ollama</w:t>
+      </w:r>
+      <w:proofErr w:type="spellEnd"/>
+      <w:r>
+        <w:t xml:space="preserve"> GitHub </w:t>
+      </w:r>
+      <w:proofErr w:type="spellStart"/>
+      <w:r>
+        <w:t>Repository</w:t>
+      </w:r>
+      <w:proofErr w:type="spellEnd"/>
+      <w:r>
+        <w:t xml:space="preserve"> - https://github.com/jmorganca/ollama</w:t>
+      </w:r>
+    </w:p>
+    <w:p>
+      <w:r>
+        <w:t>5. Estándares LGPD y GDPR protección de datos</w:t>
+      </w:r>
+    </w:p>
+    <w:p>
+      <w:r>
+        <w:t>6. Ley 19.628 sobre Protección de Datos Personales (Chile)</w:t>
+      </w:r>
+    </w:p>
+    <w:p>
+      <w:r>
+        <w:t>7. Mejores prácticas metodologías ágiles (Scrum, Kanban)</w:t>
+      </w:r>
+    </w:p>
+    <w:p>
+      <w:r>
+        <w:t>8. Referencias técnicas modelo Gemma3 - https://ai.google.dev/gemma</w:t>
+      </w:r>
+    </w:p>
+    <w:p>
+      <w:r>
         <w:lastRenderedPageBreak/>
-        <w:t xml:space="preserve">- El enfoque </w:t>
-      </w:r>
-      <w:proofErr w:type="spellStart"/>
-      <w:r>
-        <w:t>on</w:t>
-      </w:r>
-      <w:proofErr w:type="spellEnd"/>
-      <w:r>
-        <w:t>-premise ofrece ventajas competitivas en privacidad, pero desafíos en escalabilidad</w:t>
+        <w:t>9. Estándares WCAG 2.1 para accesibilidad web y móvil</w:t>
       </w:r>
     </w:p>
     <w:p/>
     <w:p>
       <w:r>
-        <w:t>Trabajo Futuro:</w:t>
-      </w:r>
-    </w:p>
-    <w:p>
-      <w:r>
-        <w:t>- Expansión a otros deportes y mercados latinoamericanos</w:t>
-      </w:r>
-    </w:p>
-    <w:p>
-      <w:r>
-        <w:t xml:space="preserve">- Integración con </w:t>
-      </w:r>
-      <w:proofErr w:type="gramStart"/>
-      <w:r>
-        <w:t>wearables</w:t>
-      </w:r>
-      <w:proofErr w:type="gramEnd"/>
-      <w:r>
-        <w:t xml:space="preserve"> y dispositivos </w:t>
-      </w:r>
-      <w:proofErr w:type="spellStart"/>
-      <w:r>
-        <w:t>IoT</w:t>
-      </w:r>
-      <w:proofErr w:type="spellEnd"/>
-      <w:r>
-        <w:t xml:space="preserve"> deportivos</w:t>
-      </w:r>
-    </w:p>
-    <w:p>
-      <w:r>
-        <w:t>- Desarrollo de modelos de IA especializados en natación</w:t>
-      </w:r>
-    </w:p>
-    <w:p>
-      <w:r>
-        <w:t>- Implementación de programas B2B para clubes y federaciones</w:t>
+        <w:t xml:space="preserve"> VIII.- ANEXOS</w:t>
       </w:r>
     </w:p>
     <w:p/>
     <w:p>
       <w:r>
-        <w:t xml:space="preserve"> VII.- BIBLIOGRAFÍA</w:t>
-      </w:r>
-    </w:p>
-    <w:p/>
-    <w:p>
-      <w:r>
-        <w:t xml:space="preserve">1. Documentación oficial </w:t>
-      </w:r>
-      <w:proofErr w:type="spellStart"/>
-      <w:r>
-        <w:t>React</w:t>
-      </w:r>
-      <w:proofErr w:type="spellEnd"/>
-      <w:r>
-        <w:t xml:space="preserve"> Native - https://reactnative.dev/</w:t>
-      </w:r>
-    </w:p>
-    <w:p>
-      <w:r>
-        <w:t xml:space="preserve">2. Documentación </w:t>
-      </w:r>
-      <w:proofErr w:type="spellStart"/>
-      <w:r>
-        <w:t>FastAPI</w:t>
-      </w:r>
-      <w:proofErr w:type="spellEnd"/>
-      <w:r>
-        <w:t xml:space="preserve"> - https://fastapi.tiangolo.com/</w:t>
-      </w:r>
-    </w:p>
-    <w:p>
-      <w:r>
-        <w:t xml:space="preserve">3. PostgreSQL </w:t>
-      </w:r>
-      <w:proofErr w:type="spellStart"/>
-      <w:r>
-        <w:t>Documentation</w:t>
-      </w:r>
-      <w:proofErr w:type="spellEnd"/>
-      <w:r>
-        <w:t xml:space="preserve"> - https://www.postgresql.org/docs/</w:t>
-      </w:r>
-    </w:p>
-    <w:p>
-      <w:r>
-        <w:t xml:space="preserve">4. </w:t>
-      </w:r>
-      <w:proofErr w:type="spellStart"/>
-      <w:r>
-        <w:t>Ollama</w:t>
-      </w:r>
-      <w:proofErr w:type="spellEnd"/>
-      <w:r>
-        <w:t xml:space="preserve"> GitHub </w:t>
-      </w:r>
-      <w:proofErr w:type="spellStart"/>
-      <w:r>
-        <w:t>Repository</w:t>
-      </w:r>
-      <w:proofErr w:type="spellEnd"/>
-      <w:r>
-        <w:t xml:space="preserve"> - https://github.com/jmorganca/ollama</w:t>
-      </w:r>
-    </w:p>
-    <w:p>
-      <w:r>
-        <w:t>5. Estándares LGPD y GDPR protección de datos</w:t>
-      </w:r>
-    </w:p>
-    <w:p>
-      <w:r>
-        <w:t>6. Ley 19.628 sobre Protección de Datos Personales (Chile)</w:t>
-      </w:r>
-    </w:p>
-    <w:p>
-      <w:r>
-        <w:t>7. Mejores prácticas metodologías ágiles (Scrum, Kanban)</w:t>
-      </w:r>
-    </w:p>
-    <w:p>
-      <w:r>
-        <w:t>8. Referencias técnicas modelo Gemma3 - https://ai.google.dev/gemma</w:t>
-      </w:r>
-    </w:p>
-    <w:p>
-      <w:r>
-        <w:t>9. Estándares WCAG 2.1 para accesibilidad web y móvil</w:t>
-      </w:r>
-    </w:p>
-    <w:p/>
-    <w:p>
-      <w:r>
-        <w:t xml:space="preserve"> VIII.- ANEXOS</w:t>
-      </w:r>
-    </w:p>
-    <w:p/>
-    <w:p>
-      <w:r>
         <w:t xml:space="preserve"> Anexo A: Diagramas UML Completos</w:t>
       </w:r>
     </w:p>
@@ -17084,7 +17175,6 @@
     </w:p>
     <w:p>
       <w:r>
-        <w:lastRenderedPageBreak/>
         <w:t>- Diagrama de clases completo</w:t>
       </w:r>
     </w:p>
@@ -17149,7 +17239,7 @@
                     </pic:cNvPicPr>
                   </pic:nvPicPr>
                   <pic:blipFill>
-                    <a:blip r:embed="rId7" cstate="print">
+                    <a:blip r:embed="rId9" cstate="print">
                       <a:extLst>
                         <a:ext uri="{28A0092B-C50C-407E-A947-70E740481C1C}">
                           <a14:useLocalDpi xmlns:a14="http://schemas.microsoft.com/office/drawing/2010/main" val="0"/>
@@ -17205,7 +17295,7 @@
                     </pic:cNvPicPr>
                   </pic:nvPicPr>
                   <pic:blipFill>
-                    <a:blip r:embed="rId8" cstate="print">
+                    <a:blip r:embed="rId10" cstate="print">
                       <a:extLst>
                         <a:ext uri="{28A0092B-C50C-407E-A947-70E740481C1C}">
                           <a14:useLocalDpi xmlns:a14="http://schemas.microsoft.com/office/drawing/2010/main" val="0"/>
@@ -17261,7 +17351,7 @@
                     </pic:cNvPicPr>
                   </pic:nvPicPr>
                   <pic:blipFill>
-                    <a:blip r:embed="rId9" cstate="print">
+                    <a:blip r:embed="rId11" cstate="print">
                       <a:extLst>
                         <a:ext uri="{28A0092B-C50C-407E-A947-70E740481C1C}">
                           <a14:useLocalDpi xmlns:a14="http://schemas.microsoft.com/office/drawing/2010/main" val="0"/>
@@ -17317,7 +17407,7 @@
                     </pic:cNvPicPr>
                   </pic:nvPicPr>
                   <pic:blipFill>
-                    <a:blip r:embed="rId10" cstate="print">
+                    <a:blip r:embed="rId12" cstate="print">
                       <a:extLst>
                         <a:ext uri="{28A0092B-C50C-407E-A947-70E740481C1C}">
                           <a14:useLocalDpi xmlns:a14="http://schemas.microsoft.com/office/drawing/2010/main" val="0"/>
@@ -17373,7 +17463,7 @@
                     </pic:cNvPicPr>
                   </pic:nvPicPr>
                   <pic:blipFill>
-                    <a:blip r:embed="rId11" cstate="print">
+                    <a:blip r:embed="rId13" cstate="print">
                       <a:extLst>
                         <a:ext uri="{28A0092B-C50C-407E-A947-70E740481C1C}">
                           <a14:useLocalDpi xmlns:a14="http://schemas.microsoft.com/office/drawing/2010/main" val="0"/>
@@ -17428,7 +17518,7 @@
                     </pic:cNvPicPr>
                   </pic:nvPicPr>
                   <pic:blipFill>
-                    <a:blip r:embed="rId12" cstate="print">
+                    <a:blip r:embed="rId14" cstate="print">
                       <a:extLst>
                         <a:ext uri="{28A0092B-C50C-407E-A947-70E740481C1C}">
                           <a14:useLocalDpi xmlns:a14="http://schemas.microsoft.com/office/drawing/2010/main" val="0"/>
@@ -17484,7 +17574,7 @@
                     </pic:cNvPicPr>
                   </pic:nvPicPr>
                   <pic:blipFill>
-                    <a:blip r:embed="rId13" cstate="print">
+                    <a:blip r:embed="rId15" cstate="print">
                       <a:extLst>
                         <a:ext uri="{28A0092B-C50C-407E-A947-70E740481C1C}">
                           <a14:useLocalDpi xmlns:a14="http://schemas.microsoft.com/office/drawing/2010/main" val="0"/>

--- a/Fase 2/Evidencias Grupales/INFORME FINAL PROYECTO APT (avance 4).docx
+++ b/Fase 2/Evidencias Grupales/INFORME FINAL PROYECTO APT (avance 4).docx
@@ -2971,13 +2971,8 @@
     </w:p>
     <w:p/>
     <w:p>
-      <w:proofErr w:type="spellStart"/>
-      <w:r>
-        <w:t>SmartSwim</w:t>
-      </w:r>
-      <w:proofErr w:type="spellEnd"/>
-      <w:r>
-        <w:t xml:space="preserve"> es una aplicación móvil innovadora que utiliza inteligencia artificial para generar planes de entrenamiento personalizados en natación. Este proyecto surge como respuesta a la falta de acceso a entrenamiento especializado para nadadores en Chile, combinando tecnologías emergentes con metodologías ágiles de desarrollo para democratizar el acceso a entrenamiento de calidad.</w:t>
+      <w:r>
+        <w:t>SmartSwim es una aplicación móvil innovadora que utiliza inteligencia artificial para generar planes de entrenamiento personalizados en natación. Este proyecto surge como respuesta a la falta de acceso a entrenamiento especializado para nadadores en Chile, combinando tecnologías emergentes con metodologías ágiles de desarrollo para democratizar el acceso a entrenamiento de calidad.</w:t>
       </w:r>
     </w:p>
     <w:p/>
@@ -3000,23 +2995,7 @@
     </w:p>
     <w:p>
       <w:r>
-        <w:t xml:space="preserve">El mercado de la natación en Chile presenta una brecha significativa en el acceso a entrenamiento personalizado. La mayoría de los nadadores, especialmente amateurs y deportistas de nivel intermedio, carecen de herramientas tecnológicas que optimicen su preparación. Las soluciones existentes son principalmente aplicaciones internacionales que no consideran las particularidades del mercado latinoamericano ni ofrecen la privacidad de datos que </w:t>
-      </w:r>
-      <w:proofErr w:type="spellStart"/>
-      <w:r>
-        <w:t>SmartSwim</w:t>
-      </w:r>
-      <w:proofErr w:type="spellEnd"/>
-      <w:r>
-        <w:t xml:space="preserve"> proporciona mediante su arquitectura </w:t>
-      </w:r>
-      <w:proofErr w:type="spellStart"/>
-      <w:r>
-        <w:t>on</w:t>
-      </w:r>
-      <w:proofErr w:type="spellEnd"/>
-      <w:r>
-        <w:t>-premise.</w:t>
+        <w:t>El mercado de la natación en Chile presenta una brecha significativa en el acceso a entrenamiento personalizado. La mayoría de los nadadores, especialmente amateurs y deportistas de nivel intermedio, carecen de herramientas tecnológicas que optimicen su preparación. Las soluciones existentes son principalmente aplicaciones internacionales que no consideran las particularidades del mercado latinoamericano ni ofrecen la privacidad de datos que SmartSwim proporciona mediante su arquitectura on-premise.</w:t>
       </w:r>
     </w:p>
     <w:p>
@@ -3198,15 +3177,7 @@
           </w:tcPr>
           <w:p>
             <w:r>
-              <w:t xml:space="preserve">- Arquitectura </w:t>
-            </w:r>
-            <w:proofErr w:type="spellStart"/>
-            <w:r>
-              <w:t>on</w:t>
-            </w:r>
-            <w:proofErr w:type="spellEnd"/>
-            <w:r>
-              <w:t>-premise (mayor seguridad)</w:t>
+              <w:t>- Arquitectura on-premise (mayor seguridad)</w:t>
             </w:r>
           </w:p>
         </w:tc>
@@ -3244,7 +3215,13 @@
           </w:tcPr>
           <w:p>
             <w:r>
-              <w:t>- Integración IA local con modelo Gemma3 en español</w:t>
+              <w:t xml:space="preserve">- Integración IA local con modelo </w:t>
+            </w:r>
+            <w:r>
+              <w:t>Gemini-2.5-flash</w:t>
+            </w:r>
+            <w:r>
+              <w:t xml:space="preserve"> en español</w:t>
             </w:r>
           </w:p>
         </w:tc>
@@ -3282,31 +3259,7 @@
           </w:tcPr>
           <w:p>
             <w:r>
-              <w:t xml:space="preserve">- </w:t>
-            </w:r>
-            <w:proofErr w:type="spellStart"/>
-            <w:r>
-              <w:t>Stack</w:t>
-            </w:r>
-            <w:proofErr w:type="spellEnd"/>
-            <w:r>
-              <w:t xml:space="preserve"> tecnológico moderno (</w:t>
-            </w:r>
-            <w:proofErr w:type="spellStart"/>
-            <w:r>
-              <w:t>React</w:t>
-            </w:r>
-            <w:proofErr w:type="spellEnd"/>
-            <w:r>
-              <w:t xml:space="preserve"> Native + </w:t>
-            </w:r>
-            <w:proofErr w:type="spellStart"/>
-            <w:r>
-              <w:t>FastAPI</w:t>
-            </w:r>
-            <w:proofErr w:type="spellEnd"/>
-            <w:r>
-              <w:t>)</w:t>
+              <w:t>- Stack tecnológico moderno (React Native + FastAPI)</w:t>
             </w:r>
           </w:p>
         </w:tc>
@@ -3450,13 +3403,8 @@
           </w:tcPr>
           <w:p>
             <w:r>
-              <w:t xml:space="preserve">- Integración con </w:t>
-            </w:r>
-            <w:proofErr w:type="gramStart"/>
-            <w:r>
-              <w:t>wearables</w:t>
-            </w:r>
-            <w:proofErr w:type="gramEnd"/>
+              <w:t>- Integración con wearables</w:t>
+            </w:r>
           </w:p>
         </w:tc>
       </w:tr>
@@ -3493,15 +3441,7 @@
           </w:tcPr>
           <w:p>
             <w:r>
-              <w:t xml:space="preserve">- Machine </w:t>
-            </w:r>
-            <w:proofErr w:type="spellStart"/>
-            <w:r>
-              <w:t>Learning</w:t>
-            </w:r>
-            <w:proofErr w:type="spellEnd"/>
-            <w:r>
-              <w:t xml:space="preserve"> predictivo</w:t>
+              <w:t>- Machine Learning predictivo</w:t>
             </w:r>
           </w:p>
         </w:tc>
@@ -3521,15 +3461,7 @@
           </w:tcPr>
           <w:p>
             <w:r>
-              <w:t xml:space="preserve">- Inversión inicial $50,000 USD (incluye sueldos, licencias, infraestructura </w:t>
-            </w:r>
-            <w:proofErr w:type="spellStart"/>
-            <w:r>
-              <w:t>cloud</w:t>
-            </w:r>
-            <w:proofErr w:type="spellEnd"/>
-            <w:r>
-              <w:t xml:space="preserve"> y marketing)</w:t>
+              <w:t>- Inversión inicial $50,000 USD (incluye sueldos, licencias, infraestructura cloud y marketing)</w:t>
             </w:r>
           </w:p>
         </w:tc>
@@ -3872,8 +3804,8 @@
         <w:tblLook w:val="04A0" w:firstRow="1" w:lastRow="0" w:firstColumn="1" w:lastColumn="0" w:noHBand="0" w:noVBand="1"/>
       </w:tblPr>
       <w:tblGrid>
-        <w:gridCol w:w="3008"/>
-        <w:gridCol w:w="5820"/>
+        <w:gridCol w:w="3225"/>
+        <w:gridCol w:w="5603"/>
       </w:tblGrid>
       <w:tr>
         <w:trPr>
@@ -4019,15 +3951,7 @@
           </w:tcPr>
           <w:p>
             <w:r>
-              <w:t xml:space="preserve">- </w:t>
-            </w:r>
-            <w:proofErr w:type="spellStart"/>
-            <w:r>
-              <w:t>MySwimPro</w:t>
-            </w:r>
-            <w:proofErr w:type="spellEnd"/>
-            <w:r>
-              <w:t xml:space="preserve"> (más de 5 millones de usuarios, financiamiento superior a $10 millones)</w:t>
+              <w:t>- MySwimPro (más de 5 millones de usuarios, financiamiento superior a $10 millones)</w:t>
             </w:r>
           </w:p>
         </w:tc>
@@ -4047,7 +3971,13 @@
           </w:tcPr>
           <w:p>
             <w:r>
-              <w:t>- Modelo IA Gemma3 4B limitado</w:t>
+              <w:t xml:space="preserve">- Modelo IA </w:t>
+            </w:r>
+            <w:r>
+              <w:t>Gemini-2.5-flash</w:t>
+            </w:r>
+            <w:r>
+              <w:t xml:space="preserve"> 4B limitado</w:t>
             </w:r>
           </w:p>
         </w:tc>
@@ -4065,15 +3995,7 @@
           </w:tcPr>
           <w:p>
             <w:r>
-              <w:t xml:space="preserve">- Swim.com (especialización en </w:t>
-            </w:r>
-            <w:proofErr w:type="gramStart"/>
-            <w:r>
-              <w:t>wearables</w:t>
-            </w:r>
-            <w:proofErr w:type="gramEnd"/>
-            <w:r>
-              <w:t>)</w:t>
+              <w:t>- Swim.com (especialización en wearables)</w:t>
             </w:r>
           </w:p>
         </w:tc>
@@ -4111,15 +4033,7 @@
           </w:tcPr>
           <w:p>
             <w:r>
-              <w:t xml:space="preserve">- </w:t>
-            </w:r>
-            <w:proofErr w:type="spellStart"/>
-            <w:r>
-              <w:t>SwimUp</w:t>
-            </w:r>
-            <w:proofErr w:type="spellEnd"/>
-            <w:r>
-              <w:t xml:space="preserve"> (enfoque en técnica con IA)</w:t>
+              <w:t>- SwimUp (enfoque en técnica con IA)</w:t>
             </w:r>
           </w:p>
         </w:tc>
@@ -4486,23 +4400,7 @@
           </w:tcPr>
           <w:p>
             <w:r>
-              <w:t>- Cambios en políticas de tiendas de aplicaciones (</w:t>
-            </w:r>
-            <w:proofErr w:type="gramStart"/>
-            <w:r>
-              <w:t>app</w:t>
-            </w:r>
-            <w:proofErr w:type="gramEnd"/>
-            <w:r>
-              <w:t xml:space="preserve"> </w:t>
-            </w:r>
-            <w:proofErr w:type="spellStart"/>
-            <w:r>
-              <w:t>stores</w:t>
-            </w:r>
-            <w:proofErr w:type="spellEnd"/>
-            <w:r>
-              <w:t>)</w:t>
+              <w:t>- Cambios en políticas de tiendas de aplicaciones (app stores)</w:t>
             </w:r>
           </w:p>
         </w:tc>
@@ -4522,15 +4420,7 @@
           </w:tcPr>
           <w:p>
             <w:r>
-              <w:t xml:space="preserve">- Brand </w:t>
-            </w:r>
-            <w:proofErr w:type="spellStart"/>
-            <w:r>
-              <w:t>awareness</w:t>
-            </w:r>
-            <w:proofErr w:type="spellEnd"/>
-            <w:r>
-              <w:t xml:space="preserve"> nulo</w:t>
+              <w:t>- Brand awareness nulo</w:t>
             </w:r>
           </w:p>
         </w:tc>
@@ -4676,38 +4566,14 @@
           </w:tcPr>
           <w:p>
             <w:r>
-              <w:t xml:space="preserve">- FO1: Versión </w:t>
-            </w:r>
-            <w:proofErr w:type="spellStart"/>
-            <w:r>
-              <w:t>enterprise</w:t>
-            </w:r>
-            <w:proofErr w:type="spellEnd"/>
-            <w:r>
-              <w:t xml:space="preserve"> enfocada en clubes, aprovechando despliegue </w:t>
-            </w:r>
-            <w:proofErr w:type="spellStart"/>
-            <w:r>
-              <w:t>on</w:t>
-            </w:r>
-            <w:proofErr w:type="spellEnd"/>
-            <w:r>
-              <w:t>-premise.</w:t>
+              <w:t>- FO1: Versión enterprise enfocada en clubes, aprovechando despliegue on-premise.</w:t>
             </w:r>
             <w:r>
               <w:br/>
             </w:r>
             <w:r>
               <w:lastRenderedPageBreak/>
-              <w:t xml:space="preserve">- FO2: API para integración directa con </w:t>
-            </w:r>
-            <w:proofErr w:type="gramStart"/>
-            <w:r>
-              <w:t>wearables</w:t>
-            </w:r>
-            <w:proofErr w:type="gramEnd"/>
-            <w:r>
-              <w:t xml:space="preserve"> y federaciones.</w:t>
+              <w:t>- FO2: API para integración directa con wearables y federaciones.</w:t>
             </w:r>
             <w:r>
               <w:br/>
@@ -4730,23 +4596,7 @@
             </w:r>
             <w:r>
               <w:lastRenderedPageBreak/>
-              <w:t>- DO2: Migración hacia arquitectura híbrida (</w:t>
-            </w:r>
-            <w:proofErr w:type="spellStart"/>
-            <w:r>
-              <w:t>cloud</w:t>
-            </w:r>
-            <w:proofErr w:type="spellEnd"/>
-            <w:r>
-              <w:t>/</w:t>
-            </w:r>
-            <w:proofErr w:type="spellStart"/>
-            <w:r>
-              <w:t>on</w:t>
-            </w:r>
-            <w:proofErr w:type="spellEnd"/>
-            <w:r>
-              <w:t>-premise) para escalabilidad.</w:t>
+              <w:t>- DO2: Migración hacia arquitectura híbrida (cloud/on-premise) para escalabilidad.</w:t>
             </w:r>
             <w:r>
               <w:br/>
@@ -4825,15 +4675,7 @@
           </w:tcPr>
           <w:p>
             <w:r>
-              <w:t xml:space="preserve">- FA1: Privacidad superior frente a competidores </w:t>
-            </w:r>
-            <w:proofErr w:type="spellStart"/>
-            <w:r>
-              <w:t>cloud</w:t>
-            </w:r>
-            <w:proofErr w:type="spellEnd"/>
-            <w:r>
-              <w:t>, asegurando retención de clientes preocupados por datos.</w:t>
+              <w:t>- FA1: Privacidad superior frente a competidores cloud, asegurando retención de clientes preocupados por datos.</w:t>
             </w:r>
             <w:r>
               <w:br/>
@@ -4852,47 +4694,15 @@
           </w:tcPr>
           <w:p>
             <w:r>
-              <w:t>- DA1: Enfoque en nichos de alto compromiso (</w:t>
-            </w:r>
-            <w:proofErr w:type="gramStart"/>
-            <w:r>
-              <w:t>masters</w:t>
-            </w:r>
-            <w:proofErr w:type="gramEnd"/>
-            <w:r>
-              <w:t>, triatletas) para penetrar mercados específicos.</w:t>
+              <w:t>- DA1: Enfoque en nichos de alto compromiso (masters, triatletas) para penetrar mercados específicos.</w:t>
             </w:r>
             <w:r>
               <w:br/>
-              <w:t xml:space="preserve">- DA2: Oferta de funcionalidades mínimas y precio competitivo para captar </w:t>
-            </w:r>
-            <w:proofErr w:type="spellStart"/>
-            <w:r>
-              <w:t>early</w:t>
-            </w:r>
-            <w:proofErr w:type="spellEnd"/>
-            <w:r>
-              <w:t xml:space="preserve"> </w:t>
-            </w:r>
-            <w:proofErr w:type="spellStart"/>
-            <w:r>
-              <w:t>adopters</w:t>
-            </w:r>
-            <w:proofErr w:type="spellEnd"/>
-            <w:r>
-              <w:t>.</w:t>
+              <w:t>- DA2: Oferta de funcionalidades mínimas y precio competitivo para captar early adopters.</w:t>
             </w:r>
             <w:r>
               <w:br/>
-              <w:t xml:space="preserve">- DA3: Creación de comunidad online y eventos virtuales para fortalecer retención y </w:t>
-            </w:r>
-            <w:proofErr w:type="spellStart"/>
-            <w:r>
-              <w:t>engagement</w:t>
-            </w:r>
-            <w:proofErr w:type="spellEnd"/>
-            <w:r>
-              <w:t>.</w:t>
+              <w:t>- DA3: Creación de comunidad online y eventos virtuales para fortalecer retención y engagement.</w:t>
             </w:r>
           </w:p>
         </w:tc>
@@ -4986,15 +4796,7 @@
     </w:p>
     <w:p>
       <w:r>
-        <w:t xml:space="preserve">El proyecto </w:t>
-      </w:r>
-      <w:proofErr w:type="spellStart"/>
-      <w:r>
-        <w:t>SmartSwim</w:t>
-      </w:r>
-      <w:proofErr w:type="spellEnd"/>
-      <w:r>
-        <w:t xml:space="preserve"> se evalúa bajo cuatro dimensiones de factibilidad para determinar su viabilidad de implementación, considerando aspectos técnicos, económicos, operacionales y legales que garanticen su sostenibilidad a largo plazo.</w:t>
+        <w:t>El proyecto SmartSwim se evalúa bajo cuatro dimensiones de factibilidad para determinar su viabilidad de implementación, considerando aspectos técnicos, económicos, operacionales y legales que garanticen su sostenibilidad a largo plazo.</w:t>
       </w:r>
     </w:p>
     <w:p/>
@@ -5005,13 +4807,8 @@
     </w:p>
     <w:p>
       <w:r>
-        <w:t xml:space="preserve">- Tiempo: 15 semanas de desarrollo siguiendo metodología </w:t>
-      </w:r>
-      <w:proofErr w:type="spellStart"/>
-      <w:r>
-        <w:t>Scrumban</w:t>
-      </w:r>
-      <w:proofErr w:type="spellEnd"/>
+        <w:t>- Tiempo: 15 semanas de desarrollo siguiendo metodología Scrumban</w:t>
+      </w:r>
     </w:p>
     <w:p>
       <w:r>
@@ -5032,89 +4829,20 @@
     </w:p>
     <w:p>
       <w:r>
-        <w:t>- Recursos: Equipo de 3 desarrolladores con roles especializados (</w:t>
-      </w:r>
-      <w:proofErr w:type="spellStart"/>
-      <w:r>
-        <w:t>Backend</w:t>
-      </w:r>
-      <w:proofErr w:type="spellEnd"/>
-      <w:r>
-        <w:t xml:space="preserve">/DevOps, </w:t>
-      </w:r>
-      <w:proofErr w:type="spellStart"/>
-      <w:r>
-        <w:t>Frontend</w:t>
-      </w:r>
-      <w:proofErr w:type="spellEnd"/>
-      <w:r>
-        <w:t>, UX/UI-QA-Gestión)</w:t>
-      </w:r>
-    </w:p>
-    <w:p>
-      <w:r>
-        <w:t xml:space="preserve">- Tecnología: </w:t>
-      </w:r>
-      <w:proofErr w:type="spellStart"/>
-      <w:r>
-        <w:t>Stack</w:t>
-      </w:r>
-      <w:proofErr w:type="spellEnd"/>
-      <w:r>
-        <w:t xml:space="preserve"> open-</w:t>
-      </w:r>
-      <w:proofErr w:type="spellStart"/>
-      <w:r>
-        <w:t>source</w:t>
-      </w:r>
-      <w:proofErr w:type="spellEnd"/>
-      <w:r>
-        <w:t xml:space="preserve"> (</w:t>
-      </w:r>
-      <w:proofErr w:type="spellStart"/>
-      <w:r>
-        <w:t>React</w:t>
-      </w:r>
-      <w:proofErr w:type="spellEnd"/>
-      <w:r>
-        <w:t xml:space="preserve"> Native, </w:t>
-      </w:r>
-      <w:proofErr w:type="spellStart"/>
-      <w:r>
-        <w:t>FastAPI</w:t>
-      </w:r>
-      <w:proofErr w:type="spellEnd"/>
-      <w:r>
-        <w:t xml:space="preserve">, PostgreSQL, </w:t>
-      </w:r>
-      <w:proofErr w:type="spellStart"/>
-      <w:r>
-        <w:t>Ollama</w:t>
-      </w:r>
-      <w:proofErr w:type="spellEnd"/>
+        <w:t>- Recursos: Equipo de 3 desarrolladores con roles especializados (Backend/DevOps, Frontend, UX/UI-QA-Gestión)</w:t>
+      </w:r>
+    </w:p>
+    <w:p>
+      <w:r>
+        <w:t>- Tecnología: Stack open-source (React Native, FastAPI, PostgreSQL</w:t>
+      </w:r>
       <w:r>
         <w:t>)</w:t>
       </w:r>
     </w:p>
     <w:p>
       <w:r>
-        <w:t xml:space="preserve">- Infraestructura: Despliegue </w:t>
-      </w:r>
-      <w:proofErr w:type="spellStart"/>
-      <w:r>
-        <w:t>on</w:t>
-      </w:r>
-      <w:proofErr w:type="spellEnd"/>
-      <w:r>
-        <w:t xml:space="preserve">-premise en </w:t>
-      </w:r>
-      <w:proofErr w:type="spellStart"/>
-      <w:r>
-        <w:t>Proxmox</w:t>
-      </w:r>
-      <w:proofErr w:type="spellEnd"/>
-      <w:r>
-        <w:t xml:space="preserve"> con contenedores Docker</w:t>
+        <w:t>- Infraestructura: Despliegue on-premise en Proxmox con contenedores Docker</w:t>
       </w:r>
     </w:p>
     <w:p/>
@@ -5249,17 +4977,8 @@
                 <w:b/>
                 <w:bCs/>
               </w:rPr>
-              <w:t xml:space="preserve">6 </w:t>
-            </w:r>
-            <w:proofErr w:type="gramStart"/>
-            <w:r>
-              <w:rPr>
-                <w:b/>
-                <w:bCs/>
-              </w:rPr>
-              <w:t>Meses</w:t>
-            </w:r>
-            <w:proofErr w:type="gramEnd"/>
+              <w:t>6 Meses</w:t>
+            </w:r>
           </w:p>
         </w:tc>
         <w:tc>
@@ -5317,13 +5036,8 @@
             <w:pPr>
               <w:spacing w:after="160" w:line="278" w:lineRule="auto"/>
             </w:pPr>
-            <w:proofErr w:type="spellStart"/>
-            <w:r>
-              <w:t>Tech</w:t>
-            </w:r>
-            <w:proofErr w:type="spellEnd"/>
-            <w:r>
-              <w:t xml:space="preserve"> Lead &amp; DevOps</w:t>
+            <w:r>
+              <w:t>Tech Lead &amp; DevOps</w:t>
             </w:r>
           </w:p>
         </w:tc>
@@ -5396,13 +5110,8 @@
             </w:pPr>
             <w:r>
               <w:lastRenderedPageBreak/>
-              <w:t>Senior Full-</w:t>
-            </w:r>
-            <w:proofErr w:type="spellStart"/>
-            <w:r>
-              <w:t>Stack</w:t>
-            </w:r>
-            <w:proofErr w:type="spellEnd"/>
+              <w:t>Senior Full-Stack</w:t>
+            </w:r>
           </w:p>
         </w:tc>
         <w:tc>
@@ -5456,21 +5165,8 @@
             <w:pPr>
               <w:spacing w:after="160" w:line="278" w:lineRule="auto"/>
             </w:pPr>
-            <w:proofErr w:type="spellStart"/>
-            <w:r>
-              <w:t>Frontend</w:t>
-            </w:r>
-            <w:proofErr w:type="spellEnd"/>
-            <w:r>
-              <w:t>/</w:t>
-            </w:r>
-            <w:proofErr w:type="spellStart"/>
-            <w:r>
-              <w:t>Backend</w:t>
-            </w:r>
-            <w:proofErr w:type="spellEnd"/>
-            <w:r>
-              <w:t>, API</w:t>
+            <w:r>
+              <w:t>Frontend/Backend, API</w:t>
             </w:r>
           </w:p>
         </w:tc>
@@ -5486,21 +5182,8 @@
               <w:spacing w:after="160" w:line="278" w:lineRule="auto"/>
             </w:pPr>
             <w:r>
-              <w:t xml:space="preserve">UX/UI + </w:t>
-            </w:r>
-            <w:proofErr w:type="spellStart"/>
-            <w:r>
-              <w:t>Product</w:t>
-            </w:r>
-            <w:proofErr w:type="spellEnd"/>
-            <w:r>
-              <w:t xml:space="preserve"> </w:t>
-            </w:r>
-            <w:proofErr w:type="spellStart"/>
-            <w:r>
-              <w:t>Mgr</w:t>
-            </w:r>
-            <w:proofErr w:type="spellEnd"/>
+              <w:t>UX/UI + Product Mgr</w:t>
+            </w:r>
           </w:p>
         </w:tc>
         <w:tc>
@@ -5555,15 +5238,7 @@
               <w:spacing w:after="160" w:line="278" w:lineRule="auto"/>
             </w:pPr>
             <w:r>
-              <w:t xml:space="preserve">Diseño, </w:t>
-            </w:r>
-            <w:proofErr w:type="spellStart"/>
-            <w:r>
-              <w:t>Testing</w:t>
-            </w:r>
-            <w:proofErr w:type="spellEnd"/>
-            <w:r>
-              <w:t>, Coordinación</w:t>
+              <w:t>Diseño, Testing, Coordinación</w:t>
             </w:r>
           </w:p>
         </w:tc>
@@ -5579,15 +5254,7 @@
               <w:spacing w:after="160" w:line="278" w:lineRule="auto"/>
             </w:pPr>
             <w:r>
-              <w:t xml:space="preserve">Bonos </w:t>
-            </w:r>
-            <w:proofErr w:type="spellStart"/>
-            <w:r>
-              <w:t>y</w:t>
-            </w:r>
-            <w:proofErr w:type="spellEnd"/>
-            <w:r>
-              <w:t xml:space="preserve"> Incentivos</w:t>
+              <w:t>Bonos y Incentivos</w:t>
             </w:r>
           </w:p>
         </w:tc>
@@ -5730,21 +5397,12 @@
             <w:pPr>
               <w:spacing w:after="160" w:line="278" w:lineRule="auto"/>
             </w:pPr>
-            <w:proofErr w:type="gramStart"/>
             <w:r>
               <w:rPr>
                 <w:b/>
                 <w:bCs/>
               </w:rPr>
-              <w:t>Total</w:t>
-            </w:r>
-            <w:proofErr w:type="gramEnd"/>
-            <w:r>
-              <w:rPr>
-                <w:b/>
-                <w:bCs/>
-              </w:rPr>
-              <w:t xml:space="preserve"> Sueldos</w:t>
+              <w:t>Total Sueldos</w:t>
             </w:r>
           </w:p>
         </w:tc>
@@ -5827,23 +5485,7 @@
           <w:b/>
           <w:bCs/>
         </w:rPr>
-        <w:t>2. INFRAESTRUCTURA CLOUD (</w:t>
-      </w:r>
-      <w:proofErr w:type="spellStart"/>
-      <w:r>
-        <w:rPr>
-          <w:b/>
-          <w:bCs/>
-        </w:rPr>
-        <w:t>Supabase</w:t>
-      </w:r>
-      <w:proofErr w:type="spellEnd"/>
-      <w:r>
-        <w:rPr>
-          <w:b/>
-          <w:bCs/>
-        </w:rPr>
-        <w:t xml:space="preserve"> &amp; Cloud) - $1,000 anual </w:t>
+        <w:t xml:space="preserve">2. INFRAESTRUCTURA CLOUD (Supabase &amp; Cloud) - $1,000 anual </w:t>
       </w:r>
       <w:r>
         <w:rPr>
@@ -5881,7 +5523,6 @@
                 <w:bCs/>
               </w:rPr>
             </w:pPr>
-            <w:proofErr w:type="spellStart"/>
             <w:r>
               <w:rPr>
                 <w:b/>
@@ -5889,7 +5530,6 @@
               </w:rPr>
               <w:t>Item</w:t>
             </w:r>
-            <w:proofErr w:type="spellEnd"/>
           </w:p>
         </w:tc>
         <w:tc>
@@ -5969,21 +5609,8 @@
             <w:pPr>
               <w:spacing w:after="160" w:line="278" w:lineRule="auto"/>
             </w:pPr>
-            <w:proofErr w:type="spellStart"/>
-            <w:r>
-              <w:t>Supabase</w:t>
-            </w:r>
-            <w:proofErr w:type="spellEnd"/>
-            <w:r>
-              <w:t xml:space="preserve"> Pro (</w:t>
-            </w:r>
-            <w:proofErr w:type="spellStart"/>
-            <w:r>
-              <w:t>BaaS</w:t>
-            </w:r>
-            <w:proofErr w:type="spellEnd"/>
-            <w:r>
-              <w:t>)</w:t>
+            <w:r>
+              <w:t>Supabase Pro (BaaS)</w:t>
             </w:r>
           </w:p>
         </w:tc>
@@ -6010,13 +5637,8 @@
             <w:pPr>
               <w:spacing w:after="160" w:line="278" w:lineRule="auto"/>
             </w:pPr>
-            <w:proofErr w:type="spellStart"/>
-            <w:r>
-              <w:t>Backend</w:t>
-            </w:r>
-            <w:proofErr w:type="spellEnd"/>
-            <w:r>
-              <w:t>, 8GB DB, 100GB files, hasta 100k usuarios</w:t>
+            <w:r>
+              <w:t>Backend, 8GB DB, 100GB files, hasta 100k usuarios</w:t>
             </w:r>
           </w:p>
         </w:tc>
@@ -6029,21 +5651,8 @@
             <w:pPr>
               <w:spacing w:after="160" w:line="278" w:lineRule="auto"/>
             </w:pPr>
-            <w:proofErr w:type="spellStart"/>
-            <w:r>
-              <w:t>Backend</w:t>
-            </w:r>
-            <w:proofErr w:type="spellEnd"/>
-            <w:r>
-              <w:t xml:space="preserve"> gestionado, autenticación segura, estabilidad y </w:t>
-            </w:r>
-            <w:proofErr w:type="spellStart"/>
-            <w:r>
-              <w:t>backups</w:t>
-            </w:r>
-            <w:proofErr w:type="spellEnd"/>
-            <w:r>
-              <w:t xml:space="preserve"> diarios</w:t>
+            <w:r>
+              <w:t>Backend gestionado, autenticación segura, estabilidad y backups diarios</w:t>
             </w:r>
           </w:p>
         </w:tc>
@@ -6087,13 +5696,8 @@
               <w:spacing w:after="160" w:line="278" w:lineRule="auto"/>
             </w:pPr>
             <w:r>
-              <w:t xml:space="preserve">+900 GB file </w:t>
-            </w:r>
-            <w:proofErr w:type="spellStart"/>
-            <w:r>
-              <w:t>storage</w:t>
-            </w:r>
-            <w:proofErr w:type="spellEnd"/>
+              <w:t>+900 GB file storage</w:t>
+            </w:r>
           </w:p>
         </w:tc>
         <w:tc>
@@ -6122,15 +5726,7 @@
               <w:spacing w:after="160" w:line="278" w:lineRule="auto"/>
             </w:pPr>
             <w:r>
-              <w:t xml:space="preserve">Cloud </w:t>
-            </w:r>
-            <w:proofErr w:type="spellStart"/>
-            <w:r>
-              <w:t>monitoring</w:t>
-            </w:r>
-            <w:proofErr w:type="spellEnd"/>
-            <w:r>
-              <w:t>/alerta</w:t>
+              <w:t>Cloud monitoring/alerta</w:t>
             </w:r>
           </w:p>
         </w:tc>
@@ -6158,15 +5754,7 @@
               <w:spacing w:after="160" w:line="278" w:lineRule="auto"/>
             </w:pPr>
             <w:r>
-              <w:t xml:space="preserve">Servicio logs, </w:t>
-            </w:r>
-            <w:proofErr w:type="spellStart"/>
-            <w:r>
-              <w:t>uptime</w:t>
-            </w:r>
-            <w:proofErr w:type="spellEnd"/>
-            <w:r>
-              <w:t>, alertas</w:t>
+              <w:t>Servicio logs, uptime, alertas</w:t>
             </w:r>
           </w:p>
         </w:tc>
@@ -6253,13 +5841,8 @@
             <w:pPr>
               <w:spacing w:after="160" w:line="278" w:lineRule="auto"/>
             </w:pPr>
-            <w:proofErr w:type="spellStart"/>
-            <w:r>
-              <w:t>Backups</w:t>
-            </w:r>
-            <w:proofErr w:type="spellEnd"/>
-            <w:r>
-              <w:t xml:space="preserve"> externos Cloud</w:t>
+            <w:r>
+              <w:t>Backups externos Cloud</w:t>
             </w:r>
           </w:p>
         </w:tc>
@@ -6301,13 +5884,8 @@
               <w:spacing w:after="160" w:line="278" w:lineRule="auto"/>
             </w:pPr>
             <w:r>
-              <w:t xml:space="preserve">Prevención de pérdidas por incidentes </w:t>
-            </w:r>
-            <w:proofErr w:type="spellStart"/>
-            <w:r>
-              <w:t>cloud</w:t>
-            </w:r>
-            <w:proofErr w:type="spellEnd"/>
+              <w:t>Prevención de pérdidas por incidentes cloud</w:t>
+            </w:r>
           </w:p>
         </w:tc>
       </w:tr>
@@ -6412,7 +5990,6 @@
                 <w:bCs/>
               </w:rPr>
             </w:pPr>
-            <w:proofErr w:type="spellStart"/>
             <w:r>
               <w:rPr>
                 <w:b/>
@@ -6420,7 +5997,6 @@
               </w:rPr>
               <w:t>Item</w:t>
             </w:r>
-            <w:proofErr w:type="spellEnd"/>
           </w:p>
         </w:tc>
         <w:tc>
@@ -6528,29 +6104,8 @@
             <w:pPr>
               <w:spacing w:after="160" w:line="278" w:lineRule="auto"/>
             </w:pPr>
-            <w:proofErr w:type="spellStart"/>
-            <w:r>
-              <w:t>JetBrains</w:t>
-            </w:r>
-            <w:proofErr w:type="spellEnd"/>
-            <w:r>
-              <w:t xml:space="preserve"> </w:t>
-            </w:r>
-            <w:proofErr w:type="spellStart"/>
-            <w:r>
-              <w:t>All</w:t>
-            </w:r>
-            <w:proofErr w:type="spellEnd"/>
-            <w:r>
-              <w:t xml:space="preserve"> </w:t>
-            </w:r>
-            <w:proofErr w:type="spellStart"/>
-            <w:r>
-              <w:t>Products</w:t>
-            </w:r>
-            <w:proofErr w:type="spellEnd"/>
-            <w:r>
-              <w:t xml:space="preserve"> Pack</w:t>
+            <w:r>
+              <w:t>JetBrains All Products Pack</w:t>
             </w:r>
           </w:p>
         </w:tc>
@@ -6581,13 +6136,8 @@
             </w:pPr>
             <w:r>
               <w:lastRenderedPageBreak/>
-              <w:t xml:space="preserve">Herramientas </w:t>
-            </w:r>
-            <w:proofErr w:type="spellStart"/>
-            <w:r>
-              <w:t>Design</w:t>
-            </w:r>
-            <w:proofErr w:type="spellEnd"/>
+              <w:t>Herramientas Design</w:t>
+            </w:r>
           </w:p>
         </w:tc>
         <w:tc>
@@ -6613,21 +6163,8 @@
             <w:pPr>
               <w:spacing w:after="160" w:line="278" w:lineRule="auto"/>
             </w:pPr>
-            <w:proofErr w:type="spellStart"/>
-            <w:r>
-              <w:t>Figma</w:t>
-            </w:r>
-            <w:proofErr w:type="spellEnd"/>
-            <w:r>
-              <w:t xml:space="preserve"> </w:t>
-            </w:r>
-            <w:proofErr w:type="spellStart"/>
-            <w:r>
-              <w:t>Team</w:t>
-            </w:r>
-            <w:proofErr w:type="spellEnd"/>
-            <w:r>
-              <w:t xml:space="preserve"> + Adobe Cloud</w:t>
+            <w:r>
+              <w:t>Figma Team + Adobe Cloud</w:t>
             </w:r>
           </w:p>
         </w:tc>
@@ -6657,13 +6194,8 @@
               <w:spacing w:after="160" w:line="278" w:lineRule="auto"/>
             </w:pPr>
             <w:r>
-              <w:t>Monitoreo/</w:t>
-            </w:r>
-            <w:proofErr w:type="spellStart"/>
-            <w:r>
-              <w:t>Analytics</w:t>
-            </w:r>
-            <w:proofErr w:type="spellEnd"/>
+              <w:t>Monitoreo/Analytics</w:t>
+            </w:r>
           </w:p>
         </w:tc>
         <w:tc>
@@ -6692,11 +6224,9 @@
             <w:pPr>
               <w:spacing w:after="160" w:line="278" w:lineRule="auto"/>
             </w:pPr>
-            <w:proofErr w:type="spellStart"/>
             <w:r>
               <w:t>Grafana</w:t>
             </w:r>
-            <w:proofErr w:type="spellEnd"/>
             <w:r>
               <w:t xml:space="preserve"> Enterprise</w:t>
             </w:r>
@@ -6785,13 +6315,8 @@
             <w:pPr>
               <w:spacing w:after="160" w:line="278" w:lineRule="auto"/>
             </w:pPr>
-            <w:proofErr w:type="spellStart"/>
-            <w:r>
-              <w:t>Stores</w:t>
-            </w:r>
-            <w:proofErr w:type="spellEnd"/>
-            <w:r>
-              <w:t>/Dominios</w:t>
+            <w:r>
+              <w:t>Stores/Dominios</w:t>
             </w:r>
           </w:p>
         </w:tc>
@@ -6818,13 +6343,8 @@
             <w:pPr>
               <w:spacing w:after="160" w:line="278" w:lineRule="auto"/>
             </w:pPr>
-            <w:proofErr w:type="spellStart"/>
-            <w:r>
-              <w:t>Multi-store</w:t>
-            </w:r>
-            <w:proofErr w:type="spellEnd"/>
-            <w:r>
-              <w:t xml:space="preserve"> y dominios</w:t>
+            <w:r>
+              <w:t>Multi-store y dominios</w:t>
             </w:r>
           </w:p>
         </w:tc>
@@ -6955,7 +6475,6 @@
                 <w:bCs/>
               </w:rPr>
             </w:pPr>
-            <w:proofErr w:type="spellStart"/>
             <w:r>
               <w:rPr>
                 <w:b/>
@@ -6963,7 +6482,6 @@
               </w:rPr>
               <w:t>Item</w:t>
             </w:r>
-            <w:proofErr w:type="spellEnd"/>
           </w:p>
         </w:tc>
         <w:tc>
@@ -7086,15 +6604,7 @@
               <w:spacing w:after="160" w:line="278" w:lineRule="auto"/>
             </w:pPr>
             <w:r>
-              <w:t>MacBook Air M2/</w:t>
-            </w:r>
-            <w:proofErr w:type="spellStart"/>
-            <w:r>
-              <w:t>ThinkPad</w:t>
-            </w:r>
-            <w:proofErr w:type="spellEnd"/>
-            <w:r>
-              <w:t xml:space="preserve"> X1</w:t>
+              <w:t>MacBook Air M2/ThinkPad X1</w:t>
             </w:r>
           </w:p>
         </w:tc>
@@ -7110,13 +6620,8 @@
               <w:spacing w:after="160" w:line="278" w:lineRule="auto"/>
             </w:pPr>
             <w:r>
-              <w:t xml:space="preserve">Dispositivos </w:t>
-            </w:r>
-            <w:proofErr w:type="spellStart"/>
-            <w:r>
-              <w:t>Testing</w:t>
-            </w:r>
-            <w:proofErr w:type="spellEnd"/>
+              <w:t>Dispositivos Testing</w:t>
+            </w:r>
           </w:p>
         </w:tc>
         <w:tc>
@@ -7215,13 +6720,8 @@
               <w:spacing w:after="160" w:line="278" w:lineRule="auto"/>
             </w:pPr>
             <w:r>
-              <w:t xml:space="preserve">Monitores 27", teclados, </w:t>
-            </w:r>
-            <w:proofErr w:type="spellStart"/>
-            <w:r>
-              <w:t>mice</w:t>
-            </w:r>
-            <w:proofErr w:type="spellEnd"/>
+              <w:t>Monitores 27", teclados, mice</w:t>
+            </w:r>
           </w:p>
         </w:tc>
       </w:tr>
@@ -7323,7 +6823,6 @@
                 <w:bCs/>
               </w:rPr>
             </w:pPr>
-            <w:proofErr w:type="spellStart"/>
             <w:r>
               <w:rPr>
                 <w:b/>
@@ -7331,7 +6830,6 @@
               </w:rPr>
               <w:t>Item</w:t>
             </w:r>
-            <w:proofErr w:type="spellEnd"/>
           </w:p>
         </w:tc>
         <w:tc>
@@ -7470,15 +6968,7 @@
               <w:spacing w:after="160" w:line="278" w:lineRule="auto"/>
             </w:pPr>
             <w:r>
-              <w:t xml:space="preserve">Consultoría </w:t>
-            </w:r>
-            <w:proofErr w:type="spellStart"/>
-            <w:r>
-              <w:t>Especializ</w:t>
-            </w:r>
-            <w:proofErr w:type="spellEnd"/>
-            <w:r>
-              <w:t>.</w:t>
+              <w:t>Consultoría Especializ.</w:t>
             </w:r>
           </w:p>
         </w:tc>
@@ -7577,13 +7067,8 @@
             <w:pPr>
               <w:spacing w:after="160" w:line="278" w:lineRule="auto"/>
             </w:pPr>
-            <w:proofErr w:type="spellStart"/>
-            <w:r>
-              <w:t>Feedback</w:t>
-            </w:r>
-            <w:proofErr w:type="spellEnd"/>
-            <w:r>
-              <w:t xml:space="preserve"> real</w:t>
+            <w:r>
+              <w:t>Feedback real</w:t>
             </w:r>
           </w:p>
         </w:tc>
@@ -7821,7 +7306,6 @@
                 <w:bCs/>
               </w:rPr>
             </w:pPr>
-            <w:proofErr w:type="spellStart"/>
             <w:r>
               <w:rPr>
                 <w:b/>
@@ -7829,7 +7313,6 @@
               </w:rPr>
               <w:t>Payback</w:t>
             </w:r>
-            <w:proofErr w:type="spellEnd"/>
           </w:p>
         </w:tc>
         <w:tc>
@@ -8595,13 +8078,8 @@
           <w:numId w:val="11"/>
         </w:numPr>
       </w:pPr>
-      <w:proofErr w:type="spellStart"/>
-      <w:r>
-        <w:t>Testing</w:t>
-      </w:r>
-      <w:proofErr w:type="spellEnd"/>
-      <w:r>
-        <w:t>: $3,000</w:t>
+      <w:r>
+        <w:t>Testing: $3,000</w:t>
       </w:r>
     </w:p>
     <w:p>
@@ -8675,36 +8153,12 @@
     </w:p>
     <w:p>
       <w:r>
-        <w:t xml:space="preserve">- </w:t>
-      </w:r>
-      <w:proofErr w:type="spellStart"/>
-      <w:r>
-        <w:t>Team</w:t>
-      </w:r>
-      <w:proofErr w:type="spellEnd"/>
-      <w:r>
-        <w:t xml:space="preserve"> dedicado full-time vs </w:t>
-      </w:r>
-      <w:proofErr w:type="spellStart"/>
-      <w:r>
-        <w:t>part</w:t>
-      </w:r>
-      <w:proofErr w:type="spellEnd"/>
-      <w:r>
-        <w:t>-time</w:t>
-      </w:r>
-    </w:p>
-    <w:p>
-      <w:r>
-        <w:t xml:space="preserve">- Infraestructura </w:t>
-      </w:r>
-      <w:proofErr w:type="spellStart"/>
-      <w:r>
-        <w:t>enterprise</w:t>
-      </w:r>
-      <w:proofErr w:type="spellEnd"/>
-      <w:r>
-        <w:t xml:space="preserve"> vs básica</w:t>
+        <w:t>- Team dedicado full-time vs part-time</w:t>
+      </w:r>
+    </w:p>
+    <w:p>
+      <w:r>
+        <w:t>- Infraestructura enterprise vs básica</w:t>
       </w:r>
     </w:p>
     <w:p>
@@ -8714,13 +8168,8 @@
     </w:p>
     <w:p>
       <w:r>
-        <w:t xml:space="preserve">- Capacidad marketing real vs orgánico </w:t>
-      </w:r>
-      <w:proofErr w:type="spellStart"/>
-      <w:r>
-        <w:t>only</w:t>
-      </w:r>
-      <w:proofErr w:type="spellEnd"/>
+        <w:t>- Capacidad marketing real vs orgánico only</w:t>
+      </w:r>
     </w:p>
     <w:p>
       <w:r>
@@ -8831,31 +8280,7 @@
     </w:p>
     <w:p>
       <w:r>
-        <w:t>- Licencias de software open-</w:t>
-      </w:r>
-      <w:proofErr w:type="spellStart"/>
-      <w:r>
-        <w:t>source</w:t>
-      </w:r>
-      <w:proofErr w:type="spellEnd"/>
-      <w:r>
-        <w:t xml:space="preserve"> compatibles (</w:t>
-      </w:r>
-      <w:proofErr w:type="spellStart"/>
-      <w:r>
-        <w:t>React</w:t>
-      </w:r>
-      <w:proofErr w:type="spellEnd"/>
-      <w:r>
-        <w:t xml:space="preserve"> Native MIT, </w:t>
-      </w:r>
-      <w:proofErr w:type="spellStart"/>
-      <w:r>
-        <w:t>FastAPI</w:t>
-      </w:r>
-      <w:proofErr w:type="spellEnd"/>
-      <w:r>
-        <w:t xml:space="preserve"> MIT, PostgreSQL)</w:t>
+        <w:t>- Licencias de software open-source compatibles (React Native MIT, FastAPI MIT, PostgreSQL)</w:t>
       </w:r>
     </w:p>
     <w:p>
@@ -8876,41 +8301,17 @@
     </w:p>
     <w:p>
       <w:r>
-        <w:t xml:space="preserve">- Equipo con competencias técnicas demostradas en el </w:t>
-      </w:r>
-      <w:proofErr w:type="spellStart"/>
-      <w:r>
-        <w:t>stack</w:t>
-      </w:r>
-      <w:proofErr w:type="spellEnd"/>
-      <w:r>
-        <w:t xml:space="preserve"> tecnológico</w:t>
-      </w:r>
-    </w:p>
-    <w:p>
-      <w:r>
-        <w:t>- Infraestructura local disponible (</w:t>
-      </w:r>
-      <w:proofErr w:type="spellStart"/>
-      <w:r>
-        <w:t>Proxmox</w:t>
-      </w:r>
-      <w:proofErr w:type="spellEnd"/>
-      <w:r>
-        <w:t>) con capacidad de escalamiento</w:t>
-      </w:r>
-    </w:p>
-    <w:p>
-      <w:r>
-        <w:t>- Metodología ágil probada (</w:t>
-      </w:r>
-      <w:proofErr w:type="spellStart"/>
-      <w:r>
-        <w:t>Scrumban</w:t>
-      </w:r>
-      <w:proofErr w:type="spellEnd"/>
-      <w:r>
-        <w:t>) con entregas incrementales</w:t>
+        <w:t>- Equipo con competencias técnicas demostradas en el stack tecnológico</w:t>
+      </w:r>
+    </w:p>
+    <w:p>
+      <w:r>
+        <w:t>- Infraestructura local disponible (Proxmox) con capacidad de escalamiento</w:t>
+      </w:r>
+    </w:p>
+    <w:p>
+      <w:r>
+        <w:t>- Metodología ágil probada (Scrumban) con entregas incrementales</w:t>
       </w:r>
     </w:p>
     <w:p>
@@ -8931,15 +8332,7 @@
     </w:p>
     <w:p>
       <w:r>
-        <w:t xml:space="preserve">- </w:t>
-      </w:r>
-      <w:proofErr w:type="spellStart"/>
-      <w:r>
-        <w:t>Stack</w:t>
-      </w:r>
-      <w:proofErr w:type="spellEnd"/>
-      <w:r>
-        <w:t xml:space="preserve"> tecnológico bien documentado y estable con amplia comunidad de soporte</w:t>
+        <w:t>- Stack tecnológico bien documentado y estable con amplia comunidad de soporte</w:t>
       </w:r>
     </w:p>
     <w:p>
@@ -8949,21 +8342,8 @@
     </w:p>
     <w:p>
       <w:r>
-        <w:t xml:space="preserve">- Capacidad de integración con sistemas existentes mediante </w:t>
-      </w:r>
-      <w:proofErr w:type="spellStart"/>
-      <w:r>
-        <w:t>APIs</w:t>
-      </w:r>
-      <w:proofErr w:type="spellEnd"/>
-      <w:r>
-        <w:t xml:space="preserve"> </w:t>
-      </w:r>
-      <w:proofErr w:type="spellStart"/>
-      <w:r>
-        <w:t>RESTful</w:t>
-      </w:r>
-      <w:proofErr w:type="spellEnd"/>
+        <w:t>- Capacidad de integración con sistemas existentes mediante APIs RESTful</w:t>
+      </w:r>
     </w:p>
     <w:p>
       <w:r>
@@ -8972,23 +8352,7 @@
     </w:p>
     <w:p>
       <w:r>
-        <w:t xml:space="preserve">- Disponibilidad de herramientas de monitoreo y </w:t>
-      </w:r>
-      <w:proofErr w:type="spellStart"/>
-      <w:r>
-        <w:t>observabilidad</w:t>
-      </w:r>
-      <w:proofErr w:type="spellEnd"/>
-      <w:r>
-        <w:t xml:space="preserve"> (Loki/ELK, </w:t>
-      </w:r>
-      <w:proofErr w:type="spellStart"/>
-      <w:r>
-        <w:t>Sentry</w:t>
-      </w:r>
-      <w:proofErr w:type="spellEnd"/>
-      <w:r>
-        <w:t>)</w:t>
+        <w:t>- Disponibilidad de herramientas de monitoreo y observabilidad (Loki/ELK, Sentry)</w:t>
       </w:r>
     </w:p>
     <w:p/>
@@ -9018,15 +8382,7 @@
     <w:p/>
     <w:p>
       <w:r>
-        <w:t xml:space="preserve">Metodología </w:t>
-      </w:r>
-      <w:proofErr w:type="spellStart"/>
-      <w:r>
-        <w:t>Scrumban</w:t>
-      </w:r>
-      <w:proofErr w:type="spellEnd"/>
-      <w:r>
-        <w:t xml:space="preserve"> seleccionada por su capacidad para:</w:t>
+        <w:t>Metodología Scrumban seleccionada por su capacidad para:</w:t>
       </w:r>
     </w:p>
     <w:p>
@@ -9051,23 +8407,7 @@
     </w:p>
     <w:p>
       <w:r>
-        <w:t xml:space="preserve">- Mantener trazabilidad del avance mediante </w:t>
-      </w:r>
-      <w:proofErr w:type="spellStart"/>
-      <w:r>
-        <w:t>Definition</w:t>
-      </w:r>
-      <w:proofErr w:type="spellEnd"/>
-      <w:r>
-        <w:t xml:space="preserve"> </w:t>
-      </w:r>
-      <w:proofErr w:type="spellStart"/>
-      <w:r>
-        <w:t>of</w:t>
-      </w:r>
-      <w:proofErr w:type="spellEnd"/>
-      <w:r>
-        <w:t xml:space="preserve"> Done por historia de usuario</w:t>
+        <w:t>- Mantener trazabilidad del avance mediante Definition of Done por historia de usuario</w:t>
       </w:r>
     </w:p>
     <w:p/>
@@ -9078,115 +8418,33 @@
     </w:p>
     <w:p>
       <w:r>
-        <w:t xml:space="preserve">- S1-3: Planificación y diseño (arquitectura, prototipos </w:t>
-      </w:r>
-      <w:proofErr w:type="spellStart"/>
-      <w:r>
-        <w:t>Figma</w:t>
-      </w:r>
-      <w:proofErr w:type="spellEnd"/>
-      <w:r>
-        <w:t>, casos de uso)</w:t>
-      </w:r>
-    </w:p>
-    <w:p>
-      <w:r>
-        <w:t xml:space="preserve">- S4-6: Desarrollo </w:t>
-      </w:r>
-      <w:proofErr w:type="spellStart"/>
-      <w:r>
-        <w:t>backend</w:t>
-      </w:r>
-      <w:proofErr w:type="spellEnd"/>
-      <w:r>
-        <w:t xml:space="preserve"> (API </w:t>
-      </w:r>
-      <w:proofErr w:type="spellStart"/>
-      <w:r>
-        <w:t>FastAPI</w:t>
-      </w:r>
-      <w:proofErr w:type="spellEnd"/>
-      <w:r>
-        <w:t>, autenticación JWT, base de datos PostgreSQL)</w:t>
-      </w:r>
-    </w:p>
-    <w:p>
-      <w:r>
-        <w:t>- S7-9: Integración IA (</w:t>
-      </w:r>
-      <w:proofErr w:type="spellStart"/>
-      <w:r>
-        <w:t>Ollama</w:t>
-      </w:r>
-      <w:proofErr w:type="spellEnd"/>
-      <w:r>
-        <w:t xml:space="preserve"> Gemma3:4B, </w:t>
-      </w:r>
-      <w:proofErr w:type="spellStart"/>
-      <w:r>
-        <w:t>workers</w:t>
-      </w:r>
-      <w:proofErr w:type="spellEnd"/>
-      <w:r>
-        <w:t xml:space="preserve"> asíncronos, validación </w:t>
-      </w:r>
-      <w:proofErr w:type="spellStart"/>
-      <w:r>
-        <w:t>Pydantic</w:t>
-      </w:r>
-      <w:proofErr w:type="spellEnd"/>
-      <w:r>
-        <w:t>)</w:t>
-      </w:r>
-    </w:p>
-    <w:p>
-      <w:r>
-        <w:t xml:space="preserve">- S10-12: Desarrollo </w:t>
-      </w:r>
-      <w:proofErr w:type="spellStart"/>
-      <w:r>
-        <w:t>frontend</w:t>
-      </w:r>
-      <w:proofErr w:type="spellEnd"/>
-      <w:r>
-        <w:t xml:space="preserve"> (</w:t>
-      </w:r>
-      <w:proofErr w:type="gramStart"/>
-      <w:r>
-        <w:t>app</w:t>
-      </w:r>
-      <w:proofErr w:type="gramEnd"/>
-      <w:r>
-        <w:t xml:space="preserve"> </w:t>
-      </w:r>
-      <w:proofErr w:type="spellStart"/>
-      <w:r>
-        <w:t>React</w:t>
-      </w:r>
-      <w:proofErr w:type="spellEnd"/>
-      <w:r>
-        <w:t xml:space="preserve"> Native, navegación, visualización)</w:t>
-      </w:r>
-    </w:p>
-    <w:p>
-      <w:r>
-        <w:t>- S13-15: Validación, pruebas y despliegue (</w:t>
-      </w:r>
-      <w:proofErr w:type="spellStart"/>
-      <w:r>
-        <w:t>testing</w:t>
-      </w:r>
-      <w:proofErr w:type="spellEnd"/>
-      <w:r>
-        <w:t xml:space="preserve"> con usuarios, </w:t>
-      </w:r>
-      <w:proofErr w:type="spellStart"/>
-      <w:r>
-        <w:t>hardening</w:t>
-      </w:r>
-      <w:proofErr w:type="spellEnd"/>
-      <w:r>
-        <w:t xml:space="preserve"> seguridad)</w:t>
+        <w:t>- S1-3: Planificación y diseño (arquitectura, prototipos Figma, casos de uso)</w:t>
+      </w:r>
+    </w:p>
+    <w:p>
+      <w:r>
+        <w:t>- S4-6: Desarrollo backend (API FastAPI, autenticación JWT, base de datos PostgreSQL)</w:t>
+      </w:r>
+    </w:p>
+    <w:p>
+      <w:r>
+        <w:t xml:space="preserve">- S7-9: Integración IA </w:t>
+      </w:r>
+      <w:r>
+        <w:t>(Gemini-2.5-flash</w:t>
+      </w:r>
+      <w:r>
+        <w:t>:4B, workers asíncronos, validación Pydantic)</w:t>
+      </w:r>
+    </w:p>
+    <w:p>
+      <w:r>
+        <w:t>- S10-12: Desarrollo frontend (app React Native, navegación, visualización)</w:t>
+      </w:r>
+    </w:p>
+    <w:p>
+      <w:r>
+        <w:t>- S13-15: Validación, pruebas y despliegue (testing con usuarios, hardening seguridad)</w:t>
       </w:r>
     </w:p>
     <w:p/>
@@ -9213,181 +8471,27 @@
     </w:p>
     <w:p>
       <w:r>
-        <w:t xml:space="preserve">- </w:t>
-      </w:r>
-      <w:proofErr w:type="spellStart"/>
-      <w:proofErr w:type="gramStart"/>
-      <w:r>
-        <w:t>auth.users</w:t>
-      </w:r>
-      <w:proofErr w:type="spellEnd"/>
-      <w:proofErr w:type="gramEnd"/>
-      <w:r>
-        <w:t xml:space="preserve"> (gestión nativa de </w:t>
-      </w:r>
-      <w:proofErr w:type="spellStart"/>
-      <w:r>
-        <w:t>Supabase</w:t>
-      </w:r>
-      <w:proofErr w:type="spellEnd"/>
-      <w:r>
-        <w:t>)</w:t>
-      </w:r>
-    </w:p>
-    <w:p>
-      <w:r>
-        <w:t xml:space="preserve">- </w:t>
-      </w:r>
-      <w:proofErr w:type="spellStart"/>
-      <w:r>
-        <w:t>profiles</w:t>
-      </w:r>
-      <w:proofErr w:type="spellEnd"/>
-      <w:r>
-        <w:t xml:space="preserve"> (id, </w:t>
-      </w:r>
-      <w:proofErr w:type="spellStart"/>
-      <w:r>
-        <w:t>user_id</w:t>
-      </w:r>
-      <w:proofErr w:type="spellEnd"/>
-      <w:r>
-        <w:t xml:space="preserve">, nombre, </w:t>
-      </w:r>
-      <w:proofErr w:type="spellStart"/>
-      <w:r>
-        <w:t>nivel_experiencia</w:t>
-      </w:r>
-      <w:proofErr w:type="spellEnd"/>
-      <w:r>
-        <w:t xml:space="preserve">, </w:t>
-      </w:r>
-      <w:proofErr w:type="spellStart"/>
-      <w:r>
-        <w:t>fecha_registro</w:t>
-      </w:r>
-      <w:proofErr w:type="spellEnd"/>
-      <w:r>
-        <w:t xml:space="preserve">, </w:t>
-      </w:r>
-      <w:proofErr w:type="spellStart"/>
-      <w:r>
-        <w:t>ultimo_acceso</w:t>
-      </w:r>
-      <w:proofErr w:type="spellEnd"/>
-      <w:r>
-        <w:t>)</w:t>
-      </w:r>
-    </w:p>
-    <w:p>
-      <w:r>
-        <w:t xml:space="preserve">- metas (id, </w:t>
-      </w:r>
-      <w:proofErr w:type="spellStart"/>
-      <w:r>
-        <w:t>user_id</w:t>
-      </w:r>
-      <w:proofErr w:type="spellEnd"/>
-      <w:r>
-        <w:t xml:space="preserve">, estilo, distancia, </w:t>
-      </w:r>
-      <w:proofErr w:type="spellStart"/>
-      <w:r>
-        <w:t>tiempo_actual</w:t>
-      </w:r>
-      <w:proofErr w:type="spellEnd"/>
-      <w:r>
-        <w:t xml:space="preserve">, </w:t>
-      </w:r>
-      <w:proofErr w:type="spellStart"/>
-      <w:r>
-        <w:t>tiempo_objetivo</w:t>
-      </w:r>
-      <w:proofErr w:type="spellEnd"/>
-      <w:r>
-        <w:t>, plazo, estado)</w:t>
-      </w:r>
-    </w:p>
-    <w:p>
-      <w:r>
-        <w:t xml:space="preserve">- </w:t>
-      </w:r>
-      <w:proofErr w:type="spellStart"/>
-      <w:r>
-        <w:t>planes_entrenamiento</w:t>
-      </w:r>
-      <w:proofErr w:type="spellEnd"/>
-      <w:r>
-        <w:t xml:space="preserve"> (id, </w:t>
-      </w:r>
-      <w:proofErr w:type="spellStart"/>
-      <w:r>
-        <w:t>user_id</w:t>
-      </w:r>
-      <w:proofErr w:type="spellEnd"/>
-      <w:r>
-        <w:t xml:space="preserve">, </w:t>
-      </w:r>
-      <w:proofErr w:type="spellStart"/>
-      <w:r>
-        <w:t>meta_id</w:t>
-      </w:r>
-      <w:proofErr w:type="spellEnd"/>
-      <w:r>
-        <w:t xml:space="preserve">, </w:t>
-      </w:r>
-      <w:proofErr w:type="spellStart"/>
-      <w:r>
-        <w:t>contenido_ia</w:t>
-      </w:r>
-      <w:proofErr w:type="spellEnd"/>
-      <w:r>
-        <w:t xml:space="preserve">, </w:t>
-      </w:r>
-      <w:proofErr w:type="spellStart"/>
-      <w:r>
-        <w:t>fecha_generacion</w:t>
-      </w:r>
-      <w:proofErr w:type="spellEnd"/>
-      <w:r>
-        <w:t>, estado)</w:t>
-      </w:r>
-    </w:p>
-    <w:p>
-      <w:r>
-        <w:t xml:space="preserve">- </w:t>
-      </w:r>
-      <w:proofErr w:type="spellStart"/>
-      <w:r>
-        <w:t>sesiones_entrenamiento</w:t>
-      </w:r>
-      <w:proofErr w:type="spellEnd"/>
-      <w:r>
-        <w:t xml:space="preserve"> (id, </w:t>
-      </w:r>
-      <w:proofErr w:type="spellStart"/>
-      <w:r>
-        <w:t>user_id</w:t>
-      </w:r>
-      <w:proofErr w:type="spellEnd"/>
-      <w:r>
-        <w:t xml:space="preserve">, </w:t>
-      </w:r>
-      <w:proofErr w:type="spellStart"/>
-      <w:r>
-        <w:t>plan_id</w:t>
-      </w:r>
-      <w:proofErr w:type="spellEnd"/>
-      <w:r>
-        <w:t xml:space="preserve">, fecha, distancia, tiempo, </w:t>
-      </w:r>
-      <w:proofErr w:type="spellStart"/>
-      <w:r>
-        <w:t>rpe</w:t>
-      </w:r>
-      <w:proofErr w:type="spellEnd"/>
-      <w:r>
-        <w:t>, notas)</w:t>
+        <w:t>- auth.users (gestión nativa de Supabase)</w:t>
+      </w:r>
+    </w:p>
+    <w:p>
+      <w:r>
+        <w:t>- profiles (id, user_id, nombre, nivel_experiencia, fecha_registro, ultimo_acceso)</w:t>
+      </w:r>
+    </w:p>
+    <w:p>
+      <w:r>
+        <w:t>- metas (id, user_id, estilo, distancia, tiempo_actual, tiempo_objetivo, plazo, estado)</w:t>
+      </w:r>
+    </w:p>
+    <w:p>
+      <w:r>
+        <w:t>- planes_entrenamiento (id, user_id, meta_id, contenido_ia, fecha_generacion, estado)</w:t>
+      </w:r>
+    </w:p>
+    <w:p>
+      <w:r>
+        <w:t>- sesiones_entrenamiento (id, user_id, plan_id, fecha, distancia, tiempo, rpe, notas)</w:t>
       </w:r>
     </w:p>
     <w:p/>
@@ -9398,143 +8502,33 @@
     </w:p>
     <w:p>
       <w:r>
-        <w:t xml:space="preserve">- </w:t>
-      </w:r>
-      <w:proofErr w:type="spellStart"/>
-      <w:proofErr w:type="gramStart"/>
-      <w:r>
-        <w:t>auth.users</w:t>
-      </w:r>
-      <w:proofErr w:type="spellEnd"/>
-      <w:proofErr w:type="gramEnd"/>
-      <w:r>
-        <w:t xml:space="preserve"> 1:1 </w:t>
-      </w:r>
-      <w:proofErr w:type="spellStart"/>
-      <w:r>
-        <w:t>profiles</w:t>
-      </w:r>
-      <w:proofErr w:type="spellEnd"/>
-    </w:p>
-    <w:p>
-      <w:r>
-        <w:t xml:space="preserve">- </w:t>
-      </w:r>
-      <w:proofErr w:type="spellStart"/>
-      <w:r>
-        <w:t>profiles</w:t>
-      </w:r>
-      <w:proofErr w:type="spellEnd"/>
-      <w:r>
-        <w:t xml:space="preserve"> </w:t>
-      </w:r>
-      <w:proofErr w:type="gramStart"/>
-      <w:r>
-        <w:t>1:N</w:t>
-      </w:r>
-      <w:proofErr w:type="gramEnd"/>
-      <w:r>
-        <w:t xml:space="preserve"> metas</w:t>
-      </w:r>
-    </w:p>
-    <w:p>
-      <w:r>
-        <w:t xml:space="preserve">- </w:t>
-      </w:r>
-      <w:proofErr w:type="spellStart"/>
-      <w:r>
-        <w:t>profiles</w:t>
-      </w:r>
-      <w:proofErr w:type="spellEnd"/>
-      <w:r>
-        <w:t xml:space="preserve"> </w:t>
-      </w:r>
-      <w:proofErr w:type="gramStart"/>
-      <w:r>
-        <w:t>1:N</w:t>
-      </w:r>
-      <w:proofErr w:type="gramEnd"/>
-      <w:r>
-        <w:t xml:space="preserve"> </w:t>
-      </w:r>
-      <w:proofErr w:type="spellStart"/>
-      <w:r>
-        <w:t>planes_entrenamiento</w:t>
-      </w:r>
-      <w:proofErr w:type="spellEnd"/>
-      <w:r>
-        <w:t xml:space="preserve">  </w:t>
-      </w:r>
-    </w:p>
-    <w:p>
-      <w:r>
-        <w:t xml:space="preserve">- </w:t>
-      </w:r>
-      <w:proofErr w:type="spellStart"/>
-      <w:r>
-        <w:t>profiles</w:t>
-      </w:r>
-      <w:proofErr w:type="spellEnd"/>
-      <w:r>
-        <w:t xml:space="preserve"> </w:t>
-      </w:r>
-      <w:proofErr w:type="gramStart"/>
-      <w:r>
-        <w:t>1:N</w:t>
-      </w:r>
-      <w:proofErr w:type="gramEnd"/>
-      <w:r>
-        <w:t xml:space="preserve"> </w:t>
-      </w:r>
-      <w:proofErr w:type="spellStart"/>
-      <w:r>
-        <w:t>sesiones_entrenamiento</w:t>
-      </w:r>
-      <w:proofErr w:type="spellEnd"/>
-    </w:p>
-    <w:p>
-      <w:r>
-        <w:t xml:space="preserve">- metas </w:t>
-      </w:r>
-      <w:proofErr w:type="gramStart"/>
-      <w:r>
-        <w:t>1:N</w:t>
-      </w:r>
-      <w:proofErr w:type="gramEnd"/>
-      <w:r>
-        <w:t xml:space="preserve"> </w:t>
-      </w:r>
-      <w:proofErr w:type="spellStart"/>
-      <w:r>
-        <w:t>planes_entrenamiento</w:t>
-      </w:r>
-      <w:proofErr w:type="spellEnd"/>
-    </w:p>
-    <w:p>
-      <w:r>
-        <w:t xml:space="preserve">- </w:t>
-      </w:r>
-      <w:proofErr w:type="spellStart"/>
-      <w:r>
-        <w:t>planes_entrenamiento</w:t>
-      </w:r>
-      <w:proofErr w:type="spellEnd"/>
-      <w:r>
-        <w:t xml:space="preserve"> </w:t>
-      </w:r>
-      <w:proofErr w:type="gramStart"/>
-      <w:r>
-        <w:t>1:N</w:t>
-      </w:r>
-      <w:proofErr w:type="gramEnd"/>
-      <w:r>
-        <w:t xml:space="preserve"> </w:t>
-      </w:r>
-      <w:proofErr w:type="spellStart"/>
-      <w:r>
-        <w:t>sesiones_entrenamiento</w:t>
-      </w:r>
-      <w:proofErr w:type="spellEnd"/>
+        <w:t>- auth.users 1:1 profiles</w:t>
+      </w:r>
+    </w:p>
+    <w:p>
+      <w:r>
+        <w:t>- profiles 1:N metas</w:t>
+      </w:r>
+    </w:p>
+    <w:p>
+      <w:r>
+        <w:t xml:space="preserve">- profiles 1:N planes_entrenamiento  </w:t>
+      </w:r>
+    </w:p>
+    <w:p>
+      <w:r>
+        <w:t>- profiles 1:N sesiones_entrenamiento</w:t>
+      </w:r>
+    </w:p>
+    <w:p>
+      <w:r>
+        <w:t>- metas 1:N planes_entrenamiento</w:t>
+      </w:r>
+    </w:p>
+    <w:p>
+      <w:r>
+        <w:t>- planes_entrenamiento 1:N sesiones_entrenamiento</w:t>
+      </w:r>
     </w:p>
     <w:p>
       <w:r>
@@ -9549,44 +8543,12 @@
     </w:p>
     <w:p>
       <w:r>
-        <w:t xml:space="preserve">- Plataforma: </w:t>
-      </w:r>
-      <w:proofErr w:type="spellStart"/>
-      <w:r>
-        <w:t>Supabase</w:t>
-      </w:r>
-      <w:proofErr w:type="spellEnd"/>
-      <w:r>
-        <w:t xml:space="preserve"> (PostgreSQL 15 </w:t>
-      </w:r>
-      <w:proofErr w:type="spellStart"/>
-      <w:r>
-        <w:t>managed</w:t>
-      </w:r>
-      <w:proofErr w:type="spellEnd"/>
-      <w:r>
-        <w:t>)</w:t>
-      </w:r>
-    </w:p>
-    <w:p>
-      <w:r>
-        <w:t xml:space="preserve">- Autenticación: </w:t>
-      </w:r>
-      <w:proofErr w:type="spellStart"/>
-      <w:r>
-        <w:t>Auth</w:t>
-      </w:r>
-      <w:proofErr w:type="spellEnd"/>
-      <w:r>
-        <w:t xml:space="preserve"> nativo de </w:t>
-      </w:r>
-      <w:proofErr w:type="spellStart"/>
-      <w:r>
-        <w:t>Supabase</w:t>
-      </w:r>
-      <w:proofErr w:type="spellEnd"/>
-      <w:r>
-        <w:t xml:space="preserve"> (JWT automático)</w:t>
+        <w:t>- Plataforma: Supabase (PostgreSQL 15 managed)</w:t>
+      </w:r>
+    </w:p>
+    <w:p>
+      <w:r>
+        <w:t>- Autenticación: Auth nativo de Supabase (JWT automático)</w:t>
       </w:r>
     </w:p>
     <w:p>
@@ -9596,64 +8558,19 @@
     </w:p>
     <w:p>
       <w:r>
-        <w:t xml:space="preserve">- </w:t>
-      </w:r>
-      <w:proofErr w:type="spellStart"/>
-      <w:r>
-        <w:t>Row</w:t>
-      </w:r>
-      <w:proofErr w:type="spellEnd"/>
-      <w:r>
-        <w:t xml:space="preserve"> </w:t>
-      </w:r>
-      <w:proofErr w:type="spellStart"/>
-      <w:r>
-        <w:t>Level</w:t>
-      </w:r>
-      <w:proofErr w:type="spellEnd"/>
-      <w:r>
-        <w:t xml:space="preserve"> Security (RLS): Políticas de seguridad por usuario</w:t>
-      </w:r>
-    </w:p>
-    <w:p>
-      <w:r>
-        <w:t xml:space="preserve">- </w:t>
-      </w:r>
-      <w:proofErr w:type="spellStart"/>
-      <w:r>
-        <w:t>APIs</w:t>
-      </w:r>
-      <w:proofErr w:type="spellEnd"/>
-      <w:r>
-        <w:t xml:space="preserve">: REST y </w:t>
-      </w:r>
-      <w:proofErr w:type="spellStart"/>
-      <w:r>
-        <w:t>GraphQL</w:t>
-      </w:r>
-      <w:proofErr w:type="spellEnd"/>
-      <w:r>
-        <w:t xml:space="preserve"> automáticas</w:t>
+        <w:t>- Row Level Security (RLS): Políticas de seguridad por usuario</w:t>
+      </w:r>
+    </w:p>
+    <w:p>
+      <w:r>
+        <w:t>- APIs: REST y GraphQL automáticas</w:t>
       </w:r>
     </w:p>
     <w:p>
       <w:r>
         <w:lastRenderedPageBreak/>
-        <w:t xml:space="preserve">- </w:t>
-      </w:r>
-      <w:proofErr w:type="spellStart"/>
-      <w:r>
-        <w:t>Backup</w:t>
-      </w:r>
-      <w:proofErr w:type="spellEnd"/>
-      <w:r>
-        <w:t xml:space="preserve">: Automático y gestionado por </w:t>
-      </w:r>
-      <w:proofErr w:type="spellStart"/>
-      <w:r>
-        <w:t>Supabase</w:t>
-      </w:r>
-      <w:proofErr w:type="spellEnd"/>
+        <w:t>- Backup: Automático y gestionado por Supabase</w:t>
+      </w:r>
     </w:p>
     <w:p/>
     <w:p>
@@ -9727,13 +8644,8 @@
     <w:p/>
     <w:p>
       <w:r>
-        <w:t xml:space="preserve">Caso de Uso: Autenticación con </w:t>
-      </w:r>
-      <w:proofErr w:type="spellStart"/>
-      <w:r>
-        <w:t>Supabase</w:t>
-      </w:r>
-      <w:proofErr w:type="spellEnd"/>
+        <w:t>Caso de Uso: Autenticación con Supabase</w:t>
+      </w:r>
     </w:p>
     <w:p>
       <w:r>
@@ -9742,15 +8654,7 @@
     </w:p>
     <w:p>
       <w:r>
-        <w:t xml:space="preserve">- Precondiciones: Conexión a internet, cuenta </w:t>
-      </w:r>
-      <w:proofErr w:type="spellStart"/>
-      <w:r>
-        <w:t>Supabase</w:t>
-      </w:r>
-      <w:proofErr w:type="spellEnd"/>
-      <w:r>
-        <w:t xml:space="preserve"> válida</w:t>
+        <w:t>- Precondiciones: Conexión a internet, cuenta Supabase válida</w:t>
       </w:r>
     </w:p>
     <w:p>
@@ -9765,33 +8669,12 @@
     </w:p>
     <w:p>
       <w:r>
-        <w:t xml:space="preserve">  2. App envía credenciales a </w:t>
-      </w:r>
-      <w:proofErr w:type="spellStart"/>
-      <w:r>
-        <w:t>Supabase</w:t>
-      </w:r>
-      <w:proofErr w:type="spellEnd"/>
-      <w:r>
-        <w:t xml:space="preserve"> </w:t>
-      </w:r>
-      <w:proofErr w:type="spellStart"/>
-      <w:r>
-        <w:t>Auth</w:t>
-      </w:r>
-      <w:proofErr w:type="spellEnd"/>
-    </w:p>
-    <w:p>
-      <w:r>
-        <w:t xml:space="preserve">  3. </w:t>
-      </w:r>
-      <w:proofErr w:type="spellStart"/>
-      <w:r>
-        <w:t>Supabase</w:t>
-      </w:r>
-      <w:proofErr w:type="spellEnd"/>
-      <w:r>
-        <w:t xml:space="preserve"> valida y retorna JWT</w:t>
+        <w:t xml:space="preserve">  2. App envía credenciales a Supabase Auth</w:t>
+      </w:r>
+    </w:p>
+    <w:p>
+      <w:r>
+        <w:t xml:space="preserve">  3. Supabase valida y retorna JWT</w:t>
       </w:r>
     </w:p>
     <w:p>
@@ -9802,13 +8685,8 @@
     </w:p>
     <w:p>
       <w:r>
-        <w:t xml:space="preserve">  5. Token se usa automáticamente en todas las </w:t>
-      </w:r>
-      <w:proofErr w:type="spellStart"/>
-      <w:r>
-        <w:t>requests</w:t>
-      </w:r>
-      <w:proofErr w:type="spellEnd"/>
+        <w:t xml:space="preserve">  5. Token se usa automáticamente en todas las requests</w:t>
+      </w:r>
     </w:p>
     <w:p>
       <w:r>
@@ -9863,36 +8741,24 @@
     </w:p>
     <w:p>
       <w:r>
-        <w:t xml:space="preserve">  3. </w:t>
-      </w:r>
-      <w:proofErr w:type="spellStart"/>
-      <w:r>
-        <w:t>Backend</w:t>
-      </w:r>
-      <w:proofErr w:type="spellEnd"/>
-      <w:r>
-        <w:t xml:space="preserve"> crea tarea en Redis con datos de usuario y meta</w:t>
-      </w:r>
-    </w:p>
-    <w:p>
-      <w:r>
-        <w:t xml:space="preserve">  4. </w:t>
-      </w:r>
-      <w:proofErr w:type="spellStart"/>
-      <w:r>
-        <w:t>Worker</w:t>
-      </w:r>
-      <w:proofErr w:type="spellEnd"/>
-      <w:r>
-        <w:t xml:space="preserve"> procesa tarea consultando </w:t>
-      </w:r>
-      <w:proofErr w:type="spellStart"/>
-      <w:r>
-        <w:t>Ollama</w:t>
-      </w:r>
-      <w:proofErr w:type="spellEnd"/>
-      <w:r>
-        <w:t xml:space="preserve"> (Gemma3:4B)</w:t>
+        <w:t xml:space="preserve">  3. Backend crea tarea en Redis con datos de usuario y meta</w:t>
+      </w:r>
+    </w:p>
+    <w:p>
+      <w:r>
+        <w:t xml:space="preserve">  4. Worker procesa tarea </w:t>
+      </w:r>
+      <w:r>
+        <w:t xml:space="preserve">consultando IA </w:t>
+      </w:r>
+      <w:r>
+        <w:t>(</w:t>
+      </w:r>
+      <w:r>
+        <w:t>Gemini-2.5-flash</w:t>
+      </w:r>
+      <w:r>
+        <w:t>:4B)</w:t>
       </w:r>
     </w:p>
     <w:p>
@@ -9902,13 +8768,8 @@
     </w:p>
     <w:p>
       <w:r>
-        <w:t xml:space="preserve">  6. Sistema valida respuesta con esquema </w:t>
-      </w:r>
-      <w:proofErr w:type="spellStart"/>
-      <w:r>
-        <w:t>Pydantic</w:t>
-      </w:r>
-      <w:proofErr w:type="spellEnd"/>
+        <w:t xml:space="preserve">  6. Sistema valida respuesta con esquema Pydantic</w:t>
+      </w:r>
     </w:p>
     <w:p>
       <w:r>
@@ -9960,125 +8821,42 @@
     </w:p>
     <w:p>
       <w:r>
-        <w:t>App -&gt; API: POST /api/</w:t>
-      </w:r>
-      <w:proofErr w:type="spellStart"/>
-      <w:r>
-        <w:t>plans</w:t>
-      </w:r>
-      <w:proofErr w:type="spellEnd"/>
-      <w:r>
-        <w:t>/</w:t>
-      </w:r>
-      <w:proofErr w:type="spellStart"/>
-      <w:r>
-        <w:t>generate</w:t>
-      </w:r>
-      <w:proofErr w:type="spellEnd"/>
-    </w:p>
-    <w:p>
-      <w:r>
-        <w:t>API -&gt; Redis: Crear tarea (</w:t>
-      </w:r>
-      <w:proofErr w:type="spellStart"/>
-      <w:r>
-        <w:t>queued</w:t>
-      </w:r>
-      <w:proofErr w:type="spellEnd"/>
-      <w:r>
-        <w:t>)</w:t>
-      </w:r>
-    </w:p>
-    <w:p>
-      <w:proofErr w:type="spellStart"/>
-      <w:r>
-        <w:t>Worker</w:t>
-      </w:r>
-      <w:proofErr w:type="spellEnd"/>
-      <w:r>
-        <w:t xml:space="preserve"> -&gt; Redis: Obtener tarea (running)</w:t>
-      </w:r>
-    </w:p>
-    <w:p>
-      <w:proofErr w:type="spellStart"/>
-      <w:r>
-        <w:t>Worker</w:t>
-      </w:r>
-      <w:proofErr w:type="spellEnd"/>
-      <w:r>
-        <w:t xml:space="preserve"> -&gt; </w:t>
-      </w:r>
-      <w:proofErr w:type="spellStart"/>
-      <w:r>
-        <w:t>Ollama</w:t>
-      </w:r>
-      <w:proofErr w:type="spellEnd"/>
-      <w:r>
-        <w:t xml:space="preserve">: Consulta IA con </w:t>
-      </w:r>
-      <w:proofErr w:type="spellStart"/>
-      <w:r>
-        <w:t>prompt</w:t>
-      </w:r>
-      <w:proofErr w:type="spellEnd"/>
-      <w:r>
-        <w:t xml:space="preserve"> estructurado</w:t>
-      </w:r>
-    </w:p>
-    <w:p>
-      <w:proofErr w:type="spellStart"/>
-      <w:r>
-        <w:t>Ollama</w:t>
-      </w:r>
-      <w:proofErr w:type="spellEnd"/>
-      <w:r>
-        <w:t xml:space="preserve"> -&gt; </w:t>
-      </w:r>
-      <w:proofErr w:type="spellStart"/>
-      <w:r>
-        <w:t>Worker</w:t>
-      </w:r>
-      <w:proofErr w:type="spellEnd"/>
-      <w:r>
-        <w:t>: Respuesta JSON plan</w:t>
-      </w:r>
-    </w:p>
-    <w:p>
-      <w:proofErr w:type="spellStart"/>
-      <w:r>
-        <w:t>Worker</w:t>
-      </w:r>
-      <w:proofErr w:type="spellEnd"/>
-      <w:r>
-        <w:t xml:space="preserve"> -&gt; </w:t>
-      </w:r>
-      <w:proofErr w:type="spellStart"/>
-      <w:r>
-        <w:t>Pydantic</w:t>
-      </w:r>
-      <w:proofErr w:type="spellEnd"/>
-      <w:r>
-        <w:t>: Validar esquema</w:t>
-      </w:r>
-    </w:p>
-    <w:p>
-      <w:proofErr w:type="spellStart"/>
-      <w:r>
-        <w:t>Worker</w:t>
-      </w:r>
-      <w:proofErr w:type="spellEnd"/>
-      <w:r>
-        <w:t xml:space="preserve"> -&gt; PostgreSQL: Almacenar plan</w:t>
-      </w:r>
-    </w:p>
-    <w:p>
-      <w:proofErr w:type="spellStart"/>
-      <w:r>
-        <w:t>Worker</w:t>
-      </w:r>
-      <w:proofErr w:type="spellEnd"/>
-      <w:r>
-        <w:t xml:space="preserve"> -&gt; Redis: Actualizar estado (done)</w:t>
+        <w:t>App -&gt; API: POST /api/plans/generate</w:t>
+      </w:r>
+    </w:p>
+    <w:p>
+      <w:r>
+        <w:t>API -&gt; Redis: Crear tarea (queued)</w:t>
+      </w:r>
+    </w:p>
+    <w:p>
+      <w:r>
+        <w:t>Worker -&gt; Redis: Obtener tarea (running)</w:t>
+      </w:r>
+    </w:p>
+    <w:p>
+      <w:r>
+        <w:t>Worker -&gt; : Consulta IA con prompt estructurado</w:t>
+      </w:r>
+    </w:p>
+    <w:p>
+      <w:r>
+        <w:t xml:space="preserve"> -&gt; Worker: Respuesta JSON plan</w:t>
+      </w:r>
+    </w:p>
+    <w:p>
+      <w:r>
+        <w:t>Worker -&gt; Pydantic: Validar esquema</w:t>
+      </w:r>
+    </w:p>
+    <w:p>
+      <w:r>
+        <w:t>Worker -&gt; PostgreSQL: Almacenar plan</w:t>
+      </w:r>
+    </w:p>
+    <w:p>
+      <w:r>
+        <w:t>Worker -&gt; Redis: Actualizar estado (done)</w:t>
       </w:r>
     </w:p>
     <w:p>
@@ -10105,267 +8883,95 @@
     <w:p/>
     <w:p>
       <w:r>
-        <w:t>```</w:t>
-      </w:r>
-      <w:proofErr w:type="spellStart"/>
-      <w:r>
-        <w:t>python</w:t>
-      </w:r>
-      <w:proofErr w:type="spellEnd"/>
-    </w:p>
-    <w:p>
-      <w:proofErr w:type="spellStart"/>
-      <w:r>
-        <w:t>class</w:t>
-      </w:r>
-      <w:proofErr w:type="spellEnd"/>
-      <w:r>
-        <w:t xml:space="preserve"> Usuario:</w:t>
-      </w:r>
-    </w:p>
-    <w:p>
-      <w:r>
-        <w:t xml:space="preserve">    id: </w:t>
-      </w:r>
-      <w:proofErr w:type="spellStart"/>
-      <w:r>
-        <w:t>int</w:t>
-      </w:r>
-      <w:proofErr w:type="spellEnd"/>
-    </w:p>
-    <w:p>
-      <w:r>
-        <w:t xml:space="preserve">    email: </w:t>
-      </w:r>
-      <w:proofErr w:type="spellStart"/>
-      <w:r>
-        <w:t>str</w:t>
-      </w:r>
-      <w:proofErr w:type="spellEnd"/>
-    </w:p>
-    <w:p>
-      <w:r>
-        <w:t xml:space="preserve">    </w:t>
-      </w:r>
-      <w:proofErr w:type="spellStart"/>
-      <w:r>
-        <w:t>password_hash</w:t>
-      </w:r>
-      <w:proofErr w:type="spellEnd"/>
-      <w:r>
-        <w:t xml:space="preserve">: </w:t>
-      </w:r>
-      <w:proofErr w:type="spellStart"/>
-      <w:r>
-        <w:t>str</w:t>
-      </w:r>
-      <w:proofErr w:type="spellEnd"/>
-    </w:p>
-    <w:p>
-      <w:r>
-        <w:t xml:space="preserve">    nombre: </w:t>
-      </w:r>
-      <w:proofErr w:type="spellStart"/>
-      <w:r>
-        <w:t>str</w:t>
-      </w:r>
-      <w:proofErr w:type="spellEnd"/>
-    </w:p>
-    <w:p>
-      <w:r>
-        <w:t xml:space="preserve">    </w:t>
-      </w:r>
-      <w:proofErr w:type="spellStart"/>
-      <w:r>
-        <w:t>nivel_experiencia</w:t>
-      </w:r>
-      <w:proofErr w:type="spellEnd"/>
-      <w:r>
-        <w:t xml:space="preserve">: </w:t>
-      </w:r>
-      <w:proofErr w:type="spellStart"/>
-      <w:r>
-        <w:t>str</w:t>
-      </w:r>
-      <w:proofErr w:type="spellEnd"/>
-    </w:p>
-    <w:p>
-      <w:r>
-        <w:t xml:space="preserve">    </w:t>
-      </w:r>
-      <w:proofErr w:type="spellStart"/>
-      <w:r>
-        <w:t>fecha_registro</w:t>
-      </w:r>
-      <w:proofErr w:type="spellEnd"/>
-      <w:r>
-        <w:t xml:space="preserve">: </w:t>
-      </w:r>
-      <w:proofErr w:type="spellStart"/>
-      <w:r>
-        <w:t>datetime</w:t>
-      </w:r>
-      <w:proofErr w:type="spellEnd"/>
-    </w:p>
-    <w:p>
-      <w:r>
-        <w:t xml:space="preserve">    metas: </w:t>
-      </w:r>
-      <w:proofErr w:type="spellStart"/>
-      <w:proofErr w:type="gramStart"/>
-      <w:r>
-        <w:t>List</w:t>
-      </w:r>
-      <w:proofErr w:type="spellEnd"/>
-      <w:r>
-        <w:t>[</w:t>
-      </w:r>
-      <w:proofErr w:type="gramEnd"/>
-      <w:r>
-        <w:t>Meta]</w:t>
-      </w:r>
-    </w:p>
-    <w:p>
-      <w:r>
-        <w:t xml:space="preserve">    planes: </w:t>
-      </w:r>
-      <w:proofErr w:type="spellStart"/>
-      <w:proofErr w:type="gramStart"/>
-      <w:r>
-        <w:t>List</w:t>
-      </w:r>
-      <w:proofErr w:type="spellEnd"/>
-      <w:r>
-        <w:t>[</w:t>
-      </w:r>
-      <w:proofErr w:type="spellStart"/>
-      <w:proofErr w:type="gramEnd"/>
-      <w:r>
-        <w:t>PlanEntrenamiento</w:t>
-      </w:r>
-      <w:proofErr w:type="spellEnd"/>
-      <w:r>
-        <w:t>]</w:t>
+        <w:t>```python</w:t>
+      </w:r>
+    </w:p>
+    <w:p>
+      <w:r>
+        <w:t>class Usuario:</w:t>
+      </w:r>
+    </w:p>
+    <w:p>
+      <w:r>
+        <w:t xml:space="preserve">    id: int</w:t>
+      </w:r>
+    </w:p>
+    <w:p>
+      <w:r>
+        <w:t xml:space="preserve">    email: str</w:t>
+      </w:r>
+    </w:p>
+    <w:p>
+      <w:r>
+        <w:t xml:space="preserve">    password_hash: str</w:t>
+      </w:r>
+    </w:p>
+    <w:p>
+      <w:r>
+        <w:t xml:space="preserve">    nombre: str</w:t>
+      </w:r>
+    </w:p>
+    <w:p>
+      <w:r>
+        <w:t xml:space="preserve">    nivel_experiencia: str</w:t>
+      </w:r>
+    </w:p>
+    <w:p>
+      <w:r>
+        <w:t xml:space="preserve">    fecha_registro: datetime</w:t>
+      </w:r>
+    </w:p>
+    <w:p>
+      <w:r>
+        <w:t xml:space="preserve">    metas: List[Meta]</w:t>
+      </w:r>
+    </w:p>
+    <w:p>
+      <w:r>
+        <w:t xml:space="preserve">    planes: List[PlanEntrenamiento]</w:t>
       </w:r>
     </w:p>
     <w:p>
       <w:r>
         <w:lastRenderedPageBreak/>
-        <w:t xml:space="preserve">    sesiones: </w:t>
-      </w:r>
-      <w:proofErr w:type="spellStart"/>
-      <w:proofErr w:type="gramStart"/>
-      <w:r>
-        <w:t>List</w:t>
-      </w:r>
-      <w:proofErr w:type="spellEnd"/>
-      <w:r>
-        <w:t>[</w:t>
-      </w:r>
-      <w:proofErr w:type="spellStart"/>
-      <w:proofErr w:type="gramEnd"/>
-      <w:r>
-        <w:t>SesionEntrenamiento</w:t>
-      </w:r>
-      <w:proofErr w:type="spellEnd"/>
-      <w:r>
-        <w:t>]</w:t>
+        <w:t xml:space="preserve">    sesiones: List[SesionEntrenamiento]</w:t>
       </w:r>
     </w:p>
     <w:p/>
     <w:p>
-      <w:proofErr w:type="spellStart"/>
-      <w:r>
-        <w:t>class</w:t>
-      </w:r>
-      <w:proofErr w:type="spellEnd"/>
-      <w:r>
-        <w:t xml:space="preserve"> Meta:</w:t>
-      </w:r>
-    </w:p>
-    <w:p>
-      <w:r>
-        <w:t xml:space="preserve">    id: </w:t>
-      </w:r>
-      <w:proofErr w:type="spellStart"/>
-      <w:r>
-        <w:t>int</w:t>
-      </w:r>
-      <w:proofErr w:type="spellEnd"/>
-    </w:p>
-    <w:p>
-      <w:r>
-        <w:t xml:space="preserve">    </w:t>
-      </w:r>
-      <w:proofErr w:type="spellStart"/>
-      <w:r>
-        <w:t>usuario_id</w:t>
-      </w:r>
-      <w:proofErr w:type="spellEnd"/>
-      <w:r>
-        <w:t xml:space="preserve">: </w:t>
-      </w:r>
-      <w:proofErr w:type="spellStart"/>
-      <w:r>
-        <w:t>int</w:t>
-      </w:r>
-      <w:proofErr w:type="spellEnd"/>
-    </w:p>
-    <w:p>
-      <w:r>
-        <w:t xml:space="preserve">    estilo: </w:t>
-      </w:r>
-      <w:proofErr w:type="spellStart"/>
-      <w:r>
-        <w:t>str</w:t>
-      </w:r>
-      <w:proofErr w:type="spellEnd"/>
-    </w:p>
-    <w:p>
-      <w:r>
-        <w:t xml:space="preserve">    distancia: </w:t>
-      </w:r>
-      <w:proofErr w:type="spellStart"/>
-      <w:r>
-        <w:t>int</w:t>
-      </w:r>
-      <w:proofErr w:type="spellEnd"/>
-    </w:p>
-    <w:p>
-      <w:r>
-        <w:t xml:space="preserve">    </w:t>
-      </w:r>
-      <w:proofErr w:type="spellStart"/>
-      <w:r>
-        <w:t>tiempo_actual</w:t>
-      </w:r>
-      <w:proofErr w:type="spellEnd"/>
-      <w:r>
-        <w:t xml:space="preserve">: </w:t>
-      </w:r>
-      <w:proofErr w:type="spellStart"/>
-      <w:r>
-        <w:t>float</w:t>
-      </w:r>
-      <w:proofErr w:type="spellEnd"/>
-    </w:p>
-    <w:p>
-      <w:r>
-        <w:t xml:space="preserve">    </w:t>
-      </w:r>
-      <w:proofErr w:type="spellStart"/>
-      <w:r>
-        <w:t>tiempo_objetivo</w:t>
-      </w:r>
-      <w:proofErr w:type="spellEnd"/>
-      <w:r>
-        <w:t xml:space="preserve">: </w:t>
-      </w:r>
-      <w:proofErr w:type="spellStart"/>
-      <w:r>
-        <w:t>float</w:t>
-      </w:r>
-      <w:proofErr w:type="spellEnd"/>
+      <w:r>
+        <w:t>class Meta:</w:t>
+      </w:r>
+    </w:p>
+    <w:p>
+      <w:r>
+        <w:t xml:space="preserve">    id: int</w:t>
+      </w:r>
+    </w:p>
+    <w:p>
+      <w:r>
+        <w:t xml:space="preserve">    usuario_id: int</w:t>
+      </w:r>
+    </w:p>
+    <w:p>
+      <w:r>
+        <w:t xml:space="preserve">    estilo: str</w:t>
+      </w:r>
+    </w:p>
+    <w:p>
+      <w:r>
+        <w:t xml:space="preserve">    distancia: int</w:t>
+      </w:r>
+    </w:p>
+    <w:p>
+      <w:r>
+        <w:t xml:space="preserve">    tiempo_actual: float</w:t>
+      </w:r>
+    </w:p>
+    <w:p>
+      <w:r>
+        <w:t xml:space="preserve">    tiempo_objetivo: float</w:t>
+      </w:r>
     </w:p>
     <w:p>
       <w:r>
@@ -10374,230 +8980,75 @@
     </w:p>
     <w:p>
       <w:r>
-        <w:t xml:space="preserve">    estado: </w:t>
-      </w:r>
-      <w:proofErr w:type="spellStart"/>
-      <w:r>
-        <w:t>str</w:t>
-      </w:r>
-      <w:proofErr w:type="spellEnd"/>
-    </w:p>
-    <w:p>
-      <w:r>
-        <w:t xml:space="preserve">    planes: </w:t>
-      </w:r>
-      <w:proofErr w:type="spellStart"/>
-      <w:proofErr w:type="gramStart"/>
-      <w:r>
-        <w:t>List</w:t>
-      </w:r>
-      <w:proofErr w:type="spellEnd"/>
-      <w:r>
-        <w:t>[</w:t>
-      </w:r>
-      <w:proofErr w:type="spellStart"/>
-      <w:proofErr w:type="gramEnd"/>
-      <w:r>
-        <w:t>PlanEntrenamiento</w:t>
-      </w:r>
-      <w:proofErr w:type="spellEnd"/>
-      <w:r>
-        <w:t>]</w:t>
+        <w:t xml:space="preserve">    estado: str</w:t>
+      </w:r>
+    </w:p>
+    <w:p>
+      <w:r>
+        <w:t xml:space="preserve">    planes: List[PlanEntrenamiento]</w:t>
       </w:r>
     </w:p>
     <w:p/>
     <w:p>
-      <w:proofErr w:type="spellStart"/>
-      <w:r>
-        <w:t>class</w:t>
-      </w:r>
-      <w:proofErr w:type="spellEnd"/>
-      <w:r>
-        <w:t xml:space="preserve"> </w:t>
-      </w:r>
-      <w:proofErr w:type="spellStart"/>
-      <w:r>
-        <w:t>PlanEntrenamiento</w:t>
-      </w:r>
-      <w:proofErr w:type="spellEnd"/>
-      <w:r>
-        <w:t>:</w:t>
-      </w:r>
-    </w:p>
-    <w:p>
-      <w:r>
-        <w:t xml:space="preserve">    id: </w:t>
-      </w:r>
-      <w:proofErr w:type="spellStart"/>
-      <w:r>
-        <w:t>int</w:t>
-      </w:r>
-      <w:proofErr w:type="spellEnd"/>
-    </w:p>
-    <w:p>
-      <w:r>
-        <w:t xml:space="preserve">    </w:t>
-      </w:r>
-      <w:proofErr w:type="spellStart"/>
-      <w:r>
-        <w:t>usuario_id</w:t>
-      </w:r>
-      <w:proofErr w:type="spellEnd"/>
-      <w:r>
-        <w:t xml:space="preserve">: </w:t>
-      </w:r>
-      <w:proofErr w:type="spellStart"/>
-      <w:r>
-        <w:t>int</w:t>
-      </w:r>
-      <w:proofErr w:type="spellEnd"/>
-    </w:p>
-    <w:p>
-      <w:r>
-        <w:t xml:space="preserve">    </w:t>
-      </w:r>
-      <w:proofErr w:type="spellStart"/>
-      <w:r>
-        <w:t>meta_id</w:t>
-      </w:r>
-      <w:proofErr w:type="spellEnd"/>
-      <w:r>
-        <w:t xml:space="preserve">: </w:t>
-      </w:r>
-      <w:proofErr w:type="spellStart"/>
-      <w:r>
-        <w:t>int</w:t>
-      </w:r>
-      <w:proofErr w:type="spellEnd"/>
-    </w:p>
-    <w:p>
-      <w:r>
-        <w:t xml:space="preserve">    contenido: </w:t>
-      </w:r>
-      <w:proofErr w:type="spellStart"/>
-      <w:r>
-        <w:t>dict</w:t>
-      </w:r>
-      <w:proofErr w:type="spellEnd"/>
-      <w:r>
-        <w:t xml:space="preserve">   JSONB</w:t>
-      </w:r>
-    </w:p>
-    <w:p>
-      <w:r>
-        <w:t xml:space="preserve">    </w:t>
-      </w:r>
-      <w:proofErr w:type="spellStart"/>
-      <w:r>
-        <w:t>fecha_generacion</w:t>
-      </w:r>
-      <w:proofErr w:type="spellEnd"/>
-      <w:r>
-        <w:t xml:space="preserve">: </w:t>
-      </w:r>
-      <w:proofErr w:type="spellStart"/>
-      <w:r>
-        <w:t>datetime</w:t>
-      </w:r>
-      <w:proofErr w:type="spellEnd"/>
-    </w:p>
-    <w:p>
-      <w:r>
-        <w:t xml:space="preserve">    estado: </w:t>
-      </w:r>
-      <w:proofErr w:type="spellStart"/>
-      <w:r>
-        <w:t>str</w:t>
-      </w:r>
-      <w:proofErr w:type="spellEnd"/>
-    </w:p>
-    <w:p>
-      <w:r>
-        <w:t xml:space="preserve">    sesiones: </w:t>
-      </w:r>
-      <w:proofErr w:type="spellStart"/>
-      <w:proofErr w:type="gramStart"/>
-      <w:r>
-        <w:t>List</w:t>
-      </w:r>
-      <w:proofErr w:type="spellEnd"/>
-      <w:r>
-        <w:t>[</w:t>
-      </w:r>
-      <w:proofErr w:type="spellStart"/>
-      <w:proofErr w:type="gramEnd"/>
-      <w:r>
-        <w:t>SesionEntrenamiento</w:t>
-      </w:r>
-      <w:proofErr w:type="spellEnd"/>
-      <w:r>
-        <w:t>]</w:t>
+      <w:r>
+        <w:t>class PlanEntrenamiento:</w:t>
+      </w:r>
+    </w:p>
+    <w:p>
+      <w:r>
+        <w:t xml:space="preserve">    id: int</w:t>
+      </w:r>
+    </w:p>
+    <w:p>
+      <w:r>
+        <w:t xml:space="preserve">    usuario_id: int</w:t>
+      </w:r>
+    </w:p>
+    <w:p>
+      <w:r>
+        <w:t xml:space="preserve">    meta_id: int</w:t>
+      </w:r>
+    </w:p>
+    <w:p>
+      <w:r>
+        <w:t xml:space="preserve">    contenido: dict   JSONB</w:t>
+      </w:r>
+    </w:p>
+    <w:p>
+      <w:r>
+        <w:t xml:space="preserve">    fecha_generacion: datetime</w:t>
+      </w:r>
+    </w:p>
+    <w:p>
+      <w:r>
+        <w:t xml:space="preserve">    estado: str</w:t>
+      </w:r>
+    </w:p>
+    <w:p>
+      <w:r>
+        <w:t xml:space="preserve">    sesiones: List[SesionEntrenamiento]</w:t>
       </w:r>
     </w:p>
     <w:p/>
     <w:p>
-      <w:proofErr w:type="spellStart"/>
-      <w:r>
-        <w:t>class</w:t>
-      </w:r>
-      <w:proofErr w:type="spellEnd"/>
-      <w:r>
-        <w:t xml:space="preserve"> </w:t>
-      </w:r>
-      <w:proofErr w:type="spellStart"/>
-      <w:r>
-        <w:t>SesionEntrenamiento</w:t>
-      </w:r>
-      <w:proofErr w:type="spellEnd"/>
-      <w:r>
-        <w:t>:</w:t>
-      </w:r>
-    </w:p>
-    <w:p>
-      <w:r>
-        <w:t xml:space="preserve">    id: </w:t>
-      </w:r>
-      <w:proofErr w:type="spellStart"/>
-      <w:r>
-        <w:t>int</w:t>
-      </w:r>
-      <w:proofErr w:type="spellEnd"/>
-    </w:p>
-    <w:p>
-      <w:r>
-        <w:t xml:space="preserve">    </w:t>
-      </w:r>
-      <w:proofErr w:type="spellStart"/>
-      <w:r>
-        <w:t>usuario_id</w:t>
-      </w:r>
-      <w:proofErr w:type="spellEnd"/>
-      <w:r>
-        <w:t xml:space="preserve">: </w:t>
-      </w:r>
-      <w:proofErr w:type="spellStart"/>
-      <w:r>
-        <w:t>int</w:t>
-      </w:r>
-      <w:proofErr w:type="spellEnd"/>
-    </w:p>
-    <w:p>
-      <w:r>
-        <w:t xml:space="preserve">    </w:t>
-      </w:r>
-      <w:proofErr w:type="spellStart"/>
-      <w:r>
-        <w:t>plan_id</w:t>
-      </w:r>
-      <w:proofErr w:type="spellEnd"/>
-      <w:r>
-        <w:t xml:space="preserve">: </w:t>
-      </w:r>
-      <w:proofErr w:type="spellStart"/>
-      <w:r>
-        <w:t>int</w:t>
-      </w:r>
-      <w:proofErr w:type="spellEnd"/>
+      <w:r>
+        <w:t>class SesionEntrenamiento:</w:t>
+      </w:r>
+    </w:p>
+    <w:p>
+      <w:r>
+        <w:t xml:space="preserve">    id: int</w:t>
+      </w:r>
+    </w:p>
+    <w:p>
+      <w:r>
+        <w:t xml:space="preserve">    usuario_id: int</w:t>
+      </w:r>
+    </w:p>
+    <w:p>
+      <w:r>
+        <w:t xml:space="preserve">    plan_id: int</w:t>
+      </w:r>
     </w:p>
     <w:p>
       <w:r>
@@ -10607,61 +9058,28 @@
     </w:p>
     <w:p>
       <w:r>
-        <w:t xml:space="preserve">    distancia: </w:t>
-      </w:r>
-      <w:proofErr w:type="spellStart"/>
-      <w:r>
-        <w:t>int</w:t>
-      </w:r>
-      <w:proofErr w:type="spellEnd"/>
-    </w:p>
-    <w:p>
-      <w:r>
-        <w:t xml:space="preserve">    tiempo: </w:t>
-      </w:r>
-      <w:proofErr w:type="spellStart"/>
-      <w:r>
-        <w:t>float</w:t>
-      </w:r>
-      <w:proofErr w:type="spellEnd"/>
-    </w:p>
-    <w:p>
-      <w:r>
-        <w:t xml:space="preserve">    </w:t>
-      </w:r>
-      <w:proofErr w:type="spellStart"/>
-      <w:r>
-        <w:t>rpe</w:t>
-      </w:r>
-      <w:proofErr w:type="spellEnd"/>
-      <w:r>
-        <w:t xml:space="preserve">: </w:t>
-      </w:r>
-      <w:proofErr w:type="spellStart"/>
-      <w:r>
-        <w:t>int</w:t>
-      </w:r>
-      <w:proofErr w:type="spellEnd"/>
-    </w:p>
-    <w:p>
-      <w:r>
-        <w:t xml:space="preserve">    notas: </w:t>
-      </w:r>
-      <w:proofErr w:type="spellStart"/>
-      <w:r>
-        <w:t>str</w:t>
-      </w:r>
-      <w:proofErr w:type="spellEnd"/>
-    </w:p>
-    <w:p>
-      <w:r>
-        <w:t xml:space="preserve">    sincronizado: </w:t>
-      </w:r>
-      <w:proofErr w:type="spellStart"/>
-      <w:r>
-        <w:t>bool</w:t>
-      </w:r>
-      <w:proofErr w:type="spellEnd"/>
+        <w:t xml:space="preserve">    distancia: int</w:t>
+      </w:r>
+    </w:p>
+    <w:p>
+      <w:r>
+        <w:t xml:space="preserve">    tiempo: float</w:t>
+      </w:r>
+    </w:p>
+    <w:p>
+      <w:r>
+        <w:t xml:space="preserve">    rpe: int</w:t>
+      </w:r>
+    </w:p>
+    <w:p>
+      <w:r>
+        <w:t xml:space="preserve">    notas: str</w:t>
+      </w:r>
+    </w:p>
+    <w:p>
+      <w:r>
+        <w:t xml:space="preserve">    sincronizado: bool</w:t>
+      </w:r>
     </w:p>
     <w:p>
       <w:r>
@@ -10687,15 +9105,7 @@
     </w:p>
     <w:p>
       <w:r>
-        <w:t>[Inicio] -&gt; [Registro/</w:t>
-      </w:r>
-      <w:proofErr w:type="spellStart"/>
-      <w:r>
-        <w:t>Login</w:t>
-      </w:r>
-      <w:proofErr w:type="spellEnd"/>
-      <w:r>
-        <w:t xml:space="preserve">] -&gt; [Definir Metas] -&gt; [Generar Plan IA] </w:t>
+        <w:t xml:space="preserve">[Inicio] -&gt; [Registro/Login] -&gt; [Definir Metas] -&gt; [Generar Plan IA] </w:t>
       </w:r>
     </w:p>
     <w:p>
@@ -10721,28 +9131,12 @@
     </w:p>
     <w:p>
       <w:r>
-        <w:t xml:space="preserve">[Solicitud] -&gt; [Validar Parámetros] -&gt; [Crear Tarea Redis] -&gt; [Procesar </w:t>
-      </w:r>
-      <w:proofErr w:type="spellStart"/>
-      <w:r>
-        <w:t>Worker</w:t>
-      </w:r>
-      <w:proofErr w:type="spellEnd"/>
-      <w:r>
-        <w:t>]</w:t>
-      </w:r>
-    </w:p>
-    <w:p>
-      <w:r>
-        <w:t xml:space="preserve">-&gt; [Consultar </w:t>
-      </w:r>
-      <w:proofErr w:type="spellStart"/>
-      <w:r>
-        <w:t>Ollama</w:t>
-      </w:r>
-      <w:proofErr w:type="spellEnd"/>
-      <w:r>
-        <w:t>] -&gt; [Validar Respuesta] -&gt; [Almacenar BD] -&gt; [Notificar]</w:t>
+        <w:t>[Solicitud] -&gt; [Validar Parámetros] -&gt; [Crear Tarea Redis] -&gt; [Procesar Worker]</w:t>
+      </w:r>
+    </w:p>
+    <w:p>
+      <w:r>
+        <w:t>-&gt; [Consultar ] -&gt; [Validar Respuesta] -&gt; [Almacenar BD] -&gt; [Notificar]</w:t>
       </w:r>
     </w:p>
     <w:p>
@@ -10770,15 +9164,7 @@
     <w:p/>
     <w:p>
       <w:r>
-        <w:t xml:space="preserve">Arquitectura Técnica con </w:t>
-      </w:r>
-      <w:proofErr w:type="spellStart"/>
-      <w:r>
-        <w:t>Supabase</w:t>
-      </w:r>
-      <w:proofErr w:type="spellEnd"/>
-      <w:r>
-        <w:t>:</w:t>
+        <w:t>Arquitectura Técnica con Supabase:</w:t>
       </w:r>
     </w:p>
     <w:p/>
@@ -10861,574 +9247,169 @@
     <w:p/>
     <w:p>
       <w:r>
-        <w:t xml:space="preserve">- </w:t>
-      </w:r>
-      <w:proofErr w:type="spellStart"/>
-      <w:r>
-        <w:t>Frontend</w:t>
-      </w:r>
-      <w:proofErr w:type="spellEnd"/>
-      <w:r>
-        <w:t xml:space="preserve"> Móvil: </w:t>
-      </w:r>
-      <w:proofErr w:type="spellStart"/>
-      <w:r>
-        <w:t>React</w:t>
-      </w:r>
-      <w:proofErr w:type="spellEnd"/>
-      <w:r>
-        <w:t xml:space="preserve"> Native con @supabase/supabase-js</w:t>
-      </w:r>
-    </w:p>
-    <w:p>
-      <w:r>
-        <w:t xml:space="preserve">- </w:t>
-      </w:r>
-      <w:proofErr w:type="spellStart"/>
-      <w:r>
-        <w:t>Backend</w:t>
-      </w:r>
-      <w:proofErr w:type="spellEnd"/>
-      <w:r>
-        <w:t xml:space="preserve"> API: </w:t>
-      </w:r>
-      <w:proofErr w:type="spellStart"/>
-      <w:r>
-        <w:t>Supabase</w:t>
-      </w:r>
-      <w:proofErr w:type="spellEnd"/>
-      <w:r>
-        <w:t xml:space="preserve"> REST + </w:t>
-      </w:r>
-      <w:proofErr w:type="spellStart"/>
-      <w:r>
-        <w:t>GraphQL</w:t>
-      </w:r>
-      <w:proofErr w:type="spellEnd"/>
-      <w:r>
-        <w:t xml:space="preserve"> (</w:t>
-      </w:r>
-      <w:proofErr w:type="spellStart"/>
-      <w:proofErr w:type="gramStart"/>
-      <w:r>
-        <w:t>auto-generadas</w:t>
-      </w:r>
-      <w:proofErr w:type="spellEnd"/>
-      <w:proofErr w:type="gramEnd"/>
+        <w:t>- Frontend Móvil: React Native con @supabase/supabase-js</w:t>
+      </w:r>
+    </w:p>
+    <w:p>
+      <w:r>
+        <w:t>- Backend API: Supabase REST + GraphQL (auto-generadas)</w:t>
+      </w:r>
+    </w:p>
+    <w:p>
+      <w:r>
+        <w:t>- Base de Datos: PostgreSQL 15 gestionado por Supabase</w:t>
+      </w:r>
+    </w:p>
+    <w:p>
+      <w:r>
+        <w:t>- Autenticación: Supabase Auth nativo (JWT, OAuth, Magic Links)</w:t>
+      </w:r>
+    </w:p>
+    <w:p>
+      <w:r>
+        <w:t xml:space="preserve">- IA Local:  con modelo </w:t>
+      </w:r>
+      <w:r>
+        <w:t>Gemini-2.5-flash</w:t>
+      </w:r>
+      <w:r>
+        <w:t>:4B (mantenido local)</w:t>
+      </w:r>
+    </w:p>
+    <w:p>
+      <w:r>
+        <w:t>- Colas de Tareas: Redis para procesamiento IA (mantenido local)</w:t>
+      </w:r>
+    </w:p>
+    <w:p>
+      <w:r>
+        <w:t>- Almacenamiento: Supabase Storage para archivos multimedia</w:t>
+      </w:r>
+    </w:p>
+    <w:p/>
+    <w:p>
+      <w:r>
+        <w:t>Componentes Funcionales Desarrollados:</w:t>
+      </w:r>
+    </w:p>
+    <w:p/>
+    <w:p>
+      <w:r>
+        <w:t>Módulo Autenticación:</w:t>
+      </w:r>
+    </w:p>
+    <w:p>
+      <w:r>
+        <w:t>```javascript</w:t>
+      </w:r>
+    </w:p>
+    <w:p>
+      <w:r>
+        <w:t>// Implementación con Supabase</w:t>
+      </w:r>
+    </w:p>
+    <w:p>
+      <w:r>
+        <w:t>import { createClient } from '@supabase/supabase-js'</w:t>
+      </w:r>
+    </w:p>
+    <w:p/>
+    <w:p>
+      <w:r>
+        <w:t>const supabase = createClient(</w:t>
+      </w:r>
+    </w:p>
+    <w:p>
+      <w:r>
+        <w:t xml:space="preserve">  process.env.SUPABASE_URL,</w:t>
+      </w:r>
+    </w:p>
+    <w:p>
+      <w:r>
+        <w:t xml:space="preserve">  process.env.SUPABASE_ANON_KEY</w:t>
+      </w:r>
+    </w:p>
+    <w:p>
       <w:r>
         <w:t>)</w:t>
       </w:r>
     </w:p>
-    <w:p>
-      <w:r>
-        <w:t xml:space="preserve">- Base de Datos: PostgreSQL 15 gestionado por </w:t>
-      </w:r>
-      <w:proofErr w:type="spellStart"/>
-      <w:r>
-        <w:t>Supabase</w:t>
-      </w:r>
-      <w:proofErr w:type="spellEnd"/>
-    </w:p>
-    <w:p>
-      <w:r>
-        <w:t xml:space="preserve">- Autenticación: </w:t>
-      </w:r>
-      <w:proofErr w:type="spellStart"/>
-      <w:r>
-        <w:t>Supabase</w:t>
-      </w:r>
-      <w:proofErr w:type="spellEnd"/>
-      <w:r>
-        <w:t xml:space="preserve"> </w:t>
-      </w:r>
-      <w:proofErr w:type="spellStart"/>
-      <w:r>
-        <w:t>Auth</w:t>
-      </w:r>
-      <w:proofErr w:type="spellEnd"/>
-      <w:r>
-        <w:t xml:space="preserve"> nativo (JWT, OAuth, Magic Links)</w:t>
-      </w:r>
-    </w:p>
-    <w:p>
-      <w:r>
-        <w:t xml:space="preserve">- IA Local: </w:t>
-      </w:r>
-      <w:proofErr w:type="spellStart"/>
-      <w:r>
-        <w:t>Ollama</w:t>
-      </w:r>
-      <w:proofErr w:type="spellEnd"/>
-      <w:r>
-        <w:t xml:space="preserve"> con modelo Gemma3:4B (mantenido local)</w:t>
-      </w:r>
-    </w:p>
-    <w:p>
-      <w:r>
-        <w:t>- Colas de Tareas: Redis para procesamiento IA (mantenido local)</w:t>
-      </w:r>
-    </w:p>
-    <w:p>
-      <w:r>
-        <w:t xml:space="preserve">- Almacenamiento: </w:t>
-      </w:r>
-      <w:proofErr w:type="spellStart"/>
-      <w:r>
-        <w:t>Supabase</w:t>
-      </w:r>
-      <w:proofErr w:type="spellEnd"/>
-      <w:r>
-        <w:t xml:space="preserve"> Storage para archivos multimedia</w:t>
-      </w:r>
-    </w:p>
     <w:p/>
     <w:p>
       <w:r>
-        <w:t>Componentes Funcionales Desarrollados:</w:t>
+        <w:t>// Registro simplificado</w:t>
+      </w:r>
+    </w:p>
+    <w:p>
+      <w:r>
+        <w:t>const { user, error } = await supabase.auth.signUp({</w:t>
+      </w:r>
+    </w:p>
+    <w:p>
+      <w:r>
+        <w:t xml:space="preserve">  email: 'usuario@ejemplo.com',</w:t>
+      </w:r>
+    </w:p>
+    <w:p>
+      <w:r>
+        <w:t xml:space="preserve">  password: 'contraseña-segura'</w:t>
+      </w:r>
+    </w:p>
+    <w:p>
+      <w:r>
+        <w:t>})</w:t>
       </w:r>
     </w:p>
     <w:p/>
     <w:p>
       <w:r>
-        <w:t>Módulo Autenticación:</w:t>
-      </w:r>
-    </w:p>
-    <w:p>
-      <w:r>
-        <w:t>```</w:t>
-      </w:r>
-      <w:proofErr w:type="spellStart"/>
-      <w:r>
-        <w:t>javascript</w:t>
-      </w:r>
-      <w:proofErr w:type="spellEnd"/>
-    </w:p>
-    <w:p>
-      <w:r>
-        <w:t xml:space="preserve">// Implementación con </w:t>
-      </w:r>
-      <w:proofErr w:type="spellStart"/>
-      <w:r>
-        <w:t>Supabase</w:t>
-      </w:r>
-      <w:proofErr w:type="spellEnd"/>
-    </w:p>
-    <w:p>
-      <w:proofErr w:type="spellStart"/>
-      <w:r>
-        <w:t>import</w:t>
-      </w:r>
-      <w:proofErr w:type="spellEnd"/>
-      <w:r>
-        <w:t xml:space="preserve"> </w:t>
-      </w:r>
-      <w:proofErr w:type="gramStart"/>
-      <w:r>
-        <w:t xml:space="preserve">{ </w:t>
-      </w:r>
-      <w:proofErr w:type="spellStart"/>
-      <w:r>
-        <w:t>createClient</w:t>
-      </w:r>
-      <w:proofErr w:type="spellEnd"/>
-      <w:proofErr w:type="gramEnd"/>
-      <w:r>
-        <w:t xml:space="preserve"> } </w:t>
-      </w:r>
-      <w:proofErr w:type="spellStart"/>
-      <w:r>
-        <w:t>from</w:t>
-      </w:r>
-      <w:proofErr w:type="spellEnd"/>
-      <w:r>
-        <w:t xml:space="preserve"> '@</w:t>
-      </w:r>
-      <w:proofErr w:type="spellStart"/>
-      <w:r>
-        <w:t>supabase</w:t>
-      </w:r>
-      <w:proofErr w:type="spellEnd"/>
-      <w:r>
-        <w:t>/</w:t>
-      </w:r>
-      <w:proofErr w:type="spellStart"/>
-      <w:r>
-        <w:t>supabase-js</w:t>
-      </w:r>
-      <w:proofErr w:type="spellEnd"/>
-      <w:r>
-        <w:t>'</w:t>
+        <w:t>// Login automático con JWT</w:t>
+      </w:r>
+    </w:p>
+    <w:p>
+      <w:r>
+        <w:t>const { data, error } = await supabase.auth.signInWithPassword({</w:t>
+      </w:r>
+    </w:p>
+    <w:p>
+      <w:r>
+        <w:t xml:space="preserve">  email: 'usuario@ejemplo.com',</w:t>
+      </w:r>
+    </w:p>
+    <w:p>
+      <w:r>
+        <w:t xml:space="preserve">  password: 'contraseña-segura'</w:t>
+      </w:r>
+    </w:p>
+    <w:p>
+      <w:r>
+        <w:t>})</w:t>
       </w:r>
     </w:p>
     <w:p/>
     <w:p>
-      <w:proofErr w:type="spellStart"/>
-      <w:r>
-        <w:t>const</w:t>
-      </w:r>
-      <w:proofErr w:type="spellEnd"/>
-      <w:r>
-        <w:t xml:space="preserve"> </w:t>
-      </w:r>
-      <w:proofErr w:type="spellStart"/>
-      <w:r>
-        <w:t>supabase</w:t>
-      </w:r>
-      <w:proofErr w:type="spellEnd"/>
-      <w:r>
-        <w:t xml:space="preserve"> = </w:t>
-      </w:r>
-      <w:proofErr w:type="spellStart"/>
-      <w:proofErr w:type="gramStart"/>
-      <w:r>
-        <w:t>createClient</w:t>
-      </w:r>
-      <w:proofErr w:type="spellEnd"/>
-      <w:r>
-        <w:t>(</w:t>
-      </w:r>
-      <w:proofErr w:type="gramEnd"/>
-    </w:p>
-    <w:p>
-      <w:r>
-        <w:t xml:space="preserve">  </w:t>
-      </w:r>
-      <w:proofErr w:type="spellStart"/>
-      <w:proofErr w:type="gramStart"/>
-      <w:r>
-        <w:t>process.env.SUPABASE</w:t>
-      </w:r>
-      <w:proofErr w:type="gramEnd"/>
-      <w:r>
-        <w:t>_URL</w:t>
-      </w:r>
-      <w:proofErr w:type="spellEnd"/>
-      <w:r>
-        <w:t>,</w:t>
-      </w:r>
-    </w:p>
-    <w:p>
-      <w:r>
-        <w:t xml:space="preserve">  </w:t>
-      </w:r>
-      <w:proofErr w:type="spellStart"/>
-      <w:proofErr w:type="gramStart"/>
-      <w:r>
-        <w:t>process.env.SUPABASE</w:t>
-      </w:r>
-      <w:proofErr w:type="gramEnd"/>
-      <w:r>
-        <w:t>_ANON_KEY</w:t>
-      </w:r>
-      <w:proofErr w:type="spellEnd"/>
-    </w:p>
-    <w:p>
-      <w:r>
-        <w:t>)</w:t>
-      </w:r>
-    </w:p>
-    <w:p/>
-    <w:p>
-      <w:r>
-        <w:t>// Registro simplificado</w:t>
-      </w:r>
-    </w:p>
-    <w:p>
-      <w:proofErr w:type="spellStart"/>
-      <w:r>
-        <w:t>const</w:t>
-      </w:r>
-      <w:proofErr w:type="spellEnd"/>
-      <w:r>
-        <w:t xml:space="preserve"> </w:t>
-      </w:r>
-      <w:proofErr w:type="gramStart"/>
-      <w:r>
-        <w:t xml:space="preserve">{ </w:t>
-      </w:r>
-      <w:proofErr w:type="spellStart"/>
-      <w:r>
-        <w:t>user</w:t>
-      </w:r>
-      <w:proofErr w:type="spellEnd"/>
-      <w:proofErr w:type="gramEnd"/>
-      <w:r>
-        <w:t xml:space="preserve">, </w:t>
-      </w:r>
-      <w:proofErr w:type="gramStart"/>
-      <w:r>
-        <w:t>error }</w:t>
-      </w:r>
-      <w:proofErr w:type="gramEnd"/>
-      <w:r>
-        <w:t xml:space="preserve"> = </w:t>
-      </w:r>
-      <w:proofErr w:type="spellStart"/>
-      <w:r>
-        <w:t>await</w:t>
-      </w:r>
-      <w:proofErr w:type="spellEnd"/>
-      <w:r>
-        <w:t xml:space="preserve"> </w:t>
-      </w:r>
-      <w:proofErr w:type="spellStart"/>
-      <w:proofErr w:type="gramStart"/>
-      <w:r>
-        <w:t>supabase.auth</w:t>
-      </w:r>
-      <w:proofErr w:type="gramEnd"/>
-      <w:r>
-        <w:t>.</w:t>
-      </w:r>
-      <w:proofErr w:type="gramStart"/>
-      <w:r>
-        <w:t>signUp</w:t>
-      </w:r>
-      <w:proofErr w:type="spellEnd"/>
-      <w:r>
-        <w:t>(</w:t>
-      </w:r>
-      <w:proofErr w:type="gramEnd"/>
-      <w:r>
-        <w:t>{</w:t>
-      </w:r>
-    </w:p>
-    <w:p>
-      <w:r>
-        <w:t xml:space="preserve">  email: 'usuario@ejemplo.com',</w:t>
-      </w:r>
-    </w:p>
-    <w:p>
-      <w:r>
-        <w:t xml:space="preserve">  </w:t>
-      </w:r>
-      <w:proofErr w:type="spellStart"/>
-      <w:r>
-        <w:t>password</w:t>
-      </w:r>
-      <w:proofErr w:type="spellEnd"/>
-      <w:r>
-        <w:t>: 'contraseña-segura'</w:t>
-      </w:r>
-    </w:p>
-    <w:p>
-      <w:r>
-        <w:t>})</w:t>
-      </w:r>
-    </w:p>
-    <w:p/>
-    <w:p>
-      <w:r>
-        <w:t xml:space="preserve">// </w:t>
-      </w:r>
-      <w:proofErr w:type="spellStart"/>
-      <w:r>
-        <w:t>Login</w:t>
-      </w:r>
-      <w:proofErr w:type="spellEnd"/>
-      <w:r>
-        <w:t xml:space="preserve"> automático con JWT</w:t>
-      </w:r>
-    </w:p>
-    <w:p>
-      <w:proofErr w:type="spellStart"/>
-      <w:r>
-        <w:t>const</w:t>
-      </w:r>
-      <w:proofErr w:type="spellEnd"/>
-      <w:r>
-        <w:t xml:space="preserve"> </w:t>
-      </w:r>
-      <w:proofErr w:type="gramStart"/>
-      <w:r>
-        <w:t>{ data</w:t>
-      </w:r>
-      <w:proofErr w:type="gramEnd"/>
-      <w:r>
-        <w:t xml:space="preserve">, </w:t>
-      </w:r>
-      <w:proofErr w:type="gramStart"/>
-      <w:r>
-        <w:t>error }</w:t>
-      </w:r>
-      <w:proofErr w:type="gramEnd"/>
-      <w:r>
-        <w:t xml:space="preserve"> = </w:t>
-      </w:r>
-      <w:proofErr w:type="spellStart"/>
-      <w:r>
-        <w:t>await</w:t>
-      </w:r>
-      <w:proofErr w:type="spellEnd"/>
-      <w:r>
-        <w:t xml:space="preserve"> </w:t>
-      </w:r>
-      <w:proofErr w:type="spellStart"/>
-      <w:proofErr w:type="gramStart"/>
-      <w:r>
-        <w:t>supabase.auth</w:t>
-      </w:r>
-      <w:proofErr w:type="gramEnd"/>
-      <w:r>
-        <w:t>.</w:t>
-      </w:r>
-      <w:proofErr w:type="gramStart"/>
-      <w:r>
-        <w:t>signInWithPassword</w:t>
-      </w:r>
-      <w:proofErr w:type="spellEnd"/>
-      <w:r>
-        <w:t>(</w:t>
-      </w:r>
-      <w:proofErr w:type="gramEnd"/>
-      <w:r>
-        <w:t>{</w:t>
-      </w:r>
-    </w:p>
-    <w:p>
-      <w:r>
-        <w:t xml:space="preserve">  email: 'usuario@ejemplo.com',</w:t>
-      </w:r>
-    </w:p>
-    <w:p>
-      <w:r>
-        <w:t xml:space="preserve">  </w:t>
-      </w:r>
-      <w:proofErr w:type="spellStart"/>
-      <w:r>
-        <w:t>password</w:t>
-      </w:r>
-      <w:proofErr w:type="spellEnd"/>
-      <w:r>
-        <w:t>: 'contraseña-segura'</w:t>
-      </w:r>
-    </w:p>
-    <w:p>
-      <w:r>
-        <w:t>})</w:t>
-      </w:r>
-    </w:p>
-    <w:p/>
-    <w:p>
-      <w:r>
-        <w:t xml:space="preserve">// Todas las </w:t>
-      </w:r>
-      <w:proofErr w:type="spellStart"/>
-      <w:r>
-        <w:t>queries</w:t>
-      </w:r>
-      <w:proofErr w:type="spellEnd"/>
-      <w:r>
-        <w:t xml:space="preserve"> automáticamente autenticadas</w:t>
-      </w:r>
-    </w:p>
-    <w:p>
-      <w:proofErr w:type="spellStart"/>
-      <w:r>
-        <w:t>const</w:t>
-      </w:r>
-      <w:proofErr w:type="spellEnd"/>
-      <w:r>
-        <w:t xml:space="preserve"> </w:t>
-      </w:r>
-      <w:proofErr w:type="gramStart"/>
-      <w:r>
-        <w:t>{ data</w:t>
-      </w:r>
-      <w:proofErr w:type="gramEnd"/>
-      <w:r>
-        <w:t xml:space="preserve">: metas, </w:t>
-      </w:r>
-      <w:proofErr w:type="gramStart"/>
-      <w:r>
-        <w:t>error }</w:t>
-      </w:r>
-      <w:proofErr w:type="gramEnd"/>
-      <w:r>
-        <w:t xml:space="preserve"> = </w:t>
-      </w:r>
-      <w:proofErr w:type="spellStart"/>
-      <w:r>
-        <w:t>await</w:t>
-      </w:r>
-      <w:proofErr w:type="spellEnd"/>
-      <w:r>
-        <w:t xml:space="preserve"> </w:t>
-      </w:r>
-      <w:proofErr w:type="spellStart"/>
-      <w:r>
-        <w:t>supabase</w:t>
-      </w:r>
-      <w:proofErr w:type="spellEnd"/>
-    </w:p>
-    <w:p>
-      <w:r>
-        <w:t xml:space="preserve">  </w:t>
-      </w:r>
-      <w:proofErr w:type="gramStart"/>
-      <w:r>
-        <w:t>.</w:t>
-      </w:r>
-      <w:proofErr w:type="spellStart"/>
-      <w:r>
-        <w:t>from</w:t>
-      </w:r>
-      <w:proofErr w:type="spellEnd"/>
-      <w:proofErr w:type="gramEnd"/>
-      <w:r>
-        <w:t>('metas')</w:t>
-      </w:r>
-    </w:p>
-    <w:p>
-      <w:r>
-        <w:t xml:space="preserve">  </w:t>
-      </w:r>
-      <w:proofErr w:type="gramStart"/>
-      <w:r>
-        <w:t>.</w:t>
-      </w:r>
-      <w:proofErr w:type="spellStart"/>
-      <w:r>
-        <w:t>select</w:t>
-      </w:r>
-      <w:proofErr w:type="spellEnd"/>
-      <w:proofErr w:type="gramEnd"/>
-      <w:r>
-        <w:t>('*')</w:t>
-      </w:r>
-    </w:p>
-    <w:p>
-      <w:r>
-        <w:t xml:space="preserve">  </w:t>
-      </w:r>
-      <w:proofErr w:type="gramStart"/>
-      <w:r>
-        <w:t>.</w:t>
-      </w:r>
-      <w:proofErr w:type="spellStart"/>
-      <w:r>
-        <w:t>eq</w:t>
-      </w:r>
-      <w:proofErr w:type="spellEnd"/>
-      <w:proofErr w:type="gramEnd"/>
-      <w:r>
-        <w:t>('</w:t>
-      </w:r>
-      <w:proofErr w:type="spellStart"/>
-      <w:r>
-        <w:t>user_id</w:t>
-      </w:r>
-      <w:proofErr w:type="spellEnd"/>
-      <w:r>
-        <w:t xml:space="preserve">', </w:t>
-      </w:r>
-      <w:proofErr w:type="spellStart"/>
-      <w:r>
-        <w:t>user.id</w:t>
-      </w:r>
-      <w:proofErr w:type="spellEnd"/>
-      <w:r>
-        <w:t>)</w:t>
+      <w:r>
+        <w:t>// Todas las queries automáticamente autenticadas</w:t>
+      </w:r>
+    </w:p>
+    <w:p>
+      <w:r>
+        <w:t>const { data: metas, error } = await supabase</w:t>
+      </w:r>
+    </w:p>
+    <w:p>
+      <w:r>
+        <w:t xml:space="preserve">  .from('metas')</w:t>
+      </w:r>
+    </w:p>
+    <w:p>
+      <w:r>
+        <w:t xml:space="preserve">  .select('*')</w:t>
+      </w:r>
+    </w:p>
+    <w:p>
+      <w:r>
+        <w:t xml:space="preserve">  .eq('user_id', user.id)</w:t>
       </w:r>
     </w:p>
     <w:p>
@@ -11450,29 +9431,8 @@
     </w:p>
     <w:p>
       <w:r>
-        <w:t xml:space="preserve">- </w:t>
-      </w:r>
-      <w:proofErr w:type="spellStart"/>
-      <w:r>
-        <w:t>APIs</w:t>
-      </w:r>
-      <w:proofErr w:type="spellEnd"/>
-      <w:r>
-        <w:t xml:space="preserve"> automáticas: REST y </w:t>
-      </w:r>
-      <w:proofErr w:type="spellStart"/>
-      <w:r>
-        <w:t>GraphQL</w:t>
-      </w:r>
-      <w:proofErr w:type="spellEnd"/>
-      <w:r>
-        <w:t xml:space="preserve"> sin desarrollo </w:t>
-      </w:r>
-      <w:proofErr w:type="spellStart"/>
-      <w:r>
-        <w:t>backend</w:t>
-      </w:r>
-      <w:proofErr w:type="spellEnd"/>
+        <w:t>- APIs automáticas: REST y GraphQL sin desarrollo backend</w:t>
+      </w:r>
     </w:p>
     <w:p>
       <w:r>
@@ -11481,137 +9441,48 @@
     </w:p>
     <w:p>
       <w:r>
+        <w:t>```javascript</w:t>
+      </w:r>
+    </w:p>
+    <w:p>
+      <w:r>
+        <w:t>// Suscripción a cambios en tiempo real</w:t>
+      </w:r>
+    </w:p>
+    <w:p>
+      <w:r>
+        <w:t>const subscription = supabase</w:t>
+      </w:r>
+    </w:p>
+    <w:p>
+      <w:r>
+        <w:t xml:space="preserve">  .from('sesiones_entrenamiento')</w:t>
+      </w:r>
+    </w:p>
+    <w:p>
+      <w:r>
+        <w:t xml:space="preserve">  .on('INSERT', payload =&gt; {</w:t>
+      </w:r>
+    </w:p>
+    <w:p>
+      <w:r>
+        <w:t xml:space="preserve">    console.log('Nueva sesión agregada!', payload)</w:t>
+      </w:r>
+    </w:p>
+    <w:p>
+      <w:r>
+        <w:t xml:space="preserve">  })</w:t>
+      </w:r>
+    </w:p>
+    <w:p>
+      <w:r>
+        <w:t xml:space="preserve">  .subscribe()</w:t>
+      </w:r>
+    </w:p>
+    <w:p>
+      <w:r>
         <w:t>```</w:t>
       </w:r>
-      <w:proofErr w:type="spellStart"/>
-      <w:r>
-        <w:t>javascript</w:t>
-      </w:r>
-      <w:proofErr w:type="spellEnd"/>
-    </w:p>
-    <w:p>
-      <w:r>
-        <w:t>// Suscripción a cambios en tiempo real</w:t>
-      </w:r>
-    </w:p>
-    <w:p>
-      <w:proofErr w:type="spellStart"/>
-      <w:r>
-        <w:t>const</w:t>
-      </w:r>
-      <w:proofErr w:type="spellEnd"/>
-      <w:r>
-        <w:t xml:space="preserve"> </w:t>
-      </w:r>
-      <w:proofErr w:type="spellStart"/>
-      <w:r>
-        <w:t>subscription</w:t>
-      </w:r>
-      <w:proofErr w:type="spellEnd"/>
-      <w:r>
-        <w:t xml:space="preserve"> = </w:t>
-      </w:r>
-      <w:proofErr w:type="spellStart"/>
-      <w:r>
-        <w:t>supabase</w:t>
-      </w:r>
-      <w:proofErr w:type="spellEnd"/>
-    </w:p>
-    <w:p>
-      <w:r>
-        <w:t xml:space="preserve">  </w:t>
-      </w:r>
-      <w:proofErr w:type="gramStart"/>
-      <w:r>
-        <w:t>.</w:t>
-      </w:r>
-      <w:proofErr w:type="spellStart"/>
-      <w:r>
-        <w:t>from</w:t>
-      </w:r>
-      <w:proofErr w:type="spellEnd"/>
-      <w:proofErr w:type="gramEnd"/>
-      <w:r>
-        <w:t>('</w:t>
-      </w:r>
-      <w:proofErr w:type="spellStart"/>
-      <w:r>
-        <w:t>sesiones_entrenamiento</w:t>
-      </w:r>
-      <w:proofErr w:type="spellEnd"/>
-      <w:r>
-        <w:t>')</w:t>
-      </w:r>
-    </w:p>
-    <w:p>
-      <w:r>
-        <w:t xml:space="preserve">  </w:t>
-      </w:r>
-      <w:proofErr w:type="gramStart"/>
-      <w:r>
-        <w:t>.</w:t>
-      </w:r>
-      <w:proofErr w:type="spellStart"/>
-      <w:r>
-        <w:t>on</w:t>
-      </w:r>
-      <w:proofErr w:type="spellEnd"/>
-      <w:proofErr w:type="gramEnd"/>
-      <w:r>
-        <w:t xml:space="preserve">('INSERT', </w:t>
-      </w:r>
-      <w:proofErr w:type="spellStart"/>
-      <w:r>
-        <w:t>payload</w:t>
-      </w:r>
-      <w:proofErr w:type="spellEnd"/>
-      <w:r>
-        <w:t xml:space="preserve"> =&gt; {</w:t>
-      </w:r>
-    </w:p>
-    <w:p>
-      <w:r>
-        <w:t xml:space="preserve">    </w:t>
-      </w:r>
-      <w:proofErr w:type="gramStart"/>
-      <w:r>
-        <w:t>console.log('Nueva sesión agregada!'</w:t>
-      </w:r>
-      <w:proofErr w:type="gramEnd"/>
-      <w:r>
-        <w:t xml:space="preserve">, </w:t>
-      </w:r>
-      <w:proofErr w:type="spellStart"/>
-      <w:r>
-        <w:t>payload</w:t>
-      </w:r>
-      <w:proofErr w:type="spellEnd"/>
-      <w:r>
-        <w:t>)</w:t>
-      </w:r>
-    </w:p>
-    <w:p>
-      <w:r>
-        <w:t xml:space="preserve">  })</w:t>
-      </w:r>
-    </w:p>
-    <w:p>
-      <w:r>
-        <w:t xml:space="preserve">  </w:t>
-      </w:r>
-      <w:proofErr w:type="gramStart"/>
-      <w:r>
-        <w:t>.subscribe</w:t>
-      </w:r>
-      <w:proofErr w:type="gramEnd"/>
-      <w:r>
-        <w:t>()</w:t>
-      </w:r>
-    </w:p>
-    <w:p>
-      <w:r>
-        <w:t>```</w:t>
-      </w:r>
     </w:p>
     <w:p/>
     <w:p>
@@ -11647,47 +9518,18 @@
     </w:p>
     <w:p>
       <w:r>
-        <w:t xml:space="preserve">- Integración completa con </w:t>
-      </w:r>
-      <w:proofErr w:type="spellStart"/>
-      <w:r>
-        <w:t>Ollama</w:t>
-      </w:r>
-      <w:proofErr w:type="spellEnd"/>
-      <w:r>
-        <w:t xml:space="preserve"> mediante API </w:t>
-      </w:r>
-      <w:proofErr w:type="spellStart"/>
-      <w:r>
-        <w:t>OpenAI</w:t>
-      </w:r>
-      <w:proofErr w:type="spellEnd"/>
-      <w:r>
-        <w:t>-compatible</w:t>
-      </w:r>
-    </w:p>
-    <w:p>
-      <w:r>
-        <w:t xml:space="preserve">- </w:t>
-      </w:r>
-      <w:proofErr w:type="spellStart"/>
-      <w:r>
-        <w:t>Workers</w:t>
-      </w:r>
-      <w:proofErr w:type="spellEnd"/>
-      <w:r>
-        <w:t xml:space="preserve"> asíncronos para procesamiento sin bloqueo</w:t>
-      </w:r>
-    </w:p>
-    <w:p>
-      <w:r>
-        <w:t xml:space="preserve">- Validación robusta con esquemas </w:t>
-      </w:r>
-      <w:proofErr w:type="spellStart"/>
-      <w:r>
-        <w:t>Pydantic</w:t>
-      </w:r>
-      <w:proofErr w:type="spellEnd"/>
+        <w:t>- Integración completa con  mediante API OpenAI-compatible</w:t>
+      </w:r>
+    </w:p>
+    <w:p>
+      <w:r>
+        <w:t>- Workers asíncronos para procesamiento sin bloqueo</w:t>
+      </w:r>
+    </w:p>
+    <w:p>
+      <w:r>
+        <w:t>- Validación robusta con esquemas Pydantic</w:t>
+      </w:r>
     </w:p>
     <w:p>
       <w:r>
@@ -11734,15 +9576,7 @@
     </w:p>
     <w:p>
       <w:r>
-        <w:t xml:space="preserve">- Gráficos interactivos con </w:t>
-      </w:r>
-      <w:proofErr w:type="spellStart"/>
-      <w:r>
-        <w:t>Victory</w:t>
-      </w:r>
-      <w:proofErr w:type="spellEnd"/>
-      <w:r>
-        <w:t xml:space="preserve"> Native</w:t>
+        <w:t>- Gráficos interactivos con Victory Native</w:t>
       </w:r>
     </w:p>
     <w:p>
@@ -11775,34 +9609,13 @@
     <w:p/>
     <w:p>
       <w:r>
-        <w:t xml:space="preserve">Estrategia de </w:t>
-      </w:r>
-      <w:proofErr w:type="spellStart"/>
-      <w:r>
-        <w:t>Testing</w:t>
-      </w:r>
-      <w:proofErr w:type="spellEnd"/>
-      <w:r>
-        <w:t xml:space="preserve"> Integral:</w:t>
-      </w:r>
-    </w:p>
-    <w:p>
-      <w:r>
-        <w:t xml:space="preserve">- Unitarias: Funciones individuales </w:t>
-      </w:r>
-      <w:proofErr w:type="spellStart"/>
-      <w:r>
-        <w:t>backend</w:t>
-      </w:r>
-      <w:proofErr w:type="spellEnd"/>
-      <w:r>
-        <w:t xml:space="preserve"> y componentes </w:t>
-      </w:r>
-      <w:proofErr w:type="spellStart"/>
-      <w:r>
-        <w:t>frontend</w:t>
-      </w:r>
-      <w:proofErr w:type="spellEnd"/>
+        <w:t>Estrategia de Testing Integral:</w:t>
+      </w:r>
+    </w:p>
+    <w:p>
+      <w:r>
+        <w:t>- Unitarias: Funciones individuales backend y componentes frontend</w:t>
+      </w:r>
     </w:p>
     <w:p>
       <w:r>
@@ -11826,23 +9639,7 @@
     </w:p>
     <w:p>
       <w:r>
-        <w:t xml:space="preserve">- Seguridad: </w:t>
-      </w:r>
-      <w:proofErr w:type="spellStart"/>
-      <w:r>
-        <w:t>Penetration</w:t>
-      </w:r>
-      <w:proofErr w:type="spellEnd"/>
-      <w:r>
-        <w:t xml:space="preserve"> </w:t>
-      </w:r>
-      <w:proofErr w:type="spellStart"/>
-      <w:r>
-        <w:t>testing</w:t>
-      </w:r>
-      <w:proofErr w:type="spellEnd"/>
-      <w:r>
-        <w:t xml:space="preserve"> y análisis de vulnerabilidades</w:t>
+        <w:t>- Seguridad: Penetration testing y análisis de vulnerabilidades</w:t>
       </w:r>
     </w:p>
     <w:p/>
@@ -12570,33 +10367,7 @@
                 <w:lang w:eastAsia="es-CL"/>
                 <w14:ligatures w14:val="none"/>
               </w:rPr>
-              <w:t xml:space="preserve">1. El usuario selecciona la opción "Registrarse" en la pantalla inicial. 2. La </w:t>
-            </w:r>
-            <w:proofErr w:type="gramStart"/>
-            <w:r>
-              <w:rPr>
-                <w:rFonts w:ascii="Segoe UI" w:eastAsia="Times New Roman" w:hAnsi="Segoe UI" w:cs="Segoe UI"/>
-                <w:color w:val="0F1115"/>
-                <w:kern w:val="0"/>
-                <w:sz w:val="18"/>
-                <w:szCs w:val="18"/>
-                <w:lang w:eastAsia="es-CL"/>
-                <w14:ligatures w14:val="none"/>
-              </w:rPr>
-              <w:t>app</w:t>
-            </w:r>
-            <w:proofErr w:type="gramEnd"/>
-            <w:r>
-              <w:rPr>
-                <w:rFonts w:ascii="Segoe UI" w:eastAsia="Times New Roman" w:hAnsi="Segoe UI" w:cs="Segoe UI"/>
-                <w:color w:val="0F1115"/>
-                <w:kern w:val="0"/>
-                <w:sz w:val="18"/>
-                <w:szCs w:val="18"/>
-                <w:lang w:eastAsia="es-CL"/>
-                <w14:ligatures w14:val="none"/>
-              </w:rPr>
-              <w:t xml:space="preserve"> solicita nombre, correo electrónico, contraseña y </w:t>
+              <w:t xml:space="preserve">1. El usuario selecciona la opción "Registrarse" en la pantalla inicial. 2. La app solicita nombre, correo electrónico, contraseña y </w:t>
             </w:r>
             <w:r>
               <w:rPr>
@@ -12946,85 +10717,7 @@
                 <w:lang w:eastAsia="es-CL"/>
                 <w14:ligatures w14:val="none"/>
               </w:rPr>
-              <w:t xml:space="preserve">1. El usuario ingresa correo y contraseña. 2. El sistema valida las credenciales en </w:t>
-            </w:r>
-            <w:proofErr w:type="spellStart"/>
-            <w:r>
-              <w:rPr>
-                <w:rFonts w:ascii="Segoe UI" w:eastAsia="Times New Roman" w:hAnsi="Segoe UI" w:cs="Segoe UI"/>
-                <w:color w:val="0F1115"/>
-                <w:kern w:val="0"/>
-                <w:sz w:val="18"/>
-                <w:szCs w:val="18"/>
-                <w:lang w:eastAsia="es-CL"/>
-                <w14:ligatures w14:val="none"/>
-              </w:rPr>
-              <w:t>FastAPI</w:t>
-            </w:r>
-            <w:proofErr w:type="spellEnd"/>
-            <w:r>
-              <w:rPr>
-                <w:rFonts w:ascii="Segoe UI" w:eastAsia="Times New Roman" w:hAnsi="Segoe UI" w:cs="Segoe UI"/>
-                <w:color w:val="0F1115"/>
-                <w:kern w:val="0"/>
-                <w:sz w:val="18"/>
-                <w:szCs w:val="18"/>
-                <w:lang w:eastAsia="es-CL"/>
-                <w14:ligatures w14:val="none"/>
-              </w:rPr>
-              <w:t>. 3. Si son correctas, se emiten tokens JWT (</w:t>
-            </w:r>
-            <w:proofErr w:type="spellStart"/>
-            <w:r>
-              <w:rPr>
-                <w:rFonts w:ascii="Segoe UI" w:eastAsia="Times New Roman" w:hAnsi="Segoe UI" w:cs="Segoe UI"/>
-                <w:color w:val="0F1115"/>
-                <w:kern w:val="0"/>
-                <w:sz w:val="18"/>
-                <w:szCs w:val="18"/>
-                <w:lang w:eastAsia="es-CL"/>
-                <w14:ligatures w14:val="none"/>
-              </w:rPr>
-              <w:t>access</w:t>
-            </w:r>
-            <w:proofErr w:type="spellEnd"/>
-            <w:r>
-              <w:rPr>
-                <w:rFonts w:ascii="Segoe UI" w:eastAsia="Times New Roman" w:hAnsi="Segoe UI" w:cs="Segoe UI"/>
-                <w:color w:val="0F1115"/>
-                <w:kern w:val="0"/>
-                <w:sz w:val="18"/>
-                <w:szCs w:val="18"/>
-                <w:lang w:eastAsia="es-CL"/>
-                <w14:ligatures w14:val="none"/>
-              </w:rPr>
-              <w:t xml:space="preserve"> y </w:t>
-            </w:r>
-            <w:proofErr w:type="spellStart"/>
-            <w:r>
-              <w:rPr>
-                <w:rFonts w:ascii="Segoe UI" w:eastAsia="Times New Roman" w:hAnsi="Segoe UI" w:cs="Segoe UI"/>
-                <w:color w:val="0F1115"/>
-                <w:kern w:val="0"/>
-                <w:sz w:val="18"/>
-                <w:szCs w:val="18"/>
-                <w:lang w:eastAsia="es-CL"/>
-                <w14:ligatures w14:val="none"/>
-              </w:rPr>
-              <w:t>refresh</w:t>
-            </w:r>
-            <w:proofErr w:type="spellEnd"/>
-            <w:r>
-              <w:rPr>
-                <w:rFonts w:ascii="Segoe UI" w:eastAsia="Times New Roman" w:hAnsi="Segoe UI" w:cs="Segoe UI"/>
-                <w:color w:val="0F1115"/>
-                <w:kern w:val="0"/>
-                <w:sz w:val="18"/>
-                <w:szCs w:val="18"/>
-                <w:lang w:eastAsia="es-CL"/>
-                <w14:ligatures w14:val="none"/>
-              </w:rPr>
-              <w:t>). 4. El usuario es dirigido al panel principal.</w:t>
+              <w:t>1. El usuario ingresa correo y contraseña. 2. El sistema valida las credenciales en FastAPI. 3. Si son correctas, se emiten tokens JWT (access y refresh). 4. El usuario es dirigido al panel principal.</w:t>
             </w:r>
           </w:p>
         </w:tc>
@@ -13196,22 +10889,8 @@
                 <w:lang w:eastAsia="es-CL"/>
                 <w14:ligatures w14:val="none"/>
               </w:rPr>
-              <w:t xml:space="preserve">Autenticación </w:t>
-            </w:r>
-            <w:proofErr w:type="spellStart"/>
-            <w:r>
-              <w:rPr>
-                <w:rFonts w:ascii="Segoe UI" w:eastAsia="Times New Roman" w:hAnsi="Segoe UI" w:cs="Segoe UI"/>
-                <w:color w:val="0F1115"/>
-                <w:kern w:val="0"/>
-                <w:sz w:val="18"/>
-                <w:szCs w:val="18"/>
-                <w:lang w:eastAsia="es-CL"/>
-                <w14:ligatures w14:val="none"/>
-              </w:rPr>
-              <w:t>Supabase</w:t>
-            </w:r>
-            <w:proofErr w:type="spellEnd"/>
+              <w:t>Autenticación Supabase</w:t>
+            </w:r>
           </w:p>
         </w:tc>
         <w:tc>
@@ -13292,22 +10971,8 @@
                 <w:lang w:eastAsia="es-CL"/>
                 <w14:ligatures w14:val="none"/>
               </w:rPr>
-              <w:t xml:space="preserve">Autenticar acceso seguro en la </w:t>
-            </w:r>
-            <w:proofErr w:type="gramStart"/>
-            <w:r>
-              <w:rPr>
-                <w:rFonts w:ascii="Segoe UI" w:eastAsia="Times New Roman" w:hAnsi="Segoe UI" w:cs="Segoe UI"/>
-                <w:color w:val="0F1115"/>
-                <w:kern w:val="0"/>
-                <w:sz w:val="18"/>
-                <w:szCs w:val="18"/>
-                <w:lang w:eastAsia="es-CL"/>
-                <w14:ligatures w14:val="none"/>
-              </w:rPr>
-              <w:t>app</w:t>
-            </w:r>
-            <w:proofErr w:type="gramEnd"/>
+              <w:t>Autenticar acceso seguro en la app</w:t>
+            </w:r>
           </w:p>
         </w:tc>
         <w:tc>
@@ -13347,22 +11012,8 @@
                 <w:lang w:eastAsia="es-CL"/>
                 <w14:ligatures w14:val="none"/>
               </w:rPr>
-              <w:t xml:space="preserve">Credenciales válidas de </w:t>
-            </w:r>
-            <w:proofErr w:type="spellStart"/>
-            <w:r>
-              <w:rPr>
-                <w:rFonts w:ascii="Segoe UI" w:eastAsia="Times New Roman" w:hAnsi="Segoe UI" w:cs="Segoe UI"/>
-                <w:color w:val="0F1115"/>
-                <w:kern w:val="0"/>
-                <w:sz w:val="18"/>
-                <w:szCs w:val="18"/>
-                <w:lang w:eastAsia="es-CL"/>
-                <w14:ligatures w14:val="none"/>
-              </w:rPr>
-              <w:t>Supabase</w:t>
-            </w:r>
-            <w:proofErr w:type="spellEnd"/>
+              <w:t>Credenciales válidas de Supabase</w:t>
+            </w:r>
           </w:p>
         </w:tc>
         <w:tc>
@@ -13415,9 +11066,8 @@
                 <w14:ligatures w14:val="none"/>
               </w:rPr>
               <w:br/>
-              <w:t xml:space="preserve">2. App envía a </w:t>
-            </w:r>
-            <w:proofErr w:type="spellStart"/>
+              <w:t>2. App envía a Supabase Auth.</w:t>
+            </w:r>
             <w:r>
               <w:rPr>
                 <w:rFonts w:ascii="Segoe UI" w:eastAsia="Times New Roman" w:hAnsi="Segoe UI" w:cs="Segoe UI"/>
@@ -13428,9 +11078,9 @@
                 <w:lang w:eastAsia="es-CL"/>
                 <w14:ligatures w14:val="none"/>
               </w:rPr>
-              <w:t>Supabase</w:t>
-            </w:r>
-            <w:proofErr w:type="spellEnd"/>
+              <w:br/>
+              <w:t>3. Supabase retorna JWT y datos usuario.</w:t>
+            </w:r>
             <w:r>
               <w:rPr>
                 <w:rFonts w:ascii="Segoe UI" w:eastAsia="Times New Roman" w:hAnsi="Segoe UI" w:cs="Segoe UI"/>
@@ -13441,9 +11091,8 @@
                 <w:lang w:eastAsia="es-CL"/>
                 <w14:ligatures w14:val="none"/>
               </w:rPr>
-              <w:t xml:space="preserve"> </w:t>
-            </w:r>
-            <w:proofErr w:type="spellStart"/>
+              <w:br/>
+            </w:r>
             <w:r>
               <w:rPr>
                 <w:rFonts w:ascii="Segoe UI" w:eastAsia="Times New Roman" w:hAnsi="Segoe UI" w:cs="Segoe UI"/>
@@ -13454,9 +11103,9 @@
                 <w:lang w:eastAsia="es-CL"/>
                 <w14:ligatures w14:val="none"/>
               </w:rPr>
-              <w:t>Auth</w:t>
-            </w:r>
-            <w:proofErr w:type="spellEnd"/>
+              <w:lastRenderedPageBreak/>
+              <w:t>4. Token se almacena localmente.</w:t>
+            </w:r>
             <w:r>
               <w:rPr>
                 <w:rFonts w:ascii="Segoe UI" w:eastAsia="Times New Roman" w:hAnsi="Segoe UI" w:cs="Segoe UI"/>
@@ -13467,136 +11116,8 @@
                 <w:lang w:eastAsia="es-CL"/>
                 <w14:ligatures w14:val="none"/>
               </w:rPr>
-              <w:t>.</w:t>
-            </w:r>
-            <w:r>
-              <w:rPr>
-                <w:rFonts w:ascii="Segoe UI" w:eastAsia="Times New Roman" w:hAnsi="Segoe UI" w:cs="Segoe UI"/>
-                <w:color w:val="0F1115"/>
-                <w:kern w:val="0"/>
-                <w:sz w:val="18"/>
-                <w:szCs w:val="18"/>
-                <w:lang w:eastAsia="es-CL"/>
-                <w14:ligatures w14:val="none"/>
-              </w:rPr>
               <w:br/>
-              <w:t xml:space="preserve">3. </w:t>
-            </w:r>
-            <w:proofErr w:type="spellStart"/>
-            <w:r>
-              <w:rPr>
-                <w:rFonts w:ascii="Segoe UI" w:eastAsia="Times New Roman" w:hAnsi="Segoe UI" w:cs="Segoe UI"/>
-                <w:color w:val="0F1115"/>
-                <w:kern w:val="0"/>
-                <w:sz w:val="18"/>
-                <w:szCs w:val="18"/>
-                <w:lang w:eastAsia="es-CL"/>
-                <w14:ligatures w14:val="none"/>
-              </w:rPr>
-              <w:t>Supabase</w:t>
-            </w:r>
-            <w:proofErr w:type="spellEnd"/>
-            <w:r>
-              <w:rPr>
-                <w:rFonts w:ascii="Segoe UI" w:eastAsia="Times New Roman" w:hAnsi="Segoe UI" w:cs="Segoe UI"/>
-                <w:color w:val="0F1115"/>
-                <w:kern w:val="0"/>
-                <w:sz w:val="18"/>
-                <w:szCs w:val="18"/>
-                <w:lang w:eastAsia="es-CL"/>
-                <w14:ligatures w14:val="none"/>
-              </w:rPr>
-              <w:t xml:space="preserve"> retorna JWT y </w:t>
-            </w:r>
-            <w:proofErr w:type="gramStart"/>
-            <w:r>
-              <w:rPr>
-                <w:rFonts w:ascii="Segoe UI" w:eastAsia="Times New Roman" w:hAnsi="Segoe UI" w:cs="Segoe UI"/>
-                <w:color w:val="0F1115"/>
-                <w:kern w:val="0"/>
-                <w:sz w:val="18"/>
-                <w:szCs w:val="18"/>
-                <w:lang w:eastAsia="es-CL"/>
-                <w14:ligatures w14:val="none"/>
-              </w:rPr>
-              <w:t>datos usuario</w:t>
-            </w:r>
-            <w:proofErr w:type="gramEnd"/>
-            <w:r>
-              <w:rPr>
-                <w:rFonts w:ascii="Segoe UI" w:eastAsia="Times New Roman" w:hAnsi="Segoe UI" w:cs="Segoe UI"/>
-                <w:color w:val="0F1115"/>
-                <w:kern w:val="0"/>
-                <w:sz w:val="18"/>
-                <w:szCs w:val="18"/>
-                <w:lang w:eastAsia="es-CL"/>
-                <w14:ligatures w14:val="none"/>
-              </w:rPr>
-              <w:t>.</w:t>
-            </w:r>
-            <w:r>
-              <w:rPr>
-                <w:rFonts w:ascii="Segoe UI" w:eastAsia="Times New Roman" w:hAnsi="Segoe UI" w:cs="Segoe UI"/>
-                <w:color w:val="0F1115"/>
-                <w:kern w:val="0"/>
-                <w:sz w:val="18"/>
-                <w:szCs w:val="18"/>
-                <w:lang w:eastAsia="es-CL"/>
-                <w14:ligatures w14:val="none"/>
-              </w:rPr>
-              <w:br/>
-            </w:r>
-            <w:r>
-              <w:rPr>
-                <w:rFonts w:ascii="Segoe UI" w:eastAsia="Times New Roman" w:hAnsi="Segoe UI" w:cs="Segoe UI"/>
-                <w:color w:val="0F1115"/>
-                <w:kern w:val="0"/>
-                <w:sz w:val="18"/>
-                <w:szCs w:val="18"/>
-                <w:lang w:eastAsia="es-CL"/>
-                <w14:ligatures w14:val="none"/>
-              </w:rPr>
-              <w:lastRenderedPageBreak/>
-              <w:t>4. Token se almacena localmente.</w:t>
-            </w:r>
-            <w:r>
-              <w:rPr>
-                <w:rFonts w:ascii="Segoe UI" w:eastAsia="Times New Roman" w:hAnsi="Segoe UI" w:cs="Segoe UI"/>
-                <w:color w:val="0F1115"/>
-                <w:kern w:val="0"/>
-                <w:sz w:val="18"/>
-                <w:szCs w:val="18"/>
-                <w:lang w:eastAsia="es-CL"/>
-                <w14:ligatures w14:val="none"/>
-              </w:rPr>
-              <w:br/>
-              <w:t xml:space="preserve">5. </w:t>
-            </w:r>
-            <w:proofErr w:type="spellStart"/>
-            <w:r>
-              <w:rPr>
-                <w:rFonts w:ascii="Segoe UI" w:eastAsia="Times New Roman" w:hAnsi="Segoe UI" w:cs="Segoe UI"/>
-                <w:color w:val="0F1115"/>
-                <w:kern w:val="0"/>
-                <w:sz w:val="18"/>
-                <w:szCs w:val="18"/>
-                <w:lang w:eastAsia="es-CL"/>
-                <w14:ligatures w14:val="none"/>
-              </w:rPr>
-              <w:t>Requests</w:t>
-            </w:r>
-            <w:proofErr w:type="spellEnd"/>
-            <w:r>
-              <w:rPr>
-                <w:rFonts w:ascii="Segoe UI" w:eastAsia="Times New Roman" w:hAnsi="Segoe UI" w:cs="Segoe UI"/>
-                <w:color w:val="0F1115"/>
-                <w:kern w:val="0"/>
-                <w:sz w:val="18"/>
-                <w:szCs w:val="18"/>
-                <w:lang w:eastAsia="es-CL"/>
-                <w14:ligatures w14:val="none"/>
-              </w:rPr>
-              <w:t xml:space="preserve"> posteriores incluyen JWT.</w:t>
+              <w:t>5. Requests posteriores incluyen JWT.</w:t>
             </w:r>
           </w:p>
         </w:tc>
@@ -14632,9 +12153,8 @@
                 <w:lang w:eastAsia="es-CL"/>
                 <w14:ligatures w14:val="none"/>
               </w:rPr>
-              <w:t xml:space="preserve">1. El usuario selecciona una meta y elige "Generar Plan". 2. La API envía una tarea a Redis con los datos del usuario y meta. 3. El </w:t>
-            </w:r>
-            <w:proofErr w:type="spellStart"/>
+              <w:t>1. El usuario selecciona una meta y elige "Generar Plan". 2. La API envía una tarea a Redis con los datos del usuario y meta. 3. El worker consulta a  (</w:t>
+            </w:r>
             <w:r>
               <w:rPr>
                 <w:rFonts w:ascii="Segoe UI" w:eastAsia="Times New Roman" w:hAnsi="Segoe UI" w:cs="Segoe UI"/>
@@ -14645,9 +12165,8 @@
                 <w:lang w:eastAsia="es-CL"/>
                 <w14:ligatures w14:val="none"/>
               </w:rPr>
-              <w:t>worker</w:t>
-            </w:r>
-            <w:proofErr w:type="spellEnd"/>
+              <w:t>Gemini-2.5-flash</w:t>
+            </w:r>
             <w:r>
               <w:rPr>
                 <w:rFonts w:ascii="Segoe UI" w:eastAsia="Times New Roman" w:hAnsi="Segoe UI" w:cs="Segoe UI"/>
@@ -14658,111 +12177,7 @@
                 <w:lang w:eastAsia="es-CL"/>
                 <w14:ligatures w14:val="none"/>
               </w:rPr>
-              <w:t xml:space="preserve"> consulta a </w:t>
-            </w:r>
-            <w:proofErr w:type="spellStart"/>
-            <w:r>
-              <w:rPr>
-                <w:rFonts w:ascii="Segoe UI" w:eastAsia="Times New Roman" w:hAnsi="Segoe UI" w:cs="Segoe UI"/>
-                <w:color w:val="0F1115"/>
-                <w:kern w:val="0"/>
-                <w:sz w:val="18"/>
-                <w:szCs w:val="18"/>
-                <w:lang w:eastAsia="es-CL"/>
-                <w14:ligatures w14:val="none"/>
-              </w:rPr>
-              <w:t>Ollama</w:t>
-            </w:r>
-            <w:proofErr w:type="spellEnd"/>
-            <w:r>
-              <w:rPr>
-                <w:rFonts w:ascii="Segoe UI" w:eastAsia="Times New Roman" w:hAnsi="Segoe UI" w:cs="Segoe UI"/>
-                <w:color w:val="0F1115"/>
-                <w:kern w:val="0"/>
-                <w:sz w:val="18"/>
-                <w:szCs w:val="18"/>
-                <w:lang w:eastAsia="es-CL"/>
-                <w14:ligatures w14:val="none"/>
-              </w:rPr>
-              <w:t xml:space="preserve"> (Gemma3:4B) mediante </w:t>
-            </w:r>
-            <w:proofErr w:type="spellStart"/>
-            <w:r>
-              <w:rPr>
-                <w:rFonts w:ascii="Segoe UI" w:eastAsia="Times New Roman" w:hAnsi="Segoe UI" w:cs="Segoe UI"/>
-                <w:color w:val="0F1115"/>
-                <w:kern w:val="0"/>
-                <w:sz w:val="18"/>
-                <w:szCs w:val="18"/>
-                <w:lang w:eastAsia="es-CL"/>
-                <w14:ligatures w14:val="none"/>
-              </w:rPr>
-              <w:t>endpoint</w:t>
-            </w:r>
-            <w:proofErr w:type="spellEnd"/>
-            <w:r>
-              <w:rPr>
-                <w:rFonts w:ascii="Segoe UI" w:eastAsia="Times New Roman" w:hAnsi="Segoe UI" w:cs="Segoe UI"/>
-                <w:color w:val="0F1115"/>
-                <w:kern w:val="0"/>
-                <w:sz w:val="18"/>
-                <w:szCs w:val="18"/>
-                <w:lang w:eastAsia="es-CL"/>
-                <w14:ligatures w14:val="none"/>
-              </w:rPr>
-              <w:t xml:space="preserve"> </w:t>
-            </w:r>
-            <w:proofErr w:type="spellStart"/>
-            <w:r>
-              <w:rPr>
-                <w:rFonts w:ascii="Segoe UI" w:eastAsia="Times New Roman" w:hAnsi="Segoe UI" w:cs="Segoe UI"/>
-                <w:color w:val="0F1115"/>
-                <w:kern w:val="0"/>
-                <w:sz w:val="18"/>
-                <w:szCs w:val="18"/>
-                <w:lang w:eastAsia="es-CL"/>
-                <w14:ligatures w14:val="none"/>
-              </w:rPr>
-              <w:t>OpenAI</w:t>
-            </w:r>
-            <w:proofErr w:type="spellEnd"/>
-            <w:r>
-              <w:rPr>
-                <w:rFonts w:ascii="Segoe UI" w:eastAsia="Times New Roman" w:hAnsi="Segoe UI" w:cs="Segoe UI"/>
-                <w:color w:val="0F1115"/>
-                <w:kern w:val="0"/>
-                <w:sz w:val="18"/>
-                <w:szCs w:val="18"/>
-                <w:lang w:eastAsia="es-CL"/>
-                <w14:ligatures w14:val="none"/>
-              </w:rPr>
-              <w:t xml:space="preserve">-compatible. 4. La respuesta se valida con </w:t>
-            </w:r>
-            <w:proofErr w:type="spellStart"/>
-            <w:r>
-              <w:rPr>
-                <w:rFonts w:ascii="Segoe UI" w:eastAsia="Times New Roman" w:hAnsi="Segoe UI" w:cs="Segoe UI"/>
-                <w:color w:val="0F1115"/>
-                <w:kern w:val="0"/>
-                <w:sz w:val="18"/>
-                <w:szCs w:val="18"/>
-                <w:lang w:eastAsia="es-CL"/>
-                <w14:ligatures w14:val="none"/>
-              </w:rPr>
-              <w:t>Pydantic</w:t>
-            </w:r>
-            <w:proofErr w:type="spellEnd"/>
-            <w:r>
-              <w:rPr>
-                <w:rFonts w:ascii="Segoe UI" w:eastAsia="Times New Roman" w:hAnsi="Segoe UI" w:cs="Segoe UI"/>
-                <w:color w:val="0F1115"/>
-                <w:kern w:val="0"/>
-                <w:sz w:val="18"/>
-                <w:szCs w:val="18"/>
-                <w:lang w:eastAsia="es-CL"/>
-                <w14:ligatures w14:val="none"/>
-              </w:rPr>
-              <w:t xml:space="preserve"> y se almacena en PostgreSQL. 5. El sistema notifica que el plan fue generado con éxito.</w:t>
+              <w:t>:4B) mediante endpoint OpenAI-compatible. 4. La respuesta se valida con Pydantic y se almacena en PostgreSQL. 5. El sistema notifica que el plan fue generado con éxito.</w:t>
             </w:r>
           </w:p>
         </w:tc>
@@ -15098,9 +12513,8 @@
                 <w:lang w:eastAsia="es-CL"/>
                 <w14:ligatures w14:val="none"/>
               </w:rPr>
-              <w:t xml:space="preserve">1. El usuario accede a la sección "Mis Planes". 2. El sistema consulta el </w:t>
-            </w:r>
-            <w:proofErr w:type="spellStart"/>
+              <w:t xml:space="preserve">1. El usuario accede a la sección "Mis Planes". 2. El sistema consulta el endpoint /plans/tasks/{id}. 3. Se muestra el estado actual de la tarea: </w:t>
+            </w:r>
             <w:r>
               <w:rPr>
                 <w:rFonts w:ascii="Segoe UI" w:eastAsia="Times New Roman" w:hAnsi="Segoe UI" w:cs="Segoe UI"/>
@@ -15111,99 +12525,8 @@
                 <w:lang w:eastAsia="es-CL"/>
                 <w14:ligatures w14:val="none"/>
               </w:rPr>
-              <w:t>endpoint</w:t>
-            </w:r>
-            <w:proofErr w:type="spellEnd"/>
-            <w:r>
-              <w:rPr>
-                <w:rFonts w:ascii="Segoe UI" w:eastAsia="Times New Roman" w:hAnsi="Segoe UI" w:cs="Segoe UI"/>
-                <w:color w:val="0F1115"/>
-                <w:kern w:val="0"/>
-                <w:sz w:val="18"/>
-                <w:szCs w:val="18"/>
-                <w:lang w:eastAsia="es-CL"/>
-                <w14:ligatures w14:val="none"/>
-              </w:rPr>
-              <w:t xml:space="preserve"> /</w:t>
-            </w:r>
-            <w:proofErr w:type="spellStart"/>
-            <w:r>
-              <w:rPr>
-                <w:rFonts w:ascii="Segoe UI" w:eastAsia="Times New Roman" w:hAnsi="Segoe UI" w:cs="Segoe UI"/>
-                <w:color w:val="0F1115"/>
-                <w:kern w:val="0"/>
-                <w:sz w:val="18"/>
-                <w:szCs w:val="18"/>
-                <w:lang w:eastAsia="es-CL"/>
-                <w14:ligatures w14:val="none"/>
-              </w:rPr>
-              <w:t>plans</w:t>
-            </w:r>
-            <w:proofErr w:type="spellEnd"/>
-            <w:r>
-              <w:rPr>
-                <w:rFonts w:ascii="Segoe UI" w:eastAsia="Times New Roman" w:hAnsi="Segoe UI" w:cs="Segoe UI"/>
-                <w:color w:val="0F1115"/>
-                <w:kern w:val="0"/>
-                <w:sz w:val="18"/>
-                <w:szCs w:val="18"/>
-                <w:lang w:eastAsia="es-CL"/>
-                <w14:ligatures w14:val="none"/>
-              </w:rPr>
-              <w:t>/</w:t>
-            </w:r>
-            <w:proofErr w:type="spellStart"/>
-            <w:r>
-              <w:rPr>
-                <w:rFonts w:ascii="Segoe UI" w:eastAsia="Times New Roman" w:hAnsi="Segoe UI" w:cs="Segoe UI"/>
-                <w:color w:val="0F1115"/>
-                <w:kern w:val="0"/>
-                <w:sz w:val="18"/>
-                <w:szCs w:val="18"/>
-                <w:lang w:eastAsia="es-CL"/>
-                <w14:ligatures w14:val="none"/>
-              </w:rPr>
-              <w:t>tasks</w:t>
-            </w:r>
-            <w:proofErr w:type="spellEnd"/>
-            <w:r>
-              <w:rPr>
-                <w:rFonts w:ascii="Segoe UI" w:eastAsia="Times New Roman" w:hAnsi="Segoe UI" w:cs="Segoe UI"/>
-                <w:color w:val="0F1115"/>
-                <w:kern w:val="0"/>
-                <w:sz w:val="18"/>
-                <w:szCs w:val="18"/>
-                <w:lang w:eastAsia="es-CL"/>
-                <w14:ligatures w14:val="none"/>
-              </w:rPr>
-              <w:t xml:space="preserve">/{id}. 3. Se muestra el estado actual de la tarea: </w:t>
-            </w:r>
-            <w:proofErr w:type="spellStart"/>
-            <w:r>
-              <w:rPr>
-                <w:rFonts w:ascii="Segoe UI" w:eastAsia="Times New Roman" w:hAnsi="Segoe UI" w:cs="Segoe UI"/>
-                <w:color w:val="0F1115"/>
-                <w:kern w:val="0"/>
-                <w:sz w:val="18"/>
-                <w:szCs w:val="18"/>
-                <w:lang w:eastAsia="es-CL"/>
-                <w14:ligatures w14:val="none"/>
-              </w:rPr>
               <w:lastRenderedPageBreak/>
-              <w:t>queued</w:t>
-            </w:r>
-            <w:proofErr w:type="spellEnd"/>
-            <w:r>
-              <w:rPr>
-                <w:rFonts w:ascii="Segoe UI" w:eastAsia="Times New Roman" w:hAnsi="Segoe UI" w:cs="Segoe UI"/>
-                <w:color w:val="0F1115"/>
-                <w:kern w:val="0"/>
-                <w:sz w:val="18"/>
-                <w:szCs w:val="18"/>
-                <w:lang w:eastAsia="es-CL"/>
-                <w14:ligatures w14:val="none"/>
-              </w:rPr>
-              <w:t>, running, done o error. 4. Cuando finaliza, el usuario puede abrir el plan generado.</w:t>
+              <w:t>queued, running, done o error. 4. Cuando finaliza, el usuario puede abrir el plan generado.</w:t>
             </w:r>
           </w:p>
         </w:tc>
@@ -15581,59 +12904,7 @@
                 <w:lang w:eastAsia="es-CL"/>
                 <w14:ligatures w14:val="none"/>
               </w:rPr>
-              <w:t xml:space="preserve">- Si el usuario no tiene conexión, la </w:t>
-            </w:r>
-            <w:proofErr w:type="gramStart"/>
-            <w:r>
-              <w:rPr>
-                <w:rFonts w:ascii="Segoe UI" w:eastAsia="Times New Roman" w:hAnsi="Segoe UI" w:cs="Segoe UI"/>
-                <w:color w:val="0F1115"/>
-                <w:kern w:val="0"/>
-                <w:sz w:val="18"/>
-                <w:szCs w:val="18"/>
-                <w:lang w:eastAsia="es-CL"/>
-                <w14:ligatures w14:val="none"/>
-              </w:rPr>
-              <w:t>app</w:t>
-            </w:r>
-            <w:proofErr w:type="gramEnd"/>
-            <w:r>
-              <w:rPr>
-                <w:rFonts w:ascii="Segoe UI" w:eastAsia="Times New Roman" w:hAnsi="Segoe UI" w:cs="Segoe UI"/>
-                <w:color w:val="0F1115"/>
-                <w:kern w:val="0"/>
-                <w:sz w:val="18"/>
-                <w:szCs w:val="18"/>
-                <w:lang w:eastAsia="es-CL"/>
-                <w14:ligatures w14:val="none"/>
-              </w:rPr>
-              <w:t xml:space="preserve"> almacena los datos en SQLite. - Cuando se restablece la conexión, la </w:t>
-            </w:r>
-            <w:proofErr w:type="gramStart"/>
-            <w:r>
-              <w:rPr>
-                <w:rFonts w:ascii="Segoe UI" w:eastAsia="Times New Roman" w:hAnsi="Segoe UI" w:cs="Segoe UI"/>
-                <w:color w:val="0F1115"/>
-                <w:kern w:val="0"/>
-                <w:sz w:val="18"/>
-                <w:szCs w:val="18"/>
-                <w:lang w:eastAsia="es-CL"/>
-                <w14:ligatures w14:val="none"/>
-              </w:rPr>
-              <w:t>app</w:t>
-            </w:r>
-            <w:proofErr w:type="gramEnd"/>
-            <w:r>
-              <w:rPr>
-                <w:rFonts w:ascii="Segoe UI" w:eastAsia="Times New Roman" w:hAnsi="Segoe UI" w:cs="Segoe UI"/>
-                <w:color w:val="0F1115"/>
-                <w:kern w:val="0"/>
-                <w:sz w:val="18"/>
-                <w:szCs w:val="18"/>
-                <w:lang w:eastAsia="es-CL"/>
-                <w14:ligatures w14:val="none"/>
-              </w:rPr>
-              <w:t xml:space="preserve"> sincroniza con la API.</w:t>
+              <w:t>- Si el usuario no tiene conexión, la app almacena los datos en SQLite. - Cuando se restablece la conexión, la app sincroniza con la API.</w:t>
             </w:r>
           </w:p>
         </w:tc>
@@ -15928,33 +13199,7 @@
                 <w:lang w:eastAsia="es-CL"/>
                 <w14:ligatures w14:val="none"/>
               </w:rPr>
-              <w:t xml:space="preserve">1. El usuario selecciona "Historial". 2. La </w:t>
-            </w:r>
-            <w:proofErr w:type="gramStart"/>
-            <w:r>
-              <w:rPr>
-                <w:rFonts w:ascii="Segoe UI" w:eastAsia="Times New Roman" w:hAnsi="Segoe UI" w:cs="Segoe UI"/>
-                <w:color w:val="0F1115"/>
-                <w:kern w:val="0"/>
-                <w:sz w:val="18"/>
-                <w:szCs w:val="18"/>
-                <w:lang w:eastAsia="es-CL"/>
-                <w14:ligatures w14:val="none"/>
-              </w:rPr>
-              <w:t>app</w:t>
-            </w:r>
-            <w:proofErr w:type="gramEnd"/>
-            <w:r>
-              <w:rPr>
-                <w:rFonts w:ascii="Segoe UI" w:eastAsia="Times New Roman" w:hAnsi="Segoe UI" w:cs="Segoe UI"/>
-                <w:color w:val="0F1115"/>
-                <w:kern w:val="0"/>
-                <w:sz w:val="18"/>
-                <w:szCs w:val="18"/>
-                <w:lang w:eastAsia="es-CL"/>
-                <w14:ligatures w14:val="none"/>
-              </w:rPr>
-              <w:t xml:space="preserve"> consulta la API con parámetros de filtrado. 3. El sistema devuelve una lista ordenada por fecha. 4. El usuario puede ver totales semanales y detalles individuales.</w:t>
+              <w:t>1. El usuario selecciona "Historial". 2. La app consulta la API con parámetros de filtrado. 3. El sistema devuelve una lista ordenada por fecha. 4. El usuario puede ver totales semanales y detalles individuales.</w:t>
             </w:r>
           </w:p>
         </w:tc>
@@ -16317,85 +13562,7 @@
                 <w14:ligatures w14:val="none"/>
               </w:rPr>
               <w:lastRenderedPageBreak/>
-              <w:t xml:space="preserve">2. La </w:t>
-            </w:r>
-            <w:proofErr w:type="gramStart"/>
-            <w:r>
-              <w:rPr>
-                <w:rFonts w:ascii="Segoe UI" w:eastAsia="Times New Roman" w:hAnsi="Segoe UI" w:cs="Segoe UI"/>
-                <w:color w:val="0F1115"/>
-                <w:kern w:val="0"/>
-                <w:sz w:val="18"/>
-                <w:szCs w:val="18"/>
-                <w:lang w:eastAsia="es-CL"/>
-                <w14:ligatures w14:val="none"/>
-              </w:rPr>
-              <w:t>app</w:t>
-            </w:r>
-            <w:proofErr w:type="gramEnd"/>
-            <w:r>
-              <w:rPr>
-                <w:rFonts w:ascii="Segoe UI" w:eastAsia="Times New Roman" w:hAnsi="Segoe UI" w:cs="Segoe UI"/>
-                <w:color w:val="0F1115"/>
-                <w:kern w:val="0"/>
-                <w:sz w:val="18"/>
-                <w:szCs w:val="18"/>
-                <w:lang w:eastAsia="es-CL"/>
-                <w14:ligatures w14:val="none"/>
-              </w:rPr>
-              <w:t xml:space="preserve"> obtiene los datos desde la API o cache local. 3. Se renderizan los gráficos con </w:t>
-            </w:r>
-            <w:proofErr w:type="spellStart"/>
-            <w:r>
-              <w:rPr>
-                <w:rFonts w:ascii="Segoe UI" w:eastAsia="Times New Roman" w:hAnsi="Segoe UI" w:cs="Segoe UI"/>
-                <w:color w:val="0F1115"/>
-                <w:kern w:val="0"/>
-                <w:sz w:val="18"/>
-                <w:szCs w:val="18"/>
-                <w:lang w:eastAsia="es-CL"/>
-                <w14:ligatures w14:val="none"/>
-              </w:rPr>
-              <w:t>react</w:t>
-            </w:r>
-            <w:proofErr w:type="spellEnd"/>
-            <w:r>
-              <w:rPr>
-                <w:rFonts w:ascii="Segoe UI" w:eastAsia="Times New Roman" w:hAnsi="Segoe UI" w:cs="Segoe UI"/>
-                <w:color w:val="0F1115"/>
-                <w:kern w:val="0"/>
-                <w:sz w:val="18"/>
-                <w:szCs w:val="18"/>
-                <w:lang w:eastAsia="es-CL"/>
-                <w14:ligatures w14:val="none"/>
-              </w:rPr>
-              <w:t>-native-</w:t>
-            </w:r>
-            <w:proofErr w:type="spellStart"/>
-            <w:r>
-              <w:rPr>
-                <w:rFonts w:ascii="Segoe UI" w:eastAsia="Times New Roman" w:hAnsi="Segoe UI" w:cs="Segoe UI"/>
-                <w:color w:val="0F1115"/>
-                <w:kern w:val="0"/>
-                <w:sz w:val="18"/>
-                <w:szCs w:val="18"/>
-                <w:lang w:eastAsia="es-CL"/>
-                <w14:ligatures w14:val="none"/>
-              </w:rPr>
-              <w:t>svg</w:t>
-            </w:r>
-            <w:proofErr w:type="spellEnd"/>
-            <w:r>
-              <w:rPr>
-                <w:rFonts w:ascii="Segoe UI" w:eastAsia="Times New Roman" w:hAnsi="Segoe UI" w:cs="Segoe UI"/>
-                <w:color w:val="0F1115"/>
-                <w:kern w:val="0"/>
-                <w:sz w:val="18"/>
-                <w:szCs w:val="18"/>
-                <w:lang w:eastAsia="es-CL"/>
-                <w14:ligatures w14:val="none"/>
-              </w:rPr>
-              <w:t>. 4. El usuario puede alternar entre vistas diaria, semanal y mensual.</w:t>
+              <w:t>2. La app obtiene los datos desde la API o cache local. 3. Se renderizan los gráficos con react-native-svg. 4. El usuario puede alternar entre vistas diaria, semanal y mensual.</w:t>
             </w:r>
           </w:p>
         </w:tc>
@@ -16540,6 +13707,7 @@
                 <w:lang w:eastAsia="es-CL"/>
                 <w14:ligatures w14:val="none"/>
               </w:rPr>
+              <w:lastRenderedPageBreak/>
               <w:t>CU-11</w:t>
             </w:r>
           </w:p>
@@ -16745,73 +13913,7 @@
                 <w:lang w:eastAsia="es-CL"/>
                 <w14:ligatures w14:val="none"/>
               </w:rPr>
-              <w:t xml:space="preserve">1. El sistema detecta la finalización de una tarea. 2. Se genera una notificación </w:t>
-            </w:r>
-            <w:proofErr w:type="spellStart"/>
-            <w:r>
-              <w:rPr>
-                <w:rFonts w:ascii="Segoe UI" w:eastAsia="Times New Roman" w:hAnsi="Segoe UI" w:cs="Segoe UI"/>
-                <w:color w:val="0F1115"/>
-                <w:kern w:val="0"/>
-                <w:sz w:val="18"/>
-                <w:szCs w:val="18"/>
-                <w:lang w:eastAsia="es-CL"/>
-                <w14:ligatures w14:val="none"/>
-              </w:rPr>
-              <w:t>push</w:t>
-            </w:r>
-            <w:proofErr w:type="spellEnd"/>
-            <w:r>
-              <w:rPr>
-                <w:rFonts w:ascii="Segoe UI" w:eastAsia="Times New Roman" w:hAnsi="Segoe UI" w:cs="Segoe UI"/>
-                <w:color w:val="0F1115"/>
-                <w:kern w:val="0"/>
-                <w:sz w:val="18"/>
-                <w:szCs w:val="18"/>
-                <w:lang w:eastAsia="es-CL"/>
-                <w14:ligatures w14:val="none"/>
-              </w:rPr>
-              <w:t xml:space="preserve"> o </w:t>
-            </w:r>
-            <w:proofErr w:type="spellStart"/>
-            <w:r>
-              <w:rPr>
-                <w:rFonts w:ascii="Segoe UI" w:eastAsia="Times New Roman" w:hAnsi="Segoe UI" w:cs="Segoe UI"/>
-                <w:color w:val="0F1115"/>
-                <w:kern w:val="0"/>
-                <w:sz w:val="18"/>
-                <w:szCs w:val="18"/>
-                <w:lang w:eastAsia="es-CL"/>
-                <w14:ligatures w14:val="none"/>
-              </w:rPr>
-              <w:t>in-</w:t>
-            </w:r>
-            <w:proofErr w:type="gramStart"/>
-            <w:r>
-              <w:rPr>
-                <w:rFonts w:ascii="Segoe UI" w:eastAsia="Times New Roman" w:hAnsi="Segoe UI" w:cs="Segoe UI"/>
-                <w:color w:val="0F1115"/>
-                <w:kern w:val="0"/>
-                <w:sz w:val="18"/>
-                <w:szCs w:val="18"/>
-                <w:lang w:eastAsia="es-CL"/>
-                <w14:ligatures w14:val="none"/>
-              </w:rPr>
-              <w:t>app</w:t>
-            </w:r>
-            <w:proofErr w:type="spellEnd"/>
-            <w:proofErr w:type="gramEnd"/>
-            <w:r>
-              <w:rPr>
-                <w:rFonts w:ascii="Segoe UI" w:eastAsia="Times New Roman" w:hAnsi="Segoe UI" w:cs="Segoe UI"/>
-                <w:color w:val="0F1115"/>
-                <w:kern w:val="0"/>
-                <w:sz w:val="18"/>
-                <w:szCs w:val="18"/>
-                <w:lang w:eastAsia="es-CL"/>
-                <w14:ligatures w14:val="none"/>
-              </w:rPr>
-              <w:t>. 3. El usuario la recibe y accede directamente al nuevo plan.</w:t>
+              <w:t>1. El sistema detecta la finalización de una tarea. 2. Se genera una notificación push o in-app. 3. El usuario la recibe y accede directamente al nuevo plan.</w:t>
             </w:r>
           </w:p>
         </w:tc>
@@ -16852,33 +13954,7 @@
                 <w:lang w:eastAsia="es-CL"/>
                 <w14:ligatures w14:val="none"/>
               </w:rPr>
-              <w:t xml:space="preserve">- Si las notificaciones están desactivadas, se muestra un aviso dentro de la </w:t>
-            </w:r>
-            <w:proofErr w:type="gramStart"/>
-            <w:r>
-              <w:rPr>
-                <w:rFonts w:ascii="Segoe UI" w:eastAsia="Times New Roman" w:hAnsi="Segoe UI" w:cs="Segoe UI"/>
-                <w:color w:val="0F1115"/>
-                <w:kern w:val="0"/>
-                <w:sz w:val="18"/>
-                <w:szCs w:val="18"/>
-                <w:lang w:eastAsia="es-CL"/>
-                <w14:ligatures w14:val="none"/>
-              </w:rPr>
-              <w:t>app</w:t>
-            </w:r>
-            <w:proofErr w:type="gramEnd"/>
-            <w:r>
-              <w:rPr>
-                <w:rFonts w:ascii="Segoe UI" w:eastAsia="Times New Roman" w:hAnsi="Segoe UI" w:cs="Segoe UI"/>
-                <w:color w:val="0F1115"/>
-                <w:kern w:val="0"/>
-                <w:sz w:val="18"/>
-                <w:szCs w:val="18"/>
-                <w:lang w:eastAsia="es-CL"/>
-                <w14:ligatures w14:val="none"/>
-              </w:rPr>
-              <w:t>.</w:t>
+              <w:t>- Si las notificaciones están desactivadas, se muestra un aviso dentro de la app.</w:t>
             </w:r>
           </w:p>
         </w:tc>
@@ -16933,13 +14009,8 @@
     </w:p>
     <w:p/>
     <w:p>
-      <w:proofErr w:type="spellStart"/>
-      <w:r>
-        <w:t>SmartSwim</w:t>
-      </w:r>
-      <w:proofErr w:type="spellEnd"/>
-      <w:r>
-        <w:t xml:space="preserve"> demuestra viabilidad técnica, económica y operacional como solución innovadora en el mercado de tecnología deportiva. El proyecto no solo aborda una problemática real en la natación chilena, sino que establece las bases para futuras expansiones en el sector deportivo-tecnológico latinoamericano.</w:t>
+      <w:r>
+        <w:t>SmartSwim demuestra viabilidad técnica, económica y operacional como solución innovadora en el mercado de tecnología deportiva. El proyecto no solo aborda una problemática real en la natación chilena, sino que establece las bases para futuras expansiones en el sector deportivo-tecnológico latinoamericano.</w:t>
       </w:r>
     </w:p>
     <w:p/>
@@ -16987,15 +14058,7 @@
     </w:p>
     <w:p>
       <w:r>
-        <w:t xml:space="preserve">- La metodología </w:t>
-      </w:r>
-      <w:proofErr w:type="spellStart"/>
-      <w:r>
-        <w:t>Scrumban</w:t>
-      </w:r>
-      <w:proofErr w:type="spellEnd"/>
-      <w:r>
-        <w:t xml:space="preserve"> es efectiva para proyectos con componentes emergentes</w:t>
+        <w:t>- La metodología Scrumban es efectiva para proyectos con componentes emergentes</w:t>
       </w:r>
     </w:p>
     <w:p>
@@ -17005,15 +14068,7 @@
     </w:p>
     <w:p>
       <w:r>
-        <w:t xml:space="preserve">- El enfoque </w:t>
-      </w:r>
-      <w:proofErr w:type="spellStart"/>
-      <w:r>
-        <w:t>on</w:t>
-      </w:r>
-      <w:proofErr w:type="spellEnd"/>
-      <w:r>
-        <w:t>-premise ofrece ventajas competitivas en privacidad, pero desafíos en escalabilidad</w:t>
+        <w:t>- El enfoque on-premise ofrece ventajas competitivas en privacidad, pero desafíos en escalabilidad</w:t>
       </w:r>
     </w:p>
     <w:p/>
@@ -17029,23 +14084,7 @@
     </w:p>
     <w:p>
       <w:r>
-        <w:t xml:space="preserve">- Integración con </w:t>
-      </w:r>
-      <w:proofErr w:type="gramStart"/>
-      <w:r>
-        <w:t>wearables</w:t>
-      </w:r>
-      <w:proofErr w:type="gramEnd"/>
-      <w:r>
-        <w:t xml:space="preserve"> y dispositivos </w:t>
-      </w:r>
-      <w:proofErr w:type="spellStart"/>
-      <w:r>
-        <w:t>IoT</w:t>
-      </w:r>
-      <w:proofErr w:type="spellEnd"/>
-      <w:r>
-        <w:t xml:space="preserve"> deportivos</w:t>
+        <w:t>- Integración con wearables y dispositivos IoT deportivos</w:t>
       </w:r>
     </w:p>
     <w:p>
@@ -17067,62 +14106,22 @@
     <w:p/>
     <w:p>
       <w:r>
-        <w:t xml:space="preserve">1. Documentación oficial </w:t>
-      </w:r>
-      <w:proofErr w:type="spellStart"/>
-      <w:r>
-        <w:t>React</w:t>
-      </w:r>
-      <w:proofErr w:type="spellEnd"/>
-      <w:r>
-        <w:t xml:space="preserve"> Native - https://reactnative.dev/</w:t>
-      </w:r>
-    </w:p>
-    <w:p>
-      <w:r>
-        <w:t xml:space="preserve">2. Documentación </w:t>
-      </w:r>
-      <w:proofErr w:type="spellStart"/>
-      <w:r>
-        <w:t>FastAPI</w:t>
-      </w:r>
-      <w:proofErr w:type="spellEnd"/>
-      <w:r>
-        <w:t xml:space="preserve"> - https://fastapi.tiangolo.com/</w:t>
-      </w:r>
-    </w:p>
-    <w:p>
-      <w:r>
-        <w:t xml:space="preserve">3. PostgreSQL </w:t>
-      </w:r>
-      <w:proofErr w:type="spellStart"/>
-      <w:r>
-        <w:t>Documentation</w:t>
-      </w:r>
-      <w:proofErr w:type="spellEnd"/>
-      <w:r>
-        <w:t xml:space="preserve"> - https://www.postgresql.org/docs/</w:t>
-      </w:r>
-    </w:p>
-    <w:p>
-      <w:r>
-        <w:t xml:space="preserve">4. </w:t>
-      </w:r>
-      <w:proofErr w:type="spellStart"/>
-      <w:r>
-        <w:t>Ollama</w:t>
-      </w:r>
-      <w:proofErr w:type="spellEnd"/>
-      <w:r>
-        <w:t xml:space="preserve"> GitHub </w:t>
-      </w:r>
-      <w:proofErr w:type="spellStart"/>
-      <w:r>
-        <w:t>Repository</w:t>
-      </w:r>
-      <w:proofErr w:type="spellEnd"/>
-      <w:r>
-        <w:t xml:space="preserve"> - https://github.com/jmorganca/ollama</w:t>
+        <w:t>1. Documentación oficial React Native - https://reactnative.dev/</w:t>
+      </w:r>
+    </w:p>
+    <w:p>
+      <w:r>
+        <w:t>2. Documentación FastAPI - https://fastapi.tiangolo.com/</w:t>
+      </w:r>
+    </w:p>
+    <w:p>
+      <w:r>
+        <w:t>3. PostgreSQL Documentation - https://www.postgresql.org/docs/</w:t>
+      </w:r>
+    </w:p>
+    <w:p>
+      <w:r>
+        <w:t>4.  GitHub Repository - https://github.com/jmorganca/</w:t>
       </w:r>
     </w:p>
     <w:p>
@@ -17142,7 +14141,13 @@
     </w:p>
     <w:p>
       <w:r>
-        <w:t>8. Referencias técnicas modelo Gemma3 - https://ai.google.dev/gemma</w:t>
+        <w:t xml:space="preserve">8. Referencias técnicas modelo </w:t>
+      </w:r>
+      <w:r>
+        <w:t>Gemini-2.5-flash</w:t>
+      </w:r>
+      <w:r>
+        <w:t xml:space="preserve"> - https://ai.google.dev/gemma</w:t>
       </w:r>
     </w:p>
     <w:p>
@@ -17613,15 +14618,7 @@
     </w:p>
     <w:p>
       <w:r>
-        <w:t xml:space="preserve">- Reportes de </w:t>
-      </w:r>
-      <w:proofErr w:type="spellStart"/>
-      <w:r>
-        <w:t>testing</w:t>
-      </w:r>
-      <w:proofErr w:type="spellEnd"/>
-      <w:r>
-        <w:t xml:space="preserve"> y validación</w:t>
+        <w:t>- Reportes de testing y validación</w:t>
       </w:r>
     </w:p>
     <w:p>
@@ -18936,23 +15933,13 @@
                 <w:szCs w:val="18"/>
               </w:rPr>
             </w:pPr>
-            <w:proofErr w:type="spellStart"/>
             <w:r>
               <w:rPr>
                 <w:i/>
                 <w:sz w:val="18"/>
                 <w:szCs w:val="18"/>
               </w:rPr>
-              <w:t>Backend</w:t>
-            </w:r>
-            <w:proofErr w:type="spellEnd"/>
-            <w:r>
-              <w:rPr>
-                <w:i/>
-                <w:sz w:val="18"/>
-                <w:szCs w:val="18"/>
-              </w:rPr>
-              <w:t xml:space="preserve"> básico con autenticación (API + base de datos).</w:t>
+              <w:t>Backend básico con autenticación (API + base de datos).</w:t>
             </w:r>
           </w:p>
         </w:tc>
@@ -19268,23 +16255,13 @@
                 <w:szCs w:val="18"/>
               </w:rPr>
             </w:pPr>
-            <w:proofErr w:type="spellStart"/>
             <w:r>
               <w:rPr>
                 <w:i/>
                 <w:sz w:val="18"/>
                 <w:szCs w:val="18"/>
               </w:rPr>
-              <w:t>Frontend</w:t>
-            </w:r>
-            <w:proofErr w:type="spellEnd"/>
-            <w:r>
-              <w:rPr>
-                <w:i/>
-                <w:sz w:val="18"/>
-                <w:szCs w:val="18"/>
-              </w:rPr>
-              <w:t xml:space="preserve"> con navegación y gestión de metas.</w:t>
+              <w:t>Frontend con navegación y gestión de metas.</w:t>
             </w:r>
           </w:p>
         </w:tc>
@@ -20251,43 +17228,7 @@
                 <w:sz w:val="18"/>
                 <w:szCs w:val="18"/>
               </w:rPr>
-              <w:t>Ensamblaje de componentes (</w:t>
-            </w:r>
-            <w:proofErr w:type="spellStart"/>
-            <w:r>
-              <w:rPr>
-                <w:i/>
-                <w:sz w:val="18"/>
-                <w:szCs w:val="18"/>
-              </w:rPr>
-              <w:t>frontend</w:t>
-            </w:r>
-            <w:proofErr w:type="spellEnd"/>
-            <w:r>
-              <w:rPr>
-                <w:i/>
-                <w:sz w:val="18"/>
-                <w:szCs w:val="18"/>
-              </w:rPr>
-              <w:t xml:space="preserve"> + </w:t>
-            </w:r>
-            <w:proofErr w:type="spellStart"/>
-            <w:r>
-              <w:rPr>
-                <w:i/>
-                <w:sz w:val="18"/>
-                <w:szCs w:val="18"/>
-              </w:rPr>
-              <w:t>backend</w:t>
-            </w:r>
-            <w:proofErr w:type="spellEnd"/>
-            <w:r>
-              <w:rPr>
-                <w:i/>
-                <w:sz w:val="18"/>
-                <w:szCs w:val="18"/>
-              </w:rPr>
-              <w:t xml:space="preserve"> + IA).</w:t>
+              <w:t>Ensamblaje de componentes (frontend + backend + IA).</w:t>
             </w:r>
           </w:p>
         </w:tc>
